--- a/assets/lessons/velocity-curve/unit-outline.docx
+++ b/assets/lessons/velocity-curve/unit-outline.docx
@@ -729,7 +729,7 @@
             </w:pPr>
             <w:r>
               <w:rPr>
-                <w:rFonts w:ascii="Arial" w:hAnsi="Arial"/>
+                <w:rFonts w:ascii="Arial" w:hAnsi="Arial" w:cs="Arial" w:eastAsia="Arial"/>
                 <w:b/>
                 <w:color w:val="FFFFFF"/>
                 <w:sz w:val="20"/>
@@ -755,7 +755,7 @@
             </w:pPr>
             <w:r>
               <w:rPr>
-                <w:rFonts w:ascii="Arial" w:hAnsi="Arial"/>
+                <w:rFonts w:ascii="Arial" w:hAnsi="Arial" w:cs="Arial" w:eastAsia="Arial"/>
                 <w:b/>
                 <w:color w:val="FFFFFF"/>
                 <w:sz w:val="20"/>
@@ -781,7 +781,7 @@
             </w:pPr>
             <w:r>
               <w:rPr>
-                <w:rFonts w:ascii="Arial" w:hAnsi="Arial"/>
+                <w:rFonts w:ascii="Arial" w:hAnsi="Arial" w:cs="Arial" w:eastAsia="Arial"/>
                 <w:b/>
                 <w:color w:val="FFFFFF"/>
                 <w:sz w:val="20"/>
@@ -807,7 +807,7 @@
             </w:pPr>
             <w:r>
               <w:rPr>
-                <w:rFonts w:ascii="Arial" w:hAnsi="Arial"/>
+                <w:rFonts w:ascii="Arial" w:hAnsi="Arial" w:cs="Arial" w:eastAsia="Arial"/>
                 <w:b/>
                 <w:color w:val="FFFFFF"/>
                 <w:sz w:val="20"/>
@@ -833,7 +833,7 @@
             </w:pPr>
             <w:r>
               <w:rPr>
-                <w:rFonts w:ascii="Arial" w:hAnsi="Arial"/>
+                <w:rFonts w:ascii="Arial" w:hAnsi="Arial" w:cs="Arial" w:eastAsia="Arial"/>
                 <w:b/>
                 <w:color w:val="FFFFFF"/>
                 <w:sz w:val="20"/>
@@ -864,7 +864,7 @@
             </w:pPr>
             <w:r>
               <w:rPr>
-                <w:rFonts w:ascii="Arial" w:hAnsi="Arial"/>
+                <w:rFonts w:ascii="Arial" w:hAnsi="Arial" w:cs="Arial" w:eastAsia="Arial"/>
                 <w:sz w:val="20"/>
               </w:rPr>
               <w:t>1. Horn Telescope</w:t>
@@ -889,7 +889,7 @@
             </w:pPr>
             <w:r>
               <w:rPr>
-                <w:rFonts w:ascii="Arial" w:hAnsi="Arial"/>
+                <w:rFonts w:ascii="Arial" w:hAnsi="Arial" w:cs="Arial" w:eastAsia="Arial"/>
                 <w:sz w:val="20"/>
               </w:rPr>
               <w:t>• Exposure to operation &amp;</w:t>
@@ -916,7 +916,7 @@
             </w:pPr>
             <w:r>
               <w:rPr>
-                <w:rFonts w:ascii="Arial" w:hAnsi="Arial"/>
+                <w:rFonts w:ascii="Arial" w:hAnsi="Arial" w:cs="Arial" w:eastAsia="Arial"/>
                 <w:sz w:val="20"/>
               </w:rPr>
               <w:t>• Students make</w:t>
@@ -943,7 +943,7 @@
             </w:pPr>
             <w:r>
               <w:rPr>
-                <w:rFonts w:ascii="Arial" w:hAnsi="Arial"/>
+                <w:rFonts w:ascii="Arial" w:hAnsi="Arial" w:cs="Arial" w:eastAsia="Arial"/>
                 <w:sz w:val="20"/>
               </w:rPr>
               <w:t>• Observations</w:t>
@@ -972,7 +972,7 @@
             </w:pPr>
             <w:r>
               <w:rPr>
-                <w:rFonts w:ascii="Arial" w:hAnsi="Arial"/>
+                <w:rFonts w:ascii="Arial" w:hAnsi="Arial" w:cs="Arial" w:eastAsia="Arial"/>
                 <w:sz w:val="20"/>
               </w:rPr>
               <w:t>• Student work</w:t>
@@ -1005,7 +1005,7 @@
             </w:pPr>
             <w:r>
               <w:rPr>
-                <w:rFonts w:ascii="Arial" w:hAnsi="Arial"/>
+                <w:rFonts w:ascii="Arial" w:hAnsi="Arial" w:cs="Arial" w:eastAsia="Arial"/>
                 <w:sz w:val="20"/>
               </w:rPr>
               <w:t>2. Electromagnetic</w:t>
@@ -1030,7 +1030,7 @@
             </w:pPr>
             <w:r>
               <w:rPr>
-                <w:rFonts w:ascii="Arial" w:hAnsi="Arial"/>
+                <w:rFonts w:ascii="Arial" w:hAnsi="Arial" w:cs="Arial" w:eastAsia="Arial"/>
                 <w:sz w:val="20"/>
               </w:rPr>
               <w:t>• Waves</w:t>
@@ -1057,7 +1057,7 @@
             </w:pPr>
             <w:r>
               <w:rPr>
-                <w:rFonts w:ascii="Arial" w:hAnsi="Arial"/>
+                <w:rFonts w:ascii="Arial" w:hAnsi="Arial" w:cs="Arial" w:eastAsia="Arial"/>
                 <w:sz w:val="20"/>
               </w:rPr>
               <w:t>• Reading</w:t>
@@ -1082,7 +1082,7 @@
             </w:pPr>
             <w:r>
               <w:rPr>
-                <w:rFonts w:ascii="Arial" w:hAnsi="Arial"/>
+                <w:rFonts w:ascii="Arial" w:hAnsi="Arial" w:cs="Arial" w:eastAsia="Arial"/>
                 <w:sz w:val="20"/>
               </w:rPr>
               <w:t>• EM spectrum</w:t>
@@ -1105,7 +1105,7 @@
             </w:pPr>
             <w:r>
               <w:rPr>
-                <w:rFonts w:ascii="Arial" w:hAnsi="Arial"/>
+                <w:rFonts w:ascii="Arial" w:hAnsi="Arial" w:cs="Arial" w:eastAsia="Arial"/>
                 <w:sz w:val="20"/>
               </w:rPr>
               <w:t>• Exercises</w:t>
@@ -1134,7 +1134,7 @@
             </w:pPr>
             <w:r>
               <w:rPr>
-                <w:rFonts w:ascii="Arial" w:hAnsi="Arial"/>
+                <w:rFonts w:ascii="Arial" w:hAnsi="Arial" w:cs="Arial" w:eastAsia="Arial"/>
                 <w:sz w:val="20"/>
               </w:rPr>
               <w:t>3. HI Hydrogen as a</w:t>
@@ -1159,7 +1159,7 @@
             </w:pPr>
             <w:r>
               <w:rPr>
-                <w:rFonts w:ascii="Arial" w:hAnsi="Arial"/>
+                <w:rFonts w:ascii="Arial" w:hAnsi="Arial" w:cs="Arial" w:eastAsia="Arial"/>
                 <w:sz w:val="20"/>
               </w:rPr>
               <w:t>• Neutral hydrogen</w:t>
@@ -1186,7 +1186,7 @@
             </w:pPr>
             <w:r>
               <w:rPr>
-                <w:rFonts w:ascii="Arial" w:hAnsi="Arial"/>
+                <w:rFonts w:ascii="Arial" w:hAnsi="Arial" w:cs="Arial" w:eastAsia="Arial"/>
                 <w:sz w:val="20"/>
               </w:rPr>
               <w:t>• Reading</w:t>
@@ -1211,7 +1211,7 @@
             </w:pPr>
             <w:r>
               <w:rPr>
-                <w:rFonts w:ascii="Arial" w:hAnsi="Arial"/>
+                <w:rFonts w:ascii="Arial" w:hAnsi="Arial" w:cs="Arial" w:eastAsia="Arial"/>
                 <w:sz w:val="20"/>
               </w:rPr>
               <w:t>• particle spin</w:t>
@@ -1238,7 +1238,7 @@
             </w:pPr>
             <w:r>
               <w:rPr>
-                <w:rFonts w:ascii="Arial" w:hAnsi="Arial"/>
+                <w:rFonts w:ascii="Arial" w:hAnsi="Arial" w:cs="Arial" w:eastAsia="Arial"/>
                 <w:sz w:val="20"/>
               </w:rPr>
               <w:t>• Exercises</w:t>
@@ -1267,7 +1267,7 @@
             </w:pPr>
             <w:r>
               <w:rPr>
-                <w:rFonts w:ascii="Arial" w:hAnsi="Arial"/>
+                <w:rFonts w:ascii="Arial" w:hAnsi="Arial" w:cs="Arial" w:eastAsia="Arial"/>
                 <w:sz w:val="20"/>
               </w:rPr>
               <w:t>4. Galactic</w:t>
@@ -1292,7 +1292,7 @@
             </w:pPr>
             <w:r>
               <w:rPr>
-                <w:rFonts w:ascii="Arial" w:hAnsi="Arial"/>
+                <w:rFonts w:ascii="Arial" w:hAnsi="Arial" w:cs="Arial" w:eastAsia="Arial"/>
                 <w:sz w:val="20"/>
               </w:rPr>
               <w:t>• celestial coordinates</w:t>
@@ -1317,7 +1317,7 @@
             </w:pPr>
             <w:r>
               <w:rPr>
-                <w:rFonts w:ascii="Arial" w:hAnsi="Arial"/>
+                <w:rFonts w:ascii="Arial" w:hAnsi="Arial" w:cs="Arial" w:eastAsia="Arial"/>
                 <w:sz w:val="20"/>
               </w:rPr>
               <w:t>• Reading</w:t>
@@ -1344,7 +1344,7 @@
             </w:pPr>
             <w:r>
               <w:rPr>
-                <w:rFonts w:ascii="Arial" w:hAnsi="Arial"/>
+                <w:rFonts w:ascii="Arial" w:hAnsi="Arial" w:cs="Arial" w:eastAsia="Arial"/>
                 <w:sz w:val="20"/>
               </w:rPr>
               <w:t>• coordinate systems</w:t>
@@ -1369,7 +1369,7 @@
             </w:pPr>
             <w:r>
               <w:rPr>
-                <w:rFonts w:ascii="Arial" w:hAnsi="Arial"/>
+                <w:rFonts w:ascii="Arial" w:hAnsi="Arial" w:cs="Arial" w:eastAsia="Arial"/>
                 <w:sz w:val="20"/>
               </w:rPr>
               <w:t>• Student work</w:t>
@@ -1398,7 +1398,7 @@
             </w:pPr>
             <w:r>
               <w:rPr>
-                <w:rFonts w:ascii="Arial" w:hAnsi="Arial"/>
+                <w:rFonts w:ascii="Arial" w:hAnsi="Arial" w:cs="Arial" w:eastAsia="Arial"/>
                 <w:sz w:val="20"/>
               </w:rPr>
               <w:t>5. Using Stellarium</w:t>
@@ -1421,7 +1421,7 @@
             </w:pPr>
             <w:r>
               <w:rPr>
-                <w:rFonts w:ascii="Arial" w:hAnsi="Arial"/>
+                <w:rFonts w:ascii="Arial" w:hAnsi="Arial" w:cs="Arial" w:eastAsia="Arial"/>
                 <w:sz w:val="20"/>
               </w:rPr>
               <w:t>• gain familiarity with the</w:t>
@@ -1450,7 +1450,7 @@
             </w:pPr>
             <w:r>
               <w:rPr>
-                <w:rFonts w:ascii="Arial" w:hAnsi="Arial"/>
+                <w:rFonts w:ascii="Arial" w:hAnsi="Arial" w:cs="Arial" w:eastAsia="Arial"/>
                 <w:sz w:val="20"/>
               </w:rPr>
               <w:t>• Using Stellarium</w:t>
@@ -1473,7 +1473,7 @@
             </w:pPr>
             <w:r>
               <w:rPr>
-                <w:rFonts w:ascii="Arial" w:hAnsi="Arial"/>
+                <w:rFonts w:ascii="Arial" w:hAnsi="Arial" w:cs="Arial" w:eastAsia="Arial"/>
                 <w:sz w:val="20"/>
               </w:rPr>
               <w:t>• coordinate systems</w:t>
@@ -1496,7 +1496,7 @@
             </w:pPr>
             <w:r>
               <w:rPr>
-                <w:rFonts w:ascii="Arial" w:hAnsi="Arial"/>
+                <w:rFonts w:ascii="Arial" w:hAnsi="Arial" w:cs="Arial" w:eastAsia="Arial"/>
                 <w:sz w:val="20"/>
               </w:rPr>
               <w:t>• Student work</w:t>
@@ -1525,7 +1525,7 @@
             </w:pPr>
             <w:r>
               <w:rPr>
-                <w:rFonts w:ascii="Arial" w:hAnsi="Arial"/>
+                <w:rFonts w:ascii="Arial" w:hAnsi="Arial" w:cs="Arial" w:eastAsia="Arial"/>
                 <w:sz w:val="20"/>
               </w:rPr>
               <w:t>6. Galactic Plane</w:t>
@@ -1552,7 +1552,7 @@
             </w:pPr>
             <w:r>
               <w:rPr>
-                <w:rFonts w:ascii="Arial" w:hAnsi="Arial"/>
+                <w:rFonts w:ascii="Arial" w:hAnsi="Arial" w:cs="Arial" w:eastAsia="Arial"/>
                 <w:sz w:val="20"/>
               </w:rPr>
               <w:t>• collecting HI spectrum</w:t>
@@ -1589,7 +1589,7 @@
             </w:pPr>
             <w:r>
               <w:rPr>
-                <w:rFonts w:ascii="Arial" w:hAnsi="Arial"/>
+                <w:rFonts w:ascii="Arial" w:hAnsi="Arial" w:cs="Arial" w:eastAsia="Arial"/>
                 <w:sz w:val="20"/>
               </w:rPr>
               <w:t>• collecting spectrum</w:t>
@@ -1618,7 +1618,7 @@
             </w:pPr>
             <w:r>
               <w:rPr>
-                <w:rFonts w:ascii="Arial" w:hAnsi="Arial"/>
+                <w:rFonts w:ascii="Arial" w:hAnsi="Arial" w:cs="Arial" w:eastAsia="Arial"/>
                 <w:sz w:val="20"/>
               </w:rPr>
               <w:t>• How to analyze HI</w:t>
@@ -1645,7 +1645,7 @@
             </w:pPr>
             <w:r>
               <w:rPr>
-                <w:rFonts w:ascii="Arial" w:hAnsi="Arial"/>
+                <w:rFonts w:ascii="Arial" w:hAnsi="Arial" w:cs="Arial" w:eastAsia="Arial"/>
                 <w:sz w:val="20"/>
               </w:rPr>
               <w:t>• Student work</w:t>
@@ -1674,7 +1674,7 @@
             </w:pPr>
             <w:r>
               <w:rPr>
-                <w:rFonts w:ascii="Arial" w:hAnsi="Arial"/>
+                <w:rFonts w:ascii="Arial" w:hAnsi="Arial" w:cs="Arial" w:eastAsia="Arial"/>
                 <w:sz w:val="20"/>
               </w:rPr>
               <w:t>6. Galactic Plane</w:t>
@@ -1703,7 +1703,7 @@
             </w:pPr>
             <w:r>
               <w:rPr>
-                <w:rFonts w:ascii="Arial" w:hAnsi="Arial"/>
+                <w:rFonts w:ascii="Arial" w:hAnsi="Arial" w:cs="Arial" w:eastAsia="Arial"/>
                 <w:sz w:val="20"/>
               </w:rPr>
               <w:t>• Compare the results of the</w:t>
@@ -1738,7 +1738,7 @@
             </w:pPr>
             <w:r>
               <w:rPr>
-                <w:rFonts w:ascii="Arial" w:hAnsi="Arial"/>
+                <w:rFonts w:ascii="Arial" w:hAnsi="Arial" w:cs="Arial" w:eastAsia="Arial"/>
                 <w:sz w:val="20"/>
               </w:rPr>
               <w:t>• Studying the results</w:t>
@@ -1775,7 +1775,7 @@
             </w:pPr>
             <w:r>
               <w:rPr>
-                <w:rFonts w:ascii="Arial" w:hAnsi="Arial"/>
+                <w:rFonts w:ascii="Arial" w:hAnsi="Arial" w:cs="Arial" w:eastAsia="Arial"/>
                 <w:sz w:val="20"/>
               </w:rPr>
               <w:t>• Circular motion</w:t>
@@ -1802,7 +1802,7 @@
             </w:pPr>
             <w:r>
               <w:rPr>
-                <w:rFonts w:ascii="Arial" w:hAnsi="Arial"/>
+                <w:rFonts w:ascii="Arial" w:hAnsi="Arial" w:cs="Arial" w:eastAsia="Arial"/>
                 <w:sz w:val="20"/>
               </w:rPr>
               <w:t>• Student work</w:t>
@@ -1831,7 +1831,7 @@
             </w:pPr>
             <w:r>
               <w:rPr>
-                <w:rFonts w:ascii="Arial" w:hAnsi="Arial"/>
+                <w:rFonts w:ascii="Arial" w:hAnsi="Arial" w:cs="Arial" w:eastAsia="Arial"/>
                 <w:sz w:val="20"/>
               </w:rPr>
               <w:t>7. Galactic Plane</w:t>
@@ -1856,7 +1856,7 @@
             </w:pPr>
             <w:r>
               <w:rPr>
-                <w:rFonts w:ascii="Arial" w:hAnsi="Arial"/>
+                <w:rFonts w:ascii="Arial" w:hAnsi="Arial" w:cs="Arial" w:eastAsia="Arial"/>
                 <w:sz w:val="20"/>
               </w:rPr>
               <w:t>• collecting HI spectrum</w:t>
@@ -1893,7 +1893,7 @@
             </w:pPr>
             <w:r>
               <w:rPr>
-                <w:rFonts w:ascii="Arial" w:hAnsi="Arial"/>
+                <w:rFonts w:ascii="Arial" w:hAnsi="Arial" w:cs="Arial" w:eastAsia="Arial"/>
                 <w:sz w:val="20"/>
               </w:rPr>
               <w:t>• Collecting spectrum</w:t>
@@ -1934,7 +1934,7 @@
             </w:pPr>
             <w:r>
               <w:rPr>
-                <w:rFonts w:ascii="Arial" w:hAnsi="Arial"/>
+                <w:rFonts w:ascii="Arial" w:hAnsi="Arial" w:cs="Arial" w:eastAsia="Arial"/>
                 <w:sz w:val="20"/>
               </w:rPr>
               <w:t>• How to analyze HI</w:t>
@@ -1973,7 +1973,7 @@
             </w:pPr>
             <w:r>
               <w:rPr>
-                <w:rFonts w:ascii="Arial" w:hAnsi="Arial"/>
+                <w:rFonts w:ascii="Arial" w:hAnsi="Arial" w:cs="Arial" w:eastAsia="Arial"/>
                 <w:sz w:val="20"/>
               </w:rPr>
               <w:t>• Student work</w:t>
@@ -2258,7 +2258,7 @@
   <w:docDefaults>
     <w:rPrDefault>
       <w:rPr>
-        <w:rFonts w:asciiTheme="minorHAnsi" w:eastAsiaTheme="minorEastAsia" w:hAnsiTheme="minorHAnsi" w:cstheme="minorBidi"/>
+        <w:rFonts w:ascii="Arial" w:hAnsi="Arial" w:cs="Arial" w:eastAsia="Arial"/>
         <w:sz w:val="22"/>
         <w:szCs w:val="22"/>
         <w:lang w:val="en-US" w:eastAsia="en-US" w:bidi="ar-SA"/>
@@ -2417,7 +2417,7 @@
       <w:spacing w:after="120" w:line="264" w:lineRule="auto"/>
     </w:pPr>
     <w:rPr>
-      <w:rFonts w:ascii="Arial" w:hAnsi="Arial"/>
+      <w:rFonts w:ascii="Arial" w:hAnsi="Arial" w:cs="Arial" w:eastAsia="Arial"/>
       <w:b w:val="0"/>
       <w:color w:val="000000"/>
       <w:sz w:val="22"/>
@@ -2434,7 +2434,7 @@
       <w:spacing w:after="120" w:line="264" w:lineRule="auto"/>
     </w:pPr>
     <w:rPr>
-      <w:rFonts w:ascii="Arial" w:hAnsi="Arial"/>
+      <w:rFonts w:ascii="Arial" w:hAnsi="Arial" w:cs="Arial" w:eastAsia="Arial"/>
       <w:b w:val="0"/>
       <w:color w:val="000000"/>
       <w:sz w:val="18"/>
@@ -2458,7 +2458,7 @@
       <w:spacing w:after="120" w:line="264" w:lineRule="auto"/>
     </w:pPr>
     <w:rPr>
-      <w:rFonts w:ascii="Arial" w:hAnsi="Arial"/>
+      <w:rFonts w:ascii="Arial" w:hAnsi="Arial" w:cs="Arial" w:eastAsia="Arial"/>
       <w:b w:val="0"/>
       <w:color w:val="000000"/>
       <w:sz w:val="18"/>
@@ -2486,7 +2486,7 @@
       <w:outlineLvl w:val="0"/>
     </w:pPr>
     <w:rPr>
-      <w:rFonts w:asciiTheme="majorHAnsi" w:eastAsiaTheme="majorEastAsia" w:hAnsiTheme="majorHAnsi" w:cstheme="majorBidi" w:ascii="Arial" w:hAnsi="Arial"/>
+      <w:rFonts w:ascii="Arial" w:hAnsi="Arial" w:cs="Arial" w:eastAsia="Arial"/>
       <w:b/>
       <w:bCs/>
       <w:color w:val="000000"/>
@@ -2510,7 +2510,7 @@
       <w:outlineLvl w:val="1"/>
     </w:pPr>
     <w:rPr>
-      <w:rFonts w:asciiTheme="majorHAnsi" w:eastAsiaTheme="majorEastAsia" w:hAnsiTheme="majorHAnsi" w:cstheme="majorBidi" w:ascii="Arial" w:hAnsi="Arial"/>
+      <w:rFonts w:ascii="Arial" w:hAnsi="Arial" w:cs="Arial" w:eastAsia="Arial"/>
       <w:b/>
       <w:bCs/>
       <w:color w:val="000000"/>
@@ -2534,7 +2534,7 @@
       <w:outlineLvl w:val="2"/>
     </w:pPr>
     <w:rPr>
-      <w:rFonts w:asciiTheme="majorHAnsi" w:eastAsiaTheme="majorEastAsia" w:hAnsiTheme="majorHAnsi" w:cstheme="majorBidi"/>
+      <w:rFonts w:ascii="Arial" w:hAnsi="Arial" w:cs="Arial" w:eastAsia="Arial"/>
       <w:b/>
       <w:bCs/>
       <w:color w:val="4F81BD" w:themeColor="accent1"/>
@@ -2557,7 +2557,7 @@
       <w:outlineLvl w:val="3"/>
     </w:pPr>
     <w:rPr>
-      <w:rFonts w:asciiTheme="majorHAnsi" w:eastAsiaTheme="majorEastAsia" w:hAnsiTheme="majorHAnsi" w:cstheme="majorBidi"/>
+      <w:rFonts w:ascii="Arial" w:hAnsi="Arial" w:cs="Arial" w:eastAsia="Arial"/>
       <w:b/>
       <w:bCs/>
       <w:i/>
@@ -2582,7 +2582,7 @@
       <w:outlineLvl w:val="4"/>
     </w:pPr>
     <w:rPr>
-      <w:rFonts w:asciiTheme="majorHAnsi" w:eastAsiaTheme="majorEastAsia" w:hAnsiTheme="majorHAnsi" w:cstheme="majorBidi"/>
+      <w:rFonts w:ascii="Arial" w:hAnsi="Arial" w:cs="Arial" w:eastAsia="Arial"/>
       <w:color w:val="243F60" w:themeColor="accent1" w:themeShade="7F"/>
     </w:rPr>
   </w:style>
@@ -2603,7 +2603,7 @@
       <w:outlineLvl w:val="5"/>
     </w:pPr>
     <w:rPr>
-      <w:rFonts w:asciiTheme="majorHAnsi" w:eastAsiaTheme="majorEastAsia" w:hAnsiTheme="majorHAnsi" w:cstheme="majorBidi"/>
+      <w:rFonts w:ascii="Arial" w:hAnsi="Arial" w:cs="Arial" w:eastAsia="Arial"/>
       <w:i/>
       <w:iCs/>
       <w:color w:val="243F60" w:themeColor="accent1" w:themeShade="7F"/>
@@ -2626,7 +2626,7 @@
       <w:outlineLvl w:val="6"/>
     </w:pPr>
     <w:rPr>
-      <w:rFonts w:asciiTheme="majorHAnsi" w:eastAsiaTheme="majorEastAsia" w:hAnsiTheme="majorHAnsi" w:cstheme="majorBidi"/>
+      <w:rFonts w:ascii="Arial" w:hAnsi="Arial" w:cs="Arial" w:eastAsia="Arial"/>
       <w:i/>
       <w:iCs/>
       <w:color w:val="404040" w:themeColor="text1" w:themeTint="BF"/>
@@ -2649,7 +2649,7 @@
       <w:outlineLvl w:val="7"/>
     </w:pPr>
     <w:rPr>
-      <w:rFonts w:asciiTheme="majorHAnsi" w:eastAsiaTheme="majorEastAsia" w:hAnsiTheme="majorHAnsi" w:cstheme="majorBidi"/>
+      <w:rFonts w:ascii="Arial" w:hAnsi="Arial" w:cs="Arial" w:eastAsia="Arial"/>
       <w:color w:val="4F81BD" w:themeColor="accent1"/>
       <w:sz w:val="20"/>
       <w:szCs w:val="20"/>
@@ -2672,7 +2672,7 @@
       <w:outlineLvl w:val="8"/>
     </w:pPr>
     <w:rPr>
-      <w:rFonts w:asciiTheme="majorHAnsi" w:eastAsiaTheme="majorEastAsia" w:hAnsiTheme="majorHAnsi" w:cstheme="majorBidi"/>
+      <w:rFonts w:ascii="Arial" w:hAnsi="Arial" w:cs="Arial" w:eastAsia="Arial"/>
       <w:i/>
       <w:iCs/>
       <w:color w:val="404040" w:themeColor="text1" w:themeTint="BF"/>
@@ -2723,7 +2723,7 @@
     <w:uiPriority w:val="9"/>
     <w:rsid w:val="00FC693F"/>
     <w:rPr>
-      <w:rFonts w:asciiTheme="majorHAnsi" w:eastAsiaTheme="majorEastAsia" w:hAnsiTheme="majorHAnsi" w:cstheme="majorBidi"/>
+      <w:rFonts w:ascii="Arial" w:hAnsi="Arial" w:cs="Arial" w:eastAsia="Arial"/>
       <w:b/>
       <w:bCs/>
       <w:color w:val="365F91" w:themeColor="accent1" w:themeShade="BF"/>
@@ -2738,7 +2738,7 @@
     <w:uiPriority w:val="9"/>
     <w:rsid w:val="00FC693F"/>
     <w:rPr>
-      <w:rFonts w:asciiTheme="majorHAnsi" w:eastAsiaTheme="majorEastAsia" w:hAnsiTheme="majorHAnsi" w:cstheme="majorBidi"/>
+      <w:rFonts w:ascii="Arial" w:hAnsi="Arial" w:cs="Arial" w:eastAsia="Arial"/>
       <w:b/>
       <w:bCs/>
       <w:color w:val="4F81BD" w:themeColor="accent1"/>
@@ -2753,7 +2753,7 @@
     <w:uiPriority w:val="9"/>
     <w:rsid w:val="00FC693F"/>
     <w:rPr>
-      <w:rFonts w:asciiTheme="majorHAnsi" w:eastAsiaTheme="majorEastAsia" w:hAnsiTheme="majorHAnsi" w:cstheme="majorBidi"/>
+      <w:rFonts w:ascii="Arial" w:hAnsi="Arial" w:cs="Arial" w:eastAsia="Arial"/>
       <w:b/>
       <w:bCs/>
       <w:color w:val="4F81BD" w:themeColor="accent1"/>
@@ -2772,7 +2772,7 @@
       <w:contextualSpacing/>
     </w:pPr>
     <w:rPr>
-      <w:rFonts w:asciiTheme="majorHAnsi" w:eastAsiaTheme="majorEastAsia" w:hAnsiTheme="majorHAnsi" w:cstheme="majorBidi" w:ascii="Arial" w:hAnsi="Arial"/>
+      <w:rFonts w:ascii="Arial" w:hAnsi="Arial" w:cs="Arial" w:eastAsia="Arial"/>
       <w:b/>
       <w:color w:val="000000"/>
       <w:spacing w:val="5"/>
@@ -2788,7 +2788,7 @@
     <w:uiPriority w:val="10"/>
     <w:rsid w:val="00FC693F"/>
     <w:rPr>
-      <w:rFonts w:asciiTheme="majorHAnsi" w:eastAsiaTheme="majorEastAsia" w:hAnsiTheme="majorHAnsi" w:cstheme="majorBidi"/>
+      <w:rFonts w:ascii="Arial" w:hAnsi="Arial" w:cs="Arial" w:eastAsia="Arial"/>
       <w:color w:val="17365D" w:themeColor="text2" w:themeShade="BF"/>
       <w:spacing w:val="5"/>
       <w:kern w:val="28"/>
@@ -2811,7 +2811,7 @@
       <w:spacing w:after="120" w:line="264" w:lineRule="auto"/>
     </w:pPr>
     <w:rPr>
-      <w:rFonts w:asciiTheme="majorHAnsi" w:eastAsiaTheme="majorEastAsia" w:hAnsiTheme="majorHAnsi" w:cstheme="majorBidi" w:ascii="Arial" w:hAnsi="Arial"/>
+      <w:rFonts w:ascii="Arial" w:hAnsi="Arial" w:cs="Arial" w:eastAsia="Arial"/>
       <w:b w:val="0"/>
       <w:i/>
       <w:iCs/>
@@ -2828,7 +2828,7 @@
     <w:uiPriority w:val="11"/>
     <w:rsid w:val="00FC693F"/>
     <w:rPr>
-      <w:rFonts w:asciiTheme="majorHAnsi" w:eastAsiaTheme="majorEastAsia" w:hAnsiTheme="majorHAnsi" w:cstheme="majorBidi"/>
+      <w:rFonts w:ascii="Arial" w:hAnsi="Arial" w:cs="Arial" w:eastAsia="Arial"/>
       <w:i/>
       <w:iCs/>
       <w:color w:val="4F81BD" w:themeColor="accent1"/>
@@ -2957,7 +2957,7 @@
       <w:contextualSpacing/>
     </w:pPr>
     <w:rPr>
-      <w:rFonts w:ascii="Arial" w:hAnsi="Arial"/>
+      <w:rFonts w:ascii="Arial" w:hAnsi="Arial" w:cs="Arial" w:eastAsia="Arial"/>
       <w:b w:val="0"/>
       <w:color w:val="000000"/>
       <w:sz w:val="22"/>
@@ -3003,7 +3003,7 @@
       <w:contextualSpacing/>
     </w:pPr>
     <w:rPr>
-      <w:rFonts w:ascii="Arial" w:hAnsi="Arial"/>
+      <w:rFonts w:ascii="Arial" w:hAnsi="Arial" w:cs="Arial" w:eastAsia="Arial"/>
       <w:b w:val="0"/>
       <w:color w:val="000000"/>
       <w:sz w:val="22"/>
@@ -3089,7 +3089,7 @@
       </w:tabs>
     </w:pPr>
     <w:rPr>
-      <w:rFonts w:ascii="Courier" w:hAnsi="Courier"/>
+      <w:rFonts w:ascii="Arial" w:hAnsi="Arial" w:cs="Arial" w:eastAsia="Arial"/>
       <w:sz w:val="20"/>
       <w:szCs w:val="20"/>
     </w:rPr>
@@ -3101,7 +3101,7 @@
     <w:uiPriority w:val="99"/>
     <w:rsid w:val="0029639D"/>
     <w:rPr>
-      <w:rFonts w:ascii="Courier" w:hAnsi="Courier"/>
+      <w:rFonts w:ascii="Arial" w:hAnsi="Arial" w:cs="Arial" w:eastAsia="Arial"/>
       <w:sz w:val="20"/>
       <w:szCs w:val="20"/>
     </w:rPr>
@@ -3140,7 +3140,7 @@
     <w:semiHidden/>
     <w:rsid w:val="00FC693F"/>
     <w:rPr>
-      <w:rFonts w:asciiTheme="majorHAnsi" w:eastAsiaTheme="majorEastAsia" w:hAnsiTheme="majorHAnsi" w:cstheme="majorBidi"/>
+      <w:rFonts w:ascii="Arial" w:hAnsi="Arial" w:cs="Arial" w:eastAsia="Arial"/>
       <w:b/>
       <w:bCs/>
       <w:i/>
@@ -3156,7 +3156,7 @@
     <w:semiHidden/>
     <w:rsid w:val="00FC693F"/>
     <w:rPr>
-      <w:rFonts w:asciiTheme="majorHAnsi" w:eastAsiaTheme="majorEastAsia" w:hAnsiTheme="majorHAnsi" w:cstheme="majorBidi"/>
+      <w:rFonts w:ascii="Arial" w:hAnsi="Arial" w:cs="Arial" w:eastAsia="Arial"/>
       <w:color w:val="243F60" w:themeColor="accent1" w:themeShade="7F"/>
     </w:rPr>
   </w:style>
@@ -3168,7 +3168,7 @@
     <w:semiHidden/>
     <w:rsid w:val="00FC693F"/>
     <w:rPr>
-      <w:rFonts w:asciiTheme="majorHAnsi" w:eastAsiaTheme="majorEastAsia" w:hAnsiTheme="majorHAnsi" w:cstheme="majorBidi"/>
+      <w:rFonts w:ascii="Arial" w:hAnsi="Arial" w:cs="Arial" w:eastAsia="Arial"/>
       <w:i/>
       <w:iCs/>
       <w:color w:val="243F60" w:themeColor="accent1" w:themeShade="7F"/>
@@ -3182,7 +3182,7 @@
     <w:semiHidden/>
     <w:rsid w:val="00FC693F"/>
     <w:rPr>
-      <w:rFonts w:asciiTheme="majorHAnsi" w:eastAsiaTheme="majorEastAsia" w:hAnsiTheme="majorHAnsi" w:cstheme="majorBidi"/>
+      <w:rFonts w:ascii="Arial" w:hAnsi="Arial" w:cs="Arial" w:eastAsia="Arial"/>
       <w:i/>
       <w:iCs/>
       <w:color w:val="404040" w:themeColor="text1" w:themeTint="BF"/>
@@ -3196,7 +3196,7 @@
     <w:semiHidden/>
     <w:rsid w:val="00FC693F"/>
     <w:rPr>
-      <w:rFonts w:asciiTheme="majorHAnsi" w:eastAsiaTheme="majorEastAsia" w:hAnsiTheme="majorHAnsi" w:cstheme="majorBidi"/>
+      <w:rFonts w:ascii="Arial" w:hAnsi="Arial" w:cs="Arial" w:eastAsia="Arial"/>
       <w:color w:val="4F81BD" w:themeColor="accent1"/>
       <w:sz w:val="20"/>
       <w:szCs w:val="20"/>
@@ -3210,7 +3210,7 @@
     <w:semiHidden/>
     <w:rsid w:val="00FC693F"/>
     <w:rPr>
-      <w:rFonts w:asciiTheme="majorHAnsi" w:eastAsiaTheme="majorEastAsia" w:hAnsiTheme="majorHAnsi" w:cstheme="majorBidi"/>
+      <w:rFonts w:ascii="Arial" w:hAnsi="Arial" w:cs="Arial" w:eastAsia="Arial"/>
       <w:i/>
       <w:iCs/>
       <w:color w:val="404040" w:themeColor="text1" w:themeTint="BF"/>
@@ -4796,7 +4796,7 @@
         <w:spacing w:before="0" w:after="0" w:line="240" w:lineRule="auto"/>
       </w:pPr>
       <w:rPr>
-        <w:rFonts w:asciiTheme="majorHAnsi" w:eastAsiaTheme="majorEastAsia" w:hAnsiTheme="majorHAnsi" w:cstheme="majorBidi"/>
+        <w:rFonts w:ascii="Arial" w:hAnsi="Arial" w:cs="Arial" w:eastAsia="Arial"/>
         <w:b/>
         <w:bCs/>
       </w:rPr>
@@ -4817,7 +4817,7 @@
         <w:spacing w:before="0" w:after="0" w:line="240" w:lineRule="auto"/>
       </w:pPr>
       <w:rPr>
-        <w:rFonts w:asciiTheme="majorHAnsi" w:eastAsiaTheme="majorEastAsia" w:hAnsiTheme="majorHAnsi" w:cstheme="majorBidi"/>
+        <w:rFonts w:ascii="Arial" w:hAnsi="Arial" w:cs="Arial" w:eastAsia="Arial"/>
         <w:b/>
         <w:bCs/>
       </w:rPr>
@@ -4835,14 +4835,14 @@
     </w:tblStylePr>
     <w:tblStylePr w:type="firstCol">
       <w:rPr>
-        <w:rFonts w:asciiTheme="majorHAnsi" w:eastAsiaTheme="majorEastAsia" w:hAnsiTheme="majorHAnsi" w:cstheme="majorBidi"/>
+        <w:rFonts w:ascii="Arial" w:hAnsi="Arial" w:cs="Arial" w:eastAsia="Arial"/>
         <w:b/>
         <w:bCs/>
       </w:rPr>
     </w:tblStylePr>
     <w:tblStylePr w:type="lastCol">
       <w:rPr>
-        <w:rFonts w:asciiTheme="majorHAnsi" w:eastAsiaTheme="majorEastAsia" w:hAnsiTheme="majorHAnsi" w:cstheme="majorBidi"/>
+        <w:rFonts w:ascii="Arial" w:hAnsi="Arial" w:cs="Arial" w:eastAsia="Arial"/>
         <w:b/>
         <w:bCs/>
       </w:rPr>
@@ -4926,7 +4926,7 @@
         <w:spacing w:before="0" w:after="0" w:line="240" w:lineRule="auto"/>
       </w:pPr>
       <w:rPr>
-        <w:rFonts w:asciiTheme="majorHAnsi" w:eastAsiaTheme="majorEastAsia" w:hAnsiTheme="majorHAnsi" w:cstheme="majorBidi"/>
+        <w:rFonts w:ascii="Arial" w:hAnsi="Arial" w:cs="Arial" w:eastAsia="Arial"/>
         <w:b/>
         <w:bCs/>
       </w:rPr>
@@ -4947,7 +4947,7 @@
         <w:spacing w:before="0" w:after="0" w:line="240" w:lineRule="auto"/>
       </w:pPr>
       <w:rPr>
-        <w:rFonts w:asciiTheme="majorHAnsi" w:eastAsiaTheme="majorEastAsia" w:hAnsiTheme="majorHAnsi" w:cstheme="majorBidi"/>
+        <w:rFonts w:ascii="Arial" w:hAnsi="Arial" w:cs="Arial" w:eastAsia="Arial"/>
         <w:b/>
         <w:bCs/>
       </w:rPr>
@@ -4965,14 +4965,14 @@
     </w:tblStylePr>
     <w:tblStylePr w:type="firstCol">
       <w:rPr>
-        <w:rFonts w:asciiTheme="majorHAnsi" w:eastAsiaTheme="majorEastAsia" w:hAnsiTheme="majorHAnsi" w:cstheme="majorBidi"/>
+        <w:rFonts w:ascii="Arial" w:hAnsi="Arial" w:cs="Arial" w:eastAsia="Arial"/>
         <w:b/>
         <w:bCs/>
       </w:rPr>
     </w:tblStylePr>
     <w:tblStylePr w:type="lastCol">
       <w:rPr>
-        <w:rFonts w:asciiTheme="majorHAnsi" w:eastAsiaTheme="majorEastAsia" w:hAnsiTheme="majorHAnsi" w:cstheme="majorBidi"/>
+        <w:rFonts w:ascii="Arial" w:hAnsi="Arial" w:cs="Arial" w:eastAsia="Arial"/>
         <w:b/>
         <w:bCs/>
       </w:rPr>
@@ -5056,7 +5056,7 @@
         <w:spacing w:before="0" w:after="0" w:line="240" w:lineRule="auto"/>
       </w:pPr>
       <w:rPr>
-        <w:rFonts w:asciiTheme="majorHAnsi" w:eastAsiaTheme="majorEastAsia" w:hAnsiTheme="majorHAnsi" w:cstheme="majorBidi"/>
+        <w:rFonts w:ascii="Arial" w:hAnsi="Arial" w:cs="Arial" w:eastAsia="Arial"/>
         <w:b/>
         <w:bCs/>
       </w:rPr>
@@ -5077,7 +5077,7 @@
         <w:spacing w:before="0" w:after="0" w:line="240" w:lineRule="auto"/>
       </w:pPr>
       <w:rPr>
-        <w:rFonts w:asciiTheme="majorHAnsi" w:eastAsiaTheme="majorEastAsia" w:hAnsiTheme="majorHAnsi" w:cstheme="majorBidi"/>
+        <w:rFonts w:ascii="Arial" w:hAnsi="Arial" w:cs="Arial" w:eastAsia="Arial"/>
         <w:b/>
         <w:bCs/>
       </w:rPr>
@@ -5095,14 +5095,14 @@
     </w:tblStylePr>
     <w:tblStylePr w:type="firstCol">
       <w:rPr>
-        <w:rFonts w:asciiTheme="majorHAnsi" w:eastAsiaTheme="majorEastAsia" w:hAnsiTheme="majorHAnsi" w:cstheme="majorBidi"/>
+        <w:rFonts w:ascii="Arial" w:hAnsi="Arial" w:cs="Arial" w:eastAsia="Arial"/>
         <w:b/>
         <w:bCs/>
       </w:rPr>
     </w:tblStylePr>
     <w:tblStylePr w:type="lastCol">
       <w:rPr>
-        <w:rFonts w:asciiTheme="majorHAnsi" w:eastAsiaTheme="majorEastAsia" w:hAnsiTheme="majorHAnsi" w:cstheme="majorBidi"/>
+        <w:rFonts w:ascii="Arial" w:hAnsi="Arial" w:cs="Arial" w:eastAsia="Arial"/>
         <w:b/>
         <w:bCs/>
       </w:rPr>
@@ -5186,7 +5186,7 @@
         <w:spacing w:before="0" w:after="0" w:line="240" w:lineRule="auto"/>
       </w:pPr>
       <w:rPr>
-        <w:rFonts w:asciiTheme="majorHAnsi" w:eastAsiaTheme="majorEastAsia" w:hAnsiTheme="majorHAnsi" w:cstheme="majorBidi"/>
+        <w:rFonts w:ascii="Arial" w:hAnsi="Arial" w:cs="Arial" w:eastAsia="Arial"/>
         <w:b/>
         <w:bCs/>
       </w:rPr>
@@ -5207,7 +5207,7 @@
         <w:spacing w:before="0" w:after="0" w:line="240" w:lineRule="auto"/>
       </w:pPr>
       <w:rPr>
-        <w:rFonts w:asciiTheme="majorHAnsi" w:eastAsiaTheme="majorEastAsia" w:hAnsiTheme="majorHAnsi" w:cstheme="majorBidi"/>
+        <w:rFonts w:ascii="Arial" w:hAnsi="Arial" w:cs="Arial" w:eastAsia="Arial"/>
         <w:b/>
         <w:bCs/>
       </w:rPr>
@@ -5225,14 +5225,14 @@
     </w:tblStylePr>
     <w:tblStylePr w:type="firstCol">
       <w:rPr>
-        <w:rFonts w:asciiTheme="majorHAnsi" w:eastAsiaTheme="majorEastAsia" w:hAnsiTheme="majorHAnsi" w:cstheme="majorBidi"/>
+        <w:rFonts w:ascii="Arial" w:hAnsi="Arial" w:cs="Arial" w:eastAsia="Arial"/>
         <w:b/>
         <w:bCs/>
       </w:rPr>
     </w:tblStylePr>
     <w:tblStylePr w:type="lastCol">
       <w:rPr>
-        <w:rFonts w:asciiTheme="majorHAnsi" w:eastAsiaTheme="majorEastAsia" w:hAnsiTheme="majorHAnsi" w:cstheme="majorBidi"/>
+        <w:rFonts w:ascii="Arial" w:hAnsi="Arial" w:cs="Arial" w:eastAsia="Arial"/>
         <w:b/>
         <w:bCs/>
       </w:rPr>
@@ -5316,7 +5316,7 @@
         <w:spacing w:before="0" w:after="0" w:line="240" w:lineRule="auto"/>
       </w:pPr>
       <w:rPr>
-        <w:rFonts w:asciiTheme="majorHAnsi" w:eastAsiaTheme="majorEastAsia" w:hAnsiTheme="majorHAnsi" w:cstheme="majorBidi"/>
+        <w:rFonts w:ascii="Arial" w:hAnsi="Arial" w:cs="Arial" w:eastAsia="Arial"/>
         <w:b/>
         <w:bCs/>
       </w:rPr>
@@ -5337,7 +5337,7 @@
         <w:spacing w:before="0" w:after="0" w:line="240" w:lineRule="auto"/>
       </w:pPr>
       <w:rPr>
-        <w:rFonts w:asciiTheme="majorHAnsi" w:eastAsiaTheme="majorEastAsia" w:hAnsiTheme="majorHAnsi" w:cstheme="majorBidi"/>
+        <w:rFonts w:ascii="Arial" w:hAnsi="Arial" w:cs="Arial" w:eastAsia="Arial"/>
         <w:b/>
         <w:bCs/>
       </w:rPr>
@@ -5355,14 +5355,14 @@
     </w:tblStylePr>
     <w:tblStylePr w:type="firstCol">
       <w:rPr>
-        <w:rFonts w:asciiTheme="majorHAnsi" w:eastAsiaTheme="majorEastAsia" w:hAnsiTheme="majorHAnsi" w:cstheme="majorBidi"/>
+        <w:rFonts w:ascii="Arial" w:hAnsi="Arial" w:cs="Arial" w:eastAsia="Arial"/>
         <w:b/>
         <w:bCs/>
       </w:rPr>
     </w:tblStylePr>
     <w:tblStylePr w:type="lastCol">
       <w:rPr>
-        <w:rFonts w:asciiTheme="majorHAnsi" w:eastAsiaTheme="majorEastAsia" w:hAnsiTheme="majorHAnsi" w:cstheme="majorBidi"/>
+        <w:rFonts w:ascii="Arial" w:hAnsi="Arial" w:cs="Arial" w:eastAsia="Arial"/>
         <w:b/>
         <w:bCs/>
       </w:rPr>
@@ -5446,7 +5446,7 @@
         <w:spacing w:before="0" w:after="0" w:line="240" w:lineRule="auto"/>
       </w:pPr>
       <w:rPr>
-        <w:rFonts w:asciiTheme="majorHAnsi" w:eastAsiaTheme="majorEastAsia" w:hAnsiTheme="majorHAnsi" w:cstheme="majorBidi"/>
+        <w:rFonts w:ascii="Arial" w:hAnsi="Arial" w:cs="Arial" w:eastAsia="Arial"/>
         <w:b/>
         <w:bCs/>
       </w:rPr>
@@ -5467,7 +5467,7 @@
         <w:spacing w:before="0" w:after="0" w:line="240" w:lineRule="auto"/>
       </w:pPr>
       <w:rPr>
-        <w:rFonts w:asciiTheme="majorHAnsi" w:eastAsiaTheme="majorEastAsia" w:hAnsiTheme="majorHAnsi" w:cstheme="majorBidi"/>
+        <w:rFonts w:ascii="Arial" w:hAnsi="Arial" w:cs="Arial" w:eastAsia="Arial"/>
         <w:b/>
         <w:bCs/>
       </w:rPr>
@@ -5485,14 +5485,14 @@
     </w:tblStylePr>
     <w:tblStylePr w:type="firstCol">
       <w:rPr>
-        <w:rFonts w:asciiTheme="majorHAnsi" w:eastAsiaTheme="majorEastAsia" w:hAnsiTheme="majorHAnsi" w:cstheme="majorBidi"/>
+        <w:rFonts w:ascii="Arial" w:hAnsi="Arial" w:cs="Arial" w:eastAsia="Arial"/>
         <w:b/>
         <w:bCs/>
       </w:rPr>
     </w:tblStylePr>
     <w:tblStylePr w:type="lastCol">
       <w:rPr>
-        <w:rFonts w:asciiTheme="majorHAnsi" w:eastAsiaTheme="majorEastAsia" w:hAnsiTheme="majorHAnsi" w:cstheme="majorBidi"/>
+        <w:rFonts w:ascii="Arial" w:hAnsi="Arial" w:cs="Arial" w:eastAsia="Arial"/>
         <w:b/>
         <w:bCs/>
       </w:rPr>
@@ -5576,7 +5576,7 @@
         <w:spacing w:before="0" w:after="0" w:line="240" w:lineRule="auto"/>
       </w:pPr>
       <w:rPr>
-        <w:rFonts w:asciiTheme="majorHAnsi" w:eastAsiaTheme="majorEastAsia" w:hAnsiTheme="majorHAnsi" w:cstheme="majorBidi"/>
+        <w:rFonts w:ascii="Arial" w:hAnsi="Arial" w:cs="Arial" w:eastAsia="Arial"/>
         <w:b/>
         <w:bCs/>
       </w:rPr>
@@ -5597,7 +5597,7 @@
         <w:spacing w:before="0" w:after="0" w:line="240" w:lineRule="auto"/>
       </w:pPr>
       <w:rPr>
-        <w:rFonts w:asciiTheme="majorHAnsi" w:eastAsiaTheme="majorEastAsia" w:hAnsiTheme="majorHAnsi" w:cstheme="majorBidi"/>
+        <w:rFonts w:ascii="Arial" w:hAnsi="Arial" w:cs="Arial" w:eastAsia="Arial"/>
         <w:b/>
         <w:bCs/>
       </w:rPr>
@@ -5615,14 +5615,14 @@
     </w:tblStylePr>
     <w:tblStylePr w:type="firstCol">
       <w:rPr>
-        <w:rFonts w:asciiTheme="majorHAnsi" w:eastAsiaTheme="majorEastAsia" w:hAnsiTheme="majorHAnsi" w:cstheme="majorBidi"/>
+        <w:rFonts w:ascii="Arial" w:hAnsi="Arial" w:cs="Arial" w:eastAsia="Arial"/>
         <w:b/>
         <w:bCs/>
       </w:rPr>
     </w:tblStylePr>
     <w:tblStylePr w:type="lastCol">
       <w:rPr>
-        <w:rFonts w:asciiTheme="majorHAnsi" w:eastAsiaTheme="majorEastAsia" w:hAnsiTheme="majorHAnsi" w:cstheme="majorBidi"/>
+        <w:rFonts w:ascii="Arial" w:hAnsi="Arial" w:cs="Arial" w:eastAsia="Arial"/>
         <w:b/>
         <w:bCs/>
       </w:rPr>
@@ -7487,7 +7487,7 @@
     </w:tblPr>
     <w:tblStylePr w:type="firstRow">
       <w:rPr>
-        <w:rFonts w:asciiTheme="majorHAnsi" w:eastAsiaTheme="majorEastAsia" w:hAnsiTheme="majorHAnsi" w:cstheme="majorBidi"/>
+        <w:rFonts w:ascii="Arial" w:hAnsi="Arial" w:cs="Arial" w:eastAsia="Arial"/>
       </w:rPr>
       <w:tblPr/>
       <w:tcPr>
@@ -7571,7 +7571,7 @@
     </w:tblPr>
     <w:tblStylePr w:type="firstRow">
       <w:rPr>
-        <w:rFonts w:asciiTheme="majorHAnsi" w:eastAsiaTheme="majorEastAsia" w:hAnsiTheme="majorHAnsi" w:cstheme="majorBidi"/>
+        <w:rFonts w:ascii="Arial" w:hAnsi="Arial" w:cs="Arial" w:eastAsia="Arial"/>
       </w:rPr>
       <w:tblPr/>
       <w:tcPr>
@@ -7655,7 +7655,7 @@
     </w:tblPr>
     <w:tblStylePr w:type="firstRow">
       <w:rPr>
-        <w:rFonts w:asciiTheme="majorHAnsi" w:eastAsiaTheme="majorEastAsia" w:hAnsiTheme="majorHAnsi" w:cstheme="majorBidi"/>
+        <w:rFonts w:ascii="Arial" w:hAnsi="Arial" w:cs="Arial" w:eastAsia="Arial"/>
       </w:rPr>
       <w:tblPr/>
       <w:tcPr>
@@ -7739,7 +7739,7 @@
     </w:tblPr>
     <w:tblStylePr w:type="firstRow">
       <w:rPr>
-        <w:rFonts w:asciiTheme="majorHAnsi" w:eastAsiaTheme="majorEastAsia" w:hAnsiTheme="majorHAnsi" w:cstheme="majorBidi"/>
+        <w:rFonts w:ascii="Arial" w:hAnsi="Arial" w:cs="Arial" w:eastAsia="Arial"/>
       </w:rPr>
       <w:tblPr/>
       <w:tcPr>
@@ -7823,7 +7823,7 @@
     </w:tblPr>
     <w:tblStylePr w:type="firstRow">
       <w:rPr>
-        <w:rFonts w:asciiTheme="majorHAnsi" w:eastAsiaTheme="majorEastAsia" w:hAnsiTheme="majorHAnsi" w:cstheme="majorBidi"/>
+        <w:rFonts w:ascii="Arial" w:hAnsi="Arial" w:cs="Arial" w:eastAsia="Arial"/>
       </w:rPr>
       <w:tblPr/>
       <w:tcPr>
@@ -7907,7 +7907,7 @@
     </w:tblPr>
     <w:tblStylePr w:type="firstRow">
       <w:rPr>
-        <w:rFonts w:asciiTheme="majorHAnsi" w:eastAsiaTheme="majorEastAsia" w:hAnsiTheme="majorHAnsi" w:cstheme="majorBidi"/>
+        <w:rFonts w:ascii="Arial" w:hAnsi="Arial" w:cs="Arial" w:eastAsia="Arial"/>
       </w:rPr>
       <w:tblPr/>
       <w:tcPr>
@@ -7991,7 +7991,7 @@
     </w:tblPr>
     <w:tblStylePr w:type="firstRow">
       <w:rPr>
-        <w:rFonts w:asciiTheme="majorHAnsi" w:eastAsiaTheme="majorEastAsia" w:hAnsiTheme="majorHAnsi" w:cstheme="majorBidi"/>
+        <w:rFonts w:ascii="Arial" w:hAnsi="Arial" w:cs="Arial" w:eastAsia="Arial"/>
       </w:rPr>
       <w:tblPr/>
       <w:tcPr>
@@ -8056,7 +8056,7 @@
       <w:spacing w:after="0" w:line="240" w:lineRule="auto"/>
     </w:pPr>
     <w:rPr>
-      <w:rFonts w:asciiTheme="majorHAnsi" w:eastAsiaTheme="majorEastAsia" w:hAnsiTheme="majorHAnsi" w:cstheme="majorBidi"/>
+      <w:rFonts w:ascii="Arial" w:hAnsi="Arial" w:cs="Arial" w:eastAsia="Arial"/>
       <w:color w:val="000000" w:themeColor="text1"/>
     </w:rPr>
     <w:tblPr>
@@ -8184,7 +8184,7 @@
       <w:spacing w:after="0" w:line="240" w:lineRule="auto"/>
     </w:pPr>
     <w:rPr>
-      <w:rFonts w:asciiTheme="majorHAnsi" w:eastAsiaTheme="majorEastAsia" w:hAnsiTheme="majorHAnsi" w:cstheme="majorBidi"/>
+      <w:rFonts w:ascii="Arial" w:hAnsi="Arial" w:cs="Arial" w:eastAsia="Arial"/>
       <w:color w:val="000000" w:themeColor="text1"/>
     </w:rPr>
     <w:tblPr>
@@ -8312,7 +8312,7 @@
       <w:spacing w:after="0" w:line="240" w:lineRule="auto"/>
     </w:pPr>
     <w:rPr>
-      <w:rFonts w:asciiTheme="majorHAnsi" w:eastAsiaTheme="majorEastAsia" w:hAnsiTheme="majorHAnsi" w:cstheme="majorBidi"/>
+      <w:rFonts w:ascii="Arial" w:hAnsi="Arial" w:cs="Arial" w:eastAsia="Arial"/>
       <w:color w:val="000000" w:themeColor="text1"/>
     </w:rPr>
     <w:tblPr>
@@ -8440,7 +8440,7 @@
       <w:spacing w:after="0" w:line="240" w:lineRule="auto"/>
     </w:pPr>
     <w:rPr>
-      <w:rFonts w:asciiTheme="majorHAnsi" w:eastAsiaTheme="majorEastAsia" w:hAnsiTheme="majorHAnsi" w:cstheme="majorBidi"/>
+      <w:rFonts w:ascii="Arial" w:hAnsi="Arial" w:cs="Arial" w:eastAsia="Arial"/>
       <w:color w:val="000000" w:themeColor="text1"/>
     </w:rPr>
     <w:tblPr>
@@ -8568,7 +8568,7 @@
       <w:spacing w:after="0" w:line="240" w:lineRule="auto"/>
     </w:pPr>
     <w:rPr>
-      <w:rFonts w:asciiTheme="majorHAnsi" w:eastAsiaTheme="majorEastAsia" w:hAnsiTheme="majorHAnsi" w:cstheme="majorBidi"/>
+      <w:rFonts w:ascii="Arial" w:hAnsi="Arial" w:cs="Arial" w:eastAsia="Arial"/>
       <w:color w:val="000000" w:themeColor="text1"/>
     </w:rPr>
     <w:tblPr>
@@ -8696,7 +8696,7 @@
       <w:spacing w:after="0" w:line="240" w:lineRule="auto"/>
     </w:pPr>
     <w:rPr>
-      <w:rFonts w:asciiTheme="majorHAnsi" w:eastAsiaTheme="majorEastAsia" w:hAnsiTheme="majorHAnsi" w:cstheme="majorBidi"/>
+      <w:rFonts w:ascii="Arial" w:hAnsi="Arial" w:cs="Arial" w:eastAsia="Arial"/>
       <w:color w:val="000000" w:themeColor="text1"/>
     </w:rPr>
     <w:tblPr>
@@ -8824,7 +8824,7 @@
       <w:spacing w:after="0" w:line="240" w:lineRule="auto"/>
     </w:pPr>
     <w:rPr>
-      <w:rFonts w:asciiTheme="majorHAnsi" w:eastAsiaTheme="majorEastAsia" w:hAnsiTheme="majorHAnsi" w:cstheme="majorBidi"/>
+      <w:rFonts w:ascii="Arial" w:hAnsi="Arial" w:cs="Arial" w:eastAsia="Arial"/>
       <w:color w:val="000000" w:themeColor="text1"/>
     </w:rPr>
     <w:tblPr>
@@ -9463,7 +9463,7 @@
       <w:spacing w:after="0" w:line="240" w:lineRule="auto"/>
     </w:pPr>
     <w:rPr>
-      <w:rFonts w:asciiTheme="majorHAnsi" w:eastAsiaTheme="majorEastAsia" w:hAnsiTheme="majorHAnsi" w:cstheme="majorBidi"/>
+      <w:rFonts w:ascii="Arial" w:hAnsi="Arial" w:cs="Arial" w:eastAsia="Arial"/>
       <w:color w:val="000000" w:themeColor="text1"/>
     </w:rPr>
     <w:tblPr>
@@ -9588,7 +9588,7 @@
       <w:spacing w:after="0" w:line="240" w:lineRule="auto"/>
     </w:pPr>
     <w:rPr>
-      <w:rFonts w:asciiTheme="majorHAnsi" w:eastAsiaTheme="majorEastAsia" w:hAnsiTheme="majorHAnsi" w:cstheme="majorBidi"/>
+      <w:rFonts w:ascii="Arial" w:hAnsi="Arial" w:cs="Arial" w:eastAsia="Arial"/>
       <w:color w:val="000000" w:themeColor="text1"/>
     </w:rPr>
     <w:tblPr>
@@ -9713,7 +9713,7 @@
       <w:spacing w:after="0" w:line="240" w:lineRule="auto"/>
     </w:pPr>
     <w:rPr>
-      <w:rFonts w:asciiTheme="majorHAnsi" w:eastAsiaTheme="majorEastAsia" w:hAnsiTheme="majorHAnsi" w:cstheme="majorBidi"/>
+      <w:rFonts w:ascii="Arial" w:hAnsi="Arial" w:cs="Arial" w:eastAsia="Arial"/>
       <w:color w:val="000000" w:themeColor="text1"/>
     </w:rPr>
     <w:tblPr>
@@ -9838,7 +9838,7 @@
       <w:spacing w:after="0" w:line="240" w:lineRule="auto"/>
     </w:pPr>
     <w:rPr>
-      <w:rFonts w:asciiTheme="majorHAnsi" w:eastAsiaTheme="majorEastAsia" w:hAnsiTheme="majorHAnsi" w:cstheme="majorBidi"/>
+      <w:rFonts w:ascii="Arial" w:hAnsi="Arial" w:cs="Arial" w:eastAsia="Arial"/>
       <w:color w:val="000000" w:themeColor="text1"/>
     </w:rPr>
     <w:tblPr>
@@ -9963,7 +9963,7 @@
       <w:spacing w:after="0" w:line="240" w:lineRule="auto"/>
     </w:pPr>
     <w:rPr>
-      <w:rFonts w:asciiTheme="majorHAnsi" w:eastAsiaTheme="majorEastAsia" w:hAnsiTheme="majorHAnsi" w:cstheme="majorBidi"/>
+      <w:rFonts w:ascii="Arial" w:hAnsi="Arial" w:cs="Arial" w:eastAsia="Arial"/>
       <w:color w:val="000000" w:themeColor="text1"/>
     </w:rPr>
     <w:tblPr>
@@ -10088,7 +10088,7 @@
       <w:spacing w:after="0" w:line="240" w:lineRule="auto"/>
     </w:pPr>
     <w:rPr>
-      <w:rFonts w:asciiTheme="majorHAnsi" w:eastAsiaTheme="majorEastAsia" w:hAnsiTheme="majorHAnsi" w:cstheme="majorBidi"/>
+      <w:rFonts w:ascii="Arial" w:hAnsi="Arial" w:cs="Arial" w:eastAsia="Arial"/>
       <w:color w:val="000000" w:themeColor="text1"/>
     </w:rPr>
     <w:tblPr>
@@ -10213,7 +10213,7 @@
       <w:spacing w:after="0" w:line="240" w:lineRule="auto"/>
     </w:pPr>
     <w:rPr>
-      <w:rFonts w:asciiTheme="majorHAnsi" w:eastAsiaTheme="majorEastAsia" w:hAnsiTheme="majorHAnsi" w:cstheme="majorBidi"/>
+      <w:rFonts w:ascii="Arial" w:hAnsi="Arial" w:cs="Arial" w:eastAsia="Arial"/>
       <w:color w:val="000000" w:themeColor="text1"/>
     </w:rPr>
     <w:tblPr>
@@ -14128,7 +14128,7 @@
   <w:docDefaults>
     <w:rPrDefault>
       <w:rPr>
-        <w:rFonts w:asciiTheme="minorHAnsi" w:eastAsiaTheme="minorEastAsia" w:hAnsiTheme="minorHAnsi" w:cstheme="minorBidi"/>
+        <w:rFonts w:ascii="Arial" w:hAnsi="Arial" w:cs="Arial" w:eastAsia="Arial"/>
         <w:sz w:val="22"/>
         <w:szCs w:val="22"/>
         <w:lang w:val="en-US" w:eastAsia="en-US" w:bidi="ar-SA"/>
@@ -14299,7 +14299,7 @@
       <w:outlineLvl w:val="0"/>
     </w:pPr>
     <w:rPr>
-      <w:rFonts w:asciiTheme="majorHAnsi" w:eastAsiaTheme="majorEastAsia" w:hAnsiTheme="majorHAnsi" w:cstheme="majorBidi"/>
+      <w:rFonts w:ascii="Arial" w:hAnsi="Arial" w:cs="Arial" w:eastAsia="Arial"/>
       <w:b/>
       <w:bCs/>
       <w:color w:val="365F91" w:themeColor="accent1" w:themeShade="BF"/>
@@ -14323,7 +14323,7 @@
       <w:outlineLvl w:val="1"/>
     </w:pPr>
     <w:rPr>
-      <w:rFonts w:asciiTheme="majorHAnsi" w:eastAsiaTheme="majorEastAsia" w:hAnsiTheme="majorHAnsi" w:cstheme="majorBidi"/>
+      <w:rFonts w:ascii="Arial" w:hAnsi="Arial" w:cs="Arial" w:eastAsia="Arial"/>
       <w:b/>
       <w:bCs/>
       <w:color w:val="4F81BD" w:themeColor="accent1"/>
@@ -14347,7 +14347,7 @@
       <w:outlineLvl w:val="2"/>
     </w:pPr>
     <w:rPr>
-      <w:rFonts w:asciiTheme="majorHAnsi" w:eastAsiaTheme="majorEastAsia" w:hAnsiTheme="majorHAnsi" w:cstheme="majorBidi"/>
+      <w:rFonts w:ascii="Arial" w:hAnsi="Arial" w:cs="Arial" w:eastAsia="Arial"/>
       <w:b/>
       <w:bCs/>
       <w:color w:val="4F81BD" w:themeColor="accent1"/>
@@ -14370,7 +14370,7 @@
       <w:outlineLvl w:val="3"/>
     </w:pPr>
     <w:rPr>
-      <w:rFonts w:asciiTheme="majorHAnsi" w:eastAsiaTheme="majorEastAsia" w:hAnsiTheme="majorHAnsi" w:cstheme="majorBidi"/>
+      <w:rFonts w:ascii="Arial" w:hAnsi="Arial" w:cs="Arial" w:eastAsia="Arial"/>
       <w:b/>
       <w:bCs/>
       <w:i/>
@@ -14395,7 +14395,7 @@
       <w:outlineLvl w:val="4"/>
     </w:pPr>
     <w:rPr>
-      <w:rFonts w:asciiTheme="majorHAnsi" w:eastAsiaTheme="majorEastAsia" w:hAnsiTheme="majorHAnsi" w:cstheme="majorBidi"/>
+      <w:rFonts w:ascii="Arial" w:hAnsi="Arial" w:cs="Arial" w:eastAsia="Arial"/>
       <w:color w:val="243F60" w:themeColor="accent1" w:themeShade="7F"/>
     </w:rPr>
   </w:style>
@@ -14416,7 +14416,7 @@
       <w:outlineLvl w:val="5"/>
     </w:pPr>
     <w:rPr>
-      <w:rFonts w:asciiTheme="majorHAnsi" w:eastAsiaTheme="majorEastAsia" w:hAnsiTheme="majorHAnsi" w:cstheme="majorBidi"/>
+      <w:rFonts w:ascii="Arial" w:hAnsi="Arial" w:cs="Arial" w:eastAsia="Arial"/>
       <w:i/>
       <w:iCs/>
       <w:color w:val="243F60" w:themeColor="accent1" w:themeShade="7F"/>
@@ -14439,7 +14439,7 @@
       <w:outlineLvl w:val="6"/>
     </w:pPr>
     <w:rPr>
-      <w:rFonts w:asciiTheme="majorHAnsi" w:eastAsiaTheme="majorEastAsia" w:hAnsiTheme="majorHAnsi" w:cstheme="majorBidi"/>
+      <w:rFonts w:ascii="Arial" w:hAnsi="Arial" w:cs="Arial" w:eastAsia="Arial"/>
       <w:i/>
       <w:iCs/>
       <w:color w:val="404040" w:themeColor="text1" w:themeTint="BF"/>
@@ -14462,7 +14462,7 @@
       <w:outlineLvl w:val="7"/>
     </w:pPr>
     <w:rPr>
-      <w:rFonts w:asciiTheme="majorHAnsi" w:eastAsiaTheme="majorEastAsia" w:hAnsiTheme="majorHAnsi" w:cstheme="majorBidi"/>
+      <w:rFonts w:ascii="Arial" w:hAnsi="Arial" w:cs="Arial" w:eastAsia="Arial"/>
       <w:color w:val="4F81BD" w:themeColor="accent1"/>
       <w:sz w:val="20"/>
       <w:szCs w:val="20"/>
@@ -14485,7 +14485,7 @@
       <w:outlineLvl w:val="8"/>
     </w:pPr>
     <w:rPr>
-      <w:rFonts w:asciiTheme="majorHAnsi" w:eastAsiaTheme="majorEastAsia" w:hAnsiTheme="majorHAnsi" w:cstheme="majorBidi"/>
+      <w:rFonts w:ascii="Arial" w:hAnsi="Arial" w:cs="Arial" w:eastAsia="Arial"/>
       <w:i/>
       <w:iCs/>
       <w:color w:val="404040" w:themeColor="text1" w:themeTint="BF"/>
@@ -14536,7 +14536,7 @@
     <w:uiPriority w:val="9"/>
     <w:rsid w:val="00FC693F"/>
     <w:rPr>
-      <w:rFonts w:asciiTheme="majorHAnsi" w:eastAsiaTheme="majorEastAsia" w:hAnsiTheme="majorHAnsi" w:cstheme="majorBidi"/>
+      <w:rFonts w:ascii="Arial" w:hAnsi="Arial" w:cs="Arial" w:eastAsia="Arial"/>
       <w:b/>
       <w:bCs/>
       <w:color w:val="365F91" w:themeColor="accent1" w:themeShade="BF"/>
@@ -14551,7 +14551,7 @@
     <w:uiPriority w:val="9"/>
     <w:rsid w:val="00FC693F"/>
     <w:rPr>
-      <w:rFonts w:asciiTheme="majorHAnsi" w:eastAsiaTheme="majorEastAsia" w:hAnsiTheme="majorHAnsi" w:cstheme="majorBidi"/>
+      <w:rFonts w:ascii="Arial" w:hAnsi="Arial" w:cs="Arial" w:eastAsia="Arial"/>
       <w:b/>
       <w:bCs/>
       <w:color w:val="4F81BD" w:themeColor="accent1"/>
@@ -14566,7 +14566,7 @@
     <w:uiPriority w:val="9"/>
     <w:rsid w:val="00FC693F"/>
     <w:rPr>
-      <w:rFonts w:asciiTheme="majorHAnsi" w:eastAsiaTheme="majorEastAsia" w:hAnsiTheme="majorHAnsi" w:cstheme="majorBidi"/>
+      <w:rFonts w:ascii="Arial" w:hAnsi="Arial" w:cs="Arial" w:eastAsia="Arial"/>
       <w:b/>
       <w:bCs/>
       <w:color w:val="4F81BD" w:themeColor="accent1"/>
@@ -14588,7 +14588,7 @@
       <w:contextualSpacing/>
     </w:pPr>
     <w:rPr>
-      <w:rFonts w:asciiTheme="majorHAnsi" w:eastAsiaTheme="majorEastAsia" w:hAnsiTheme="majorHAnsi" w:cstheme="majorBidi"/>
+      <w:rFonts w:ascii="Arial" w:hAnsi="Arial" w:cs="Arial" w:eastAsia="Arial"/>
       <w:color w:val="17365D" w:themeColor="text2" w:themeShade="BF"/>
       <w:spacing w:val="5"/>
       <w:kern w:val="28"/>
@@ -14603,7 +14603,7 @@
     <w:uiPriority w:val="10"/>
     <w:rsid w:val="00FC693F"/>
     <w:rPr>
-      <w:rFonts w:asciiTheme="majorHAnsi" w:eastAsiaTheme="majorEastAsia" w:hAnsiTheme="majorHAnsi" w:cstheme="majorBidi"/>
+      <w:rFonts w:ascii="Arial" w:hAnsi="Arial" w:cs="Arial" w:eastAsia="Arial"/>
       <w:color w:val="17365D" w:themeColor="text2" w:themeShade="BF"/>
       <w:spacing w:val="5"/>
       <w:kern w:val="28"/>
@@ -14625,7 +14625,7 @@
       </w:numPr>
     </w:pPr>
     <w:rPr>
-      <w:rFonts w:asciiTheme="majorHAnsi" w:eastAsiaTheme="majorEastAsia" w:hAnsiTheme="majorHAnsi" w:cstheme="majorBidi"/>
+      <w:rFonts w:ascii="Arial" w:hAnsi="Arial" w:cs="Arial" w:eastAsia="Arial"/>
       <w:i/>
       <w:iCs/>
       <w:color w:val="4F81BD" w:themeColor="accent1"/>
@@ -14641,7 +14641,7 @@
     <w:uiPriority w:val="11"/>
     <w:rsid w:val="00FC693F"/>
     <w:rPr>
-      <w:rFonts w:asciiTheme="majorHAnsi" w:eastAsiaTheme="majorEastAsia" w:hAnsiTheme="majorHAnsi" w:cstheme="majorBidi"/>
+      <w:rFonts w:ascii="Arial" w:hAnsi="Arial" w:cs="Arial" w:eastAsia="Arial"/>
       <w:i/>
       <w:iCs/>
       <w:color w:val="4F81BD" w:themeColor="accent1"/>
@@ -14888,7 +14888,7 @@
       </w:tabs>
     </w:pPr>
     <w:rPr>
-      <w:rFonts w:ascii="Courier" w:hAnsi="Courier"/>
+      <w:rFonts w:ascii="Arial" w:hAnsi="Arial" w:cs="Arial" w:eastAsia="Arial"/>
       <w:sz w:val="20"/>
       <w:szCs w:val="20"/>
     </w:rPr>
@@ -14900,7 +14900,7 @@
     <w:uiPriority w:val="99"/>
     <w:rsid w:val="0029639D"/>
     <w:rPr>
-      <w:rFonts w:ascii="Courier" w:hAnsi="Courier"/>
+      <w:rFonts w:ascii="Arial" w:hAnsi="Arial" w:cs="Arial" w:eastAsia="Arial"/>
       <w:sz w:val="20"/>
       <w:szCs w:val="20"/>
     </w:rPr>
@@ -14939,7 +14939,7 @@
     <w:semiHidden/>
     <w:rsid w:val="00FC693F"/>
     <w:rPr>
-      <w:rFonts w:asciiTheme="majorHAnsi" w:eastAsiaTheme="majorEastAsia" w:hAnsiTheme="majorHAnsi" w:cstheme="majorBidi"/>
+      <w:rFonts w:ascii="Arial" w:hAnsi="Arial" w:cs="Arial" w:eastAsia="Arial"/>
       <w:b/>
       <w:bCs/>
       <w:i/>
@@ -14955,7 +14955,7 @@
     <w:semiHidden/>
     <w:rsid w:val="00FC693F"/>
     <w:rPr>
-      <w:rFonts w:asciiTheme="majorHAnsi" w:eastAsiaTheme="majorEastAsia" w:hAnsiTheme="majorHAnsi" w:cstheme="majorBidi"/>
+      <w:rFonts w:ascii="Arial" w:hAnsi="Arial" w:cs="Arial" w:eastAsia="Arial"/>
       <w:color w:val="243F60" w:themeColor="accent1" w:themeShade="7F"/>
     </w:rPr>
   </w:style>
@@ -14967,7 +14967,7 @@
     <w:semiHidden/>
     <w:rsid w:val="00FC693F"/>
     <w:rPr>
-      <w:rFonts w:asciiTheme="majorHAnsi" w:eastAsiaTheme="majorEastAsia" w:hAnsiTheme="majorHAnsi" w:cstheme="majorBidi"/>
+      <w:rFonts w:ascii="Arial" w:hAnsi="Arial" w:cs="Arial" w:eastAsia="Arial"/>
       <w:i/>
       <w:iCs/>
       <w:color w:val="243F60" w:themeColor="accent1" w:themeShade="7F"/>
@@ -14981,7 +14981,7 @@
     <w:semiHidden/>
     <w:rsid w:val="00FC693F"/>
     <w:rPr>
-      <w:rFonts w:asciiTheme="majorHAnsi" w:eastAsiaTheme="majorEastAsia" w:hAnsiTheme="majorHAnsi" w:cstheme="majorBidi"/>
+      <w:rFonts w:ascii="Arial" w:hAnsi="Arial" w:cs="Arial" w:eastAsia="Arial"/>
       <w:i/>
       <w:iCs/>
       <w:color w:val="404040" w:themeColor="text1" w:themeTint="BF"/>
@@ -14995,7 +14995,7 @@
     <w:semiHidden/>
     <w:rsid w:val="00FC693F"/>
     <w:rPr>
-      <w:rFonts w:asciiTheme="majorHAnsi" w:eastAsiaTheme="majorEastAsia" w:hAnsiTheme="majorHAnsi" w:cstheme="majorBidi"/>
+      <w:rFonts w:ascii="Arial" w:hAnsi="Arial" w:cs="Arial" w:eastAsia="Arial"/>
       <w:color w:val="4F81BD" w:themeColor="accent1"/>
       <w:sz w:val="20"/>
       <w:szCs w:val="20"/>
@@ -15009,7 +15009,7 @@
     <w:semiHidden/>
     <w:rsid w:val="00FC693F"/>
     <w:rPr>
-      <w:rFonts w:asciiTheme="majorHAnsi" w:eastAsiaTheme="majorEastAsia" w:hAnsiTheme="majorHAnsi" w:cstheme="majorBidi"/>
+      <w:rFonts w:ascii="Arial" w:hAnsi="Arial" w:cs="Arial" w:eastAsia="Arial"/>
       <w:i/>
       <w:iCs/>
       <w:color w:val="404040" w:themeColor="text1" w:themeTint="BF"/>
@@ -16598,7 +16598,7 @@
         <w:spacing w:before="0" w:after="0" w:line="240" w:lineRule="auto"/>
       </w:pPr>
       <w:rPr>
-        <w:rFonts w:asciiTheme="majorHAnsi" w:eastAsiaTheme="majorEastAsia" w:hAnsiTheme="majorHAnsi" w:cstheme="majorBidi"/>
+        <w:rFonts w:ascii="Arial" w:hAnsi="Arial" w:cs="Arial" w:eastAsia="Arial"/>
         <w:b/>
         <w:bCs/>
       </w:rPr>
@@ -16619,7 +16619,7 @@
         <w:spacing w:before="0" w:after="0" w:line="240" w:lineRule="auto"/>
       </w:pPr>
       <w:rPr>
-        <w:rFonts w:asciiTheme="majorHAnsi" w:eastAsiaTheme="majorEastAsia" w:hAnsiTheme="majorHAnsi" w:cstheme="majorBidi"/>
+        <w:rFonts w:ascii="Arial" w:hAnsi="Arial" w:cs="Arial" w:eastAsia="Arial"/>
         <w:b/>
         <w:bCs/>
       </w:rPr>
@@ -16637,14 +16637,14 @@
     </w:tblStylePr>
     <w:tblStylePr w:type="firstCol">
       <w:rPr>
-        <w:rFonts w:asciiTheme="majorHAnsi" w:eastAsiaTheme="majorEastAsia" w:hAnsiTheme="majorHAnsi" w:cstheme="majorBidi"/>
+        <w:rFonts w:ascii="Arial" w:hAnsi="Arial" w:cs="Arial" w:eastAsia="Arial"/>
         <w:b/>
         <w:bCs/>
       </w:rPr>
     </w:tblStylePr>
     <w:tblStylePr w:type="lastCol">
       <w:rPr>
-        <w:rFonts w:asciiTheme="majorHAnsi" w:eastAsiaTheme="majorEastAsia" w:hAnsiTheme="majorHAnsi" w:cstheme="majorBidi"/>
+        <w:rFonts w:ascii="Arial" w:hAnsi="Arial" w:cs="Arial" w:eastAsia="Arial"/>
         <w:b/>
         <w:bCs/>
       </w:rPr>
@@ -16728,7 +16728,7 @@
         <w:spacing w:before="0" w:after="0" w:line="240" w:lineRule="auto"/>
       </w:pPr>
       <w:rPr>
-        <w:rFonts w:asciiTheme="majorHAnsi" w:eastAsiaTheme="majorEastAsia" w:hAnsiTheme="majorHAnsi" w:cstheme="majorBidi"/>
+        <w:rFonts w:ascii="Arial" w:hAnsi="Arial" w:cs="Arial" w:eastAsia="Arial"/>
         <w:b/>
         <w:bCs/>
       </w:rPr>
@@ -16749,7 +16749,7 @@
         <w:spacing w:before="0" w:after="0" w:line="240" w:lineRule="auto"/>
       </w:pPr>
       <w:rPr>
-        <w:rFonts w:asciiTheme="majorHAnsi" w:eastAsiaTheme="majorEastAsia" w:hAnsiTheme="majorHAnsi" w:cstheme="majorBidi"/>
+        <w:rFonts w:ascii="Arial" w:hAnsi="Arial" w:cs="Arial" w:eastAsia="Arial"/>
         <w:b/>
         <w:bCs/>
       </w:rPr>
@@ -16767,14 +16767,14 @@
     </w:tblStylePr>
     <w:tblStylePr w:type="firstCol">
       <w:rPr>
-        <w:rFonts w:asciiTheme="majorHAnsi" w:eastAsiaTheme="majorEastAsia" w:hAnsiTheme="majorHAnsi" w:cstheme="majorBidi"/>
+        <w:rFonts w:ascii="Arial" w:hAnsi="Arial" w:cs="Arial" w:eastAsia="Arial"/>
         <w:b/>
         <w:bCs/>
       </w:rPr>
     </w:tblStylePr>
     <w:tblStylePr w:type="lastCol">
       <w:rPr>
-        <w:rFonts w:asciiTheme="majorHAnsi" w:eastAsiaTheme="majorEastAsia" w:hAnsiTheme="majorHAnsi" w:cstheme="majorBidi"/>
+        <w:rFonts w:ascii="Arial" w:hAnsi="Arial" w:cs="Arial" w:eastAsia="Arial"/>
         <w:b/>
         <w:bCs/>
       </w:rPr>
@@ -16858,7 +16858,7 @@
         <w:spacing w:before="0" w:after="0" w:line="240" w:lineRule="auto"/>
       </w:pPr>
       <w:rPr>
-        <w:rFonts w:asciiTheme="majorHAnsi" w:eastAsiaTheme="majorEastAsia" w:hAnsiTheme="majorHAnsi" w:cstheme="majorBidi"/>
+        <w:rFonts w:ascii="Arial" w:hAnsi="Arial" w:cs="Arial" w:eastAsia="Arial"/>
         <w:b/>
         <w:bCs/>
       </w:rPr>
@@ -16879,7 +16879,7 @@
         <w:spacing w:before="0" w:after="0" w:line="240" w:lineRule="auto"/>
       </w:pPr>
       <w:rPr>
-        <w:rFonts w:asciiTheme="majorHAnsi" w:eastAsiaTheme="majorEastAsia" w:hAnsiTheme="majorHAnsi" w:cstheme="majorBidi"/>
+        <w:rFonts w:ascii="Arial" w:hAnsi="Arial" w:cs="Arial" w:eastAsia="Arial"/>
         <w:b/>
         <w:bCs/>
       </w:rPr>
@@ -16897,14 +16897,14 @@
     </w:tblStylePr>
     <w:tblStylePr w:type="firstCol">
       <w:rPr>
-        <w:rFonts w:asciiTheme="majorHAnsi" w:eastAsiaTheme="majorEastAsia" w:hAnsiTheme="majorHAnsi" w:cstheme="majorBidi"/>
+        <w:rFonts w:ascii="Arial" w:hAnsi="Arial" w:cs="Arial" w:eastAsia="Arial"/>
         <w:b/>
         <w:bCs/>
       </w:rPr>
     </w:tblStylePr>
     <w:tblStylePr w:type="lastCol">
       <w:rPr>
-        <w:rFonts w:asciiTheme="majorHAnsi" w:eastAsiaTheme="majorEastAsia" w:hAnsiTheme="majorHAnsi" w:cstheme="majorBidi"/>
+        <w:rFonts w:ascii="Arial" w:hAnsi="Arial" w:cs="Arial" w:eastAsia="Arial"/>
         <w:b/>
         <w:bCs/>
       </w:rPr>
@@ -16988,7 +16988,7 @@
         <w:spacing w:before="0" w:after="0" w:line="240" w:lineRule="auto"/>
       </w:pPr>
       <w:rPr>
-        <w:rFonts w:asciiTheme="majorHAnsi" w:eastAsiaTheme="majorEastAsia" w:hAnsiTheme="majorHAnsi" w:cstheme="majorBidi"/>
+        <w:rFonts w:ascii="Arial" w:hAnsi="Arial" w:cs="Arial" w:eastAsia="Arial"/>
         <w:b/>
         <w:bCs/>
       </w:rPr>
@@ -17009,7 +17009,7 @@
         <w:spacing w:before="0" w:after="0" w:line="240" w:lineRule="auto"/>
       </w:pPr>
       <w:rPr>
-        <w:rFonts w:asciiTheme="majorHAnsi" w:eastAsiaTheme="majorEastAsia" w:hAnsiTheme="majorHAnsi" w:cstheme="majorBidi"/>
+        <w:rFonts w:ascii="Arial" w:hAnsi="Arial" w:cs="Arial" w:eastAsia="Arial"/>
         <w:b/>
         <w:bCs/>
       </w:rPr>
@@ -17027,14 +17027,14 @@
     </w:tblStylePr>
     <w:tblStylePr w:type="firstCol">
       <w:rPr>
-        <w:rFonts w:asciiTheme="majorHAnsi" w:eastAsiaTheme="majorEastAsia" w:hAnsiTheme="majorHAnsi" w:cstheme="majorBidi"/>
+        <w:rFonts w:ascii="Arial" w:hAnsi="Arial" w:cs="Arial" w:eastAsia="Arial"/>
         <w:b/>
         <w:bCs/>
       </w:rPr>
     </w:tblStylePr>
     <w:tblStylePr w:type="lastCol">
       <w:rPr>
-        <w:rFonts w:asciiTheme="majorHAnsi" w:eastAsiaTheme="majorEastAsia" w:hAnsiTheme="majorHAnsi" w:cstheme="majorBidi"/>
+        <w:rFonts w:ascii="Arial" w:hAnsi="Arial" w:cs="Arial" w:eastAsia="Arial"/>
         <w:b/>
         <w:bCs/>
       </w:rPr>
@@ -17118,7 +17118,7 @@
         <w:spacing w:before="0" w:after="0" w:line="240" w:lineRule="auto"/>
       </w:pPr>
       <w:rPr>
-        <w:rFonts w:asciiTheme="majorHAnsi" w:eastAsiaTheme="majorEastAsia" w:hAnsiTheme="majorHAnsi" w:cstheme="majorBidi"/>
+        <w:rFonts w:ascii="Arial" w:hAnsi="Arial" w:cs="Arial" w:eastAsia="Arial"/>
         <w:b/>
         <w:bCs/>
       </w:rPr>
@@ -17139,7 +17139,7 @@
         <w:spacing w:before="0" w:after="0" w:line="240" w:lineRule="auto"/>
       </w:pPr>
       <w:rPr>
-        <w:rFonts w:asciiTheme="majorHAnsi" w:eastAsiaTheme="majorEastAsia" w:hAnsiTheme="majorHAnsi" w:cstheme="majorBidi"/>
+        <w:rFonts w:ascii="Arial" w:hAnsi="Arial" w:cs="Arial" w:eastAsia="Arial"/>
         <w:b/>
         <w:bCs/>
       </w:rPr>
@@ -17157,14 +17157,14 @@
     </w:tblStylePr>
     <w:tblStylePr w:type="firstCol">
       <w:rPr>
-        <w:rFonts w:asciiTheme="majorHAnsi" w:eastAsiaTheme="majorEastAsia" w:hAnsiTheme="majorHAnsi" w:cstheme="majorBidi"/>
+        <w:rFonts w:ascii="Arial" w:hAnsi="Arial" w:cs="Arial" w:eastAsia="Arial"/>
         <w:b/>
         <w:bCs/>
       </w:rPr>
     </w:tblStylePr>
     <w:tblStylePr w:type="lastCol">
       <w:rPr>
-        <w:rFonts w:asciiTheme="majorHAnsi" w:eastAsiaTheme="majorEastAsia" w:hAnsiTheme="majorHAnsi" w:cstheme="majorBidi"/>
+        <w:rFonts w:ascii="Arial" w:hAnsi="Arial" w:cs="Arial" w:eastAsia="Arial"/>
         <w:b/>
         <w:bCs/>
       </w:rPr>
@@ -17248,7 +17248,7 @@
         <w:spacing w:before="0" w:after="0" w:line="240" w:lineRule="auto"/>
       </w:pPr>
       <w:rPr>
-        <w:rFonts w:asciiTheme="majorHAnsi" w:eastAsiaTheme="majorEastAsia" w:hAnsiTheme="majorHAnsi" w:cstheme="majorBidi"/>
+        <w:rFonts w:ascii="Arial" w:hAnsi="Arial" w:cs="Arial" w:eastAsia="Arial"/>
         <w:b/>
         <w:bCs/>
       </w:rPr>
@@ -17269,7 +17269,7 @@
         <w:spacing w:before="0" w:after="0" w:line="240" w:lineRule="auto"/>
       </w:pPr>
       <w:rPr>
-        <w:rFonts w:asciiTheme="majorHAnsi" w:eastAsiaTheme="majorEastAsia" w:hAnsiTheme="majorHAnsi" w:cstheme="majorBidi"/>
+        <w:rFonts w:ascii="Arial" w:hAnsi="Arial" w:cs="Arial" w:eastAsia="Arial"/>
         <w:b/>
         <w:bCs/>
       </w:rPr>
@@ -17287,14 +17287,14 @@
     </w:tblStylePr>
     <w:tblStylePr w:type="firstCol">
       <w:rPr>
-        <w:rFonts w:asciiTheme="majorHAnsi" w:eastAsiaTheme="majorEastAsia" w:hAnsiTheme="majorHAnsi" w:cstheme="majorBidi"/>
+        <w:rFonts w:ascii="Arial" w:hAnsi="Arial" w:cs="Arial" w:eastAsia="Arial"/>
         <w:b/>
         <w:bCs/>
       </w:rPr>
     </w:tblStylePr>
     <w:tblStylePr w:type="lastCol">
       <w:rPr>
-        <w:rFonts w:asciiTheme="majorHAnsi" w:eastAsiaTheme="majorEastAsia" w:hAnsiTheme="majorHAnsi" w:cstheme="majorBidi"/>
+        <w:rFonts w:ascii="Arial" w:hAnsi="Arial" w:cs="Arial" w:eastAsia="Arial"/>
         <w:b/>
         <w:bCs/>
       </w:rPr>
@@ -17378,7 +17378,7 @@
         <w:spacing w:before="0" w:after="0" w:line="240" w:lineRule="auto"/>
       </w:pPr>
       <w:rPr>
-        <w:rFonts w:asciiTheme="majorHAnsi" w:eastAsiaTheme="majorEastAsia" w:hAnsiTheme="majorHAnsi" w:cstheme="majorBidi"/>
+        <w:rFonts w:ascii="Arial" w:hAnsi="Arial" w:cs="Arial" w:eastAsia="Arial"/>
         <w:b/>
         <w:bCs/>
       </w:rPr>
@@ -17399,7 +17399,7 @@
         <w:spacing w:before="0" w:after="0" w:line="240" w:lineRule="auto"/>
       </w:pPr>
       <w:rPr>
-        <w:rFonts w:asciiTheme="majorHAnsi" w:eastAsiaTheme="majorEastAsia" w:hAnsiTheme="majorHAnsi" w:cstheme="majorBidi"/>
+        <w:rFonts w:ascii="Arial" w:hAnsi="Arial" w:cs="Arial" w:eastAsia="Arial"/>
         <w:b/>
         <w:bCs/>
       </w:rPr>
@@ -17417,14 +17417,14 @@
     </w:tblStylePr>
     <w:tblStylePr w:type="firstCol">
       <w:rPr>
-        <w:rFonts w:asciiTheme="majorHAnsi" w:eastAsiaTheme="majorEastAsia" w:hAnsiTheme="majorHAnsi" w:cstheme="majorBidi"/>
+        <w:rFonts w:ascii="Arial" w:hAnsi="Arial" w:cs="Arial" w:eastAsia="Arial"/>
         <w:b/>
         <w:bCs/>
       </w:rPr>
     </w:tblStylePr>
     <w:tblStylePr w:type="lastCol">
       <w:rPr>
-        <w:rFonts w:asciiTheme="majorHAnsi" w:eastAsiaTheme="majorEastAsia" w:hAnsiTheme="majorHAnsi" w:cstheme="majorBidi"/>
+        <w:rFonts w:ascii="Arial" w:hAnsi="Arial" w:cs="Arial" w:eastAsia="Arial"/>
         <w:b/>
         <w:bCs/>
       </w:rPr>
@@ -19289,7 +19289,7 @@
     </w:tblPr>
     <w:tblStylePr w:type="firstRow">
       <w:rPr>
-        <w:rFonts w:asciiTheme="majorHAnsi" w:eastAsiaTheme="majorEastAsia" w:hAnsiTheme="majorHAnsi" w:cstheme="majorBidi"/>
+        <w:rFonts w:ascii="Arial" w:hAnsi="Arial" w:cs="Arial" w:eastAsia="Arial"/>
       </w:rPr>
       <w:tblPr/>
       <w:tcPr>
@@ -19373,7 +19373,7 @@
     </w:tblPr>
     <w:tblStylePr w:type="firstRow">
       <w:rPr>
-        <w:rFonts w:asciiTheme="majorHAnsi" w:eastAsiaTheme="majorEastAsia" w:hAnsiTheme="majorHAnsi" w:cstheme="majorBidi"/>
+        <w:rFonts w:ascii="Arial" w:hAnsi="Arial" w:cs="Arial" w:eastAsia="Arial"/>
       </w:rPr>
       <w:tblPr/>
       <w:tcPr>
@@ -19457,7 +19457,7 @@
     </w:tblPr>
     <w:tblStylePr w:type="firstRow">
       <w:rPr>
-        <w:rFonts w:asciiTheme="majorHAnsi" w:eastAsiaTheme="majorEastAsia" w:hAnsiTheme="majorHAnsi" w:cstheme="majorBidi"/>
+        <w:rFonts w:ascii="Arial" w:hAnsi="Arial" w:cs="Arial" w:eastAsia="Arial"/>
       </w:rPr>
       <w:tblPr/>
       <w:tcPr>
@@ -19541,7 +19541,7 @@
     </w:tblPr>
     <w:tblStylePr w:type="firstRow">
       <w:rPr>
-        <w:rFonts w:asciiTheme="majorHAnsi" w:eastAsiaTheme="majorEastAsia" w:hAnsiTheme="majorHAnsi" w:cstheme="majorBidi"/>
+        <w:rFonts w:ascii="Arial" w:hAnsi="Arial" w:cs="Arial" w:eastAsia="Arial"/>
       </w:rPr>
       <w:tblPr/>
       <w:tcPr>
@@ -19625,7 +19625,7 @@
     </w:tblPr>
     <w:tblStylePr w:type="firstRow">
       <w:rPr>
-        <w:rFonts w:asciiTheme="majorHAnsi" w:eastAsiaTheme="majorEastAsia" w:hAnsiTheme="majorHAnsi" w:cstheme="majorBidi"/>
+        <w:rFonts w:ascii="Arial" w:hAnsi="Arial" w:cs="Arial" w:eastAsia="Arial"/>
       </w:rPr>
       <w:tblPr/>
       <w:tcPr>
@@ -19709,7 +19709,7 @@
     </w:tblPr>
     <w:tblStylePr w:type="firstRow">
       <w:rPr>
-        <w:rFonts w:asciiTheme="majorHAnsi" w:eastAsiaTheme="majorEastAsia" w:hAnsiTheme="majorHAnsi" w:cstheme="majorBidi"/>
+        <w:rFonts w:ascii="Arial" w:hAnsi="Arial" w:cs="Arial" w:eastAsia="Arial"/>
       </w:rPr>
       <w:tblPr/>
       <w:tcPr>
@@ -19793,7 +19793,7 @@
     </w:tblPr>
     <w:tblStylePr w:type="firstRow">
       <w:rPr>
-        <w:rFonts w:asciiTheme="majorHAnsi" w:eastAsiaTheme="majorEastAsia" w:hAnsiTheme="majorHAnsi" w:cstheme="majorBidi"/>
+        <w:rFonts w:ascii="Arial" w:hAnsi="Arial" w:cs="Arial" w:eastAsia="Arial"/>
       </w:rPr>
       <w:tblPr/>
       <w:tcPr>
@@ -19858,7 +19858,7 @@
       <w:spacing w:after="0" w:line="240" w:lineRule="auto"/>
     </w:pPr>
     <w:rPr>
-      <w:rFonts w:asciiTheme="majorHAnsi" w:eastAsiaTheme="majorEastAsia" w:hAnsiTheme="majorHAnsi" w:cstheme="majorBidi"/>
+      <w:rFonts w:ascii="Arial" w:hAnsi="Arial" w:cs="Arial" w:eastAsia="Arial"/>
       <w:color w:val="000000" w:themeColor="text1"/>
     </w:rPr>
     <w:tblPr>
@@ -19986,7 +19986,7 @@
       <w:spacing w:after="0" w:line="240" w:lineRule="auto"/>
     </w:pPr>
     <w:rPr>
-      <w:rFonts w:asciiTheme="majorHAnsi" w:eastAsiaTheme="majorEastAsia" w:hAnsiTheme="majorHAnsi" w:cstheme="majorBidi"/>
+      <w:rFonts w:ascii="Arial" w:hAnsi="Arial" w:cs="Arial" w:eastAsia="Arial"/>
       <w:color w:val="000000" w:themeColor="text1"/>
     </w:rPr>
     <w:tblPr>
@@ -20114,7 +20114,7 @@
       <w:spacing w:after="0" w:line="240" w:lineRule="auto"/>
     </w:pPr>
     <w:rPr>
-      <w:rFonts w:asciiTheme="majorHAnsi" w:eastAsiaTheme="majorEastAsia" w:hAnsiTheme="majorHAnsi" w:cstheme="majorBidi"/>
+      <w:rFonts w:ascii="Arial" w:hAnsi="Arial" w:cs="Arial" w:eastAsia="Arial"/>
       <w:color w:val="000000" w:themeColor="text1"/>
     </w:rPr>
     <w:tblPr>
@@ -20242,7 +20242,7 @@
       <w:spacing w:after="0" w:line="240" w:lineRule="auto"/>
     </w:pPr>
     <w:rPr>
-      <w:rFonts w:asciiTheme="majorHAnsi" w:eastAsiaTheme="majorEastAsia" w:hAnsiTheme="majorHAnsi" w:cstheme="majorBidi"/>
+      <w:rFonts w:ascii="Arial" w:hAnsi="Arial" w:cs="Arial" w:eastAsia="Arial"/>
       <w:color w:val="000000" w:themeColor="text1"/>
     </w:rPr>
     <w:tblPr>
@@ -20370,7 +20370,7 @@
       <w:spacing w:after="0" w:line="240" w:lineRule="auto"/>
     </w:pPr>
     <w:rPr>
-      <w:rFonts w:asciiTheme="majorHAnsi" w:eastAsiaTheme="majorEastAsia" w:hAnsiTheme="majorHAnsi" w:cstheme="majorBidi"/>
+      <w:rFonts w:ascii="Arial" w:hAnsi="Arial" w:cs="Arial" w:eastAsia="Arial"/>
       <w:color w:val="000000" w:themeColor="text1"/>
     </w:rPr>
     <w:tblPr>
@@ -20498,7 +20498,7 @@
       <w:spacing w:after="0" w:line="240" w:lineRule="auto"/>
     </w:pPr>
     <w:rPr>
-      <w:rFonts w:asciiTheme="majorHAnsi" w:eastAsiaTheme="majorEastAsia" w:hAnsiTheme="majorHAnsi" w:cstheme="majorBidi"/>
+      <w:rFonts w:ascii="Arial" w:hAnsi="Arial" w:cs="Arial" w:eastAsia="Arial"/>
       <w:color w:val="000000" w:themeColor="text1"/>
     </w:rPr>
     <w:tblPr>
@@ -20626,7 +20626,7 @@
       <w:spacing w:after="0" w:line="240" w:lineRule="auto"/>
     </w:pPr>
     <w:rPr>
-      <w:rFonts w:asciiTheme="majorHAnsi" w:eastAsiaTheme="majorEastAsia" w:hAnsiTheme="majorHAnsi" w:cstheme="majorBidi"/>
+      <w:rFonts w:ascii="Arial" w:hAnsi="Arial" w:cs="Arial" w:eastAsia="Arial"/>
       <w:color w:val="000000" w:themeColor="text1"/>
     </w:rPr>
     <w:tblPr>
@@ -21265,7 +21265,7 @@
       <w:spacing w:after="0" w:line="240" w:lineRule="auto"/>
     </w:pPr>
     <w:rPr>
-      <w:rFonts w:asciiTheme="majorHAnsi" w:eastAsiaTheme="majorEastAsia" w:hAnsiTheme="majorHAnsi" w:cstheme="majorBidi"/>
+      <w:rFonts w:ascii="Arial" w:hAnsi="Arial" w:cs="Arial" w:eastAsia="Arial"/>
       <w:color w:val="000000" w:themeColor="text1"/>
     </w:rPr>
     <w:tblPr>
@@ -21390,7 +21390,7 @@
       <w:spacing w:after="0" w:line="240" w:lineRule="auto"/>
     </w:pPr>
     <w:rPr>
-      <w:rFonts w:asciiTheme="majorHAnsi" w:eastAsiaTheme="majorEastAsia" w:hAnsiTheme="majorHAnsi" w:cstheme="majorBidi"/>
+      <w:rFonts w:ascii="Arial" w:hAnsi="Arial" w:cs="Arial" w:eastAsia="Arial"/>
       <w:color w:val="000000" w:themeColor="text1"/>
     </w:rPr>
     <w:tblPr>
@@ -21515,7 +21515,7 @@
       <w:spacing w:after="0" w:line="240" w:lineRule="auto"/>
     </w:pPr>
     <w:rPr>
-      <w:rFonts w:asciiTheme="majorHAnsi" w:eastAsiaTheme="majorEastAsia" w:hAnsiTheme="majorHAnsi" w:cstheme="majorBidi"/>
+      <w:rFonts w:ascii="Arial" w:hAnsi="Arial" w:cs="Arial" w:eastAsia="Arial"/>
       <w:color w:val="000000" w:themeColor="text1"/>
     </w:rPr>
     <w:tblPr>
@@ -21640,7 +21640,7 @@
       <w:spacing w:after="0" w:line="240" w:lineRule="auto"/>
     </w:pPr>
     <w:rPr>
-      <w:rFonts w:asciiTheme="majorHAnsi" w:eastAsiaTheme="majorEastAsia" w:hAnsiTheme="majorHAnsi" w:cstheme="majorBidi"/>
+      <w:rFonts w:ascii="Arial" w:hAnsi="Arial" w:cs="Arial" w:eastAsia="Arial"/>
       <w:color w:val="000000" w:themeColor="text1"/>
     </w:rPr>
     <w:tblPr>
@@ -21765,7 +21765,7 @@
       <w:spacing w:after="0" w:line="240" w:lineRule="auto"/>
     </w:pPr>
     <w:rPr>
-      <w:rFonts w:asciiTheme="majorHAnsi" w:eastAsiaTheme="majorEastAsia" w:hAnsiTheme="majorHAnsi" w:cstheme="majorBidi"/>
+      <w:rFonts w:ascii="Arial" w:hAnsi="Arial" w:cs="Arial" w:eastAsia="Arial"/>
       <w:color w:val="000000" w:themeColor="text1"/>
     </w:rPr>
     <w:tblPr>
@@ -21890,7 +21890,7 @@
       <w:spacing w:after="0" w:line="240" w:lineRule="auto"/>
     </w:pPr>
     <w:rPr>
-      <w:rFonts w:asciiTheme="majorHAnsi" w:eastAsiaTheme="majorEastAsia" w:hAnsiTheme="majorHAnsi" w:cstheme="majorBidi"/>
+      <w:rFonts w:ascii="Arial" w:hAnsi="Arial" w:cs="Arial" w:eastAsia="Arial"/>
       <w:color w:val="000000" w:themeColor="text1"/>
     </w:rPr>
     <w:tblPr>
@@ -22015,7 +22015,7 @@
       <w:spacing w:after="0" w:line="240" w:lineRule="auto"/>
     </w:pPr>
     <w:rPr>
-      <w:rFonts w:asciiTheme="majorHAnsi" w:eastAsiaTheme="majorEastAsia" w:hAnsiTheme="majorHAnsi" w:cstheme="majorBidi"/>
+      <w:rFonts w:ascii="Arial" w:hAnsi="Arial" w:cs="Arial" w:eastAsia="Arial"/>
       <w:color w:val="000000" w:themeColor="text1"/>
     </w:rPr>
     <w:tblPr>
@@ -25968,7 +25968,7 @@
     </a:clrScheme>
     <a:fontScheme name="Office">
       <a:majorFont>
-        <a:latin typeface="Calibri"/>
+        <a:latin typeface="Arial"/>
         <a:ea typeface=""/>
         <a:cs typeface=""/>
         <a:font script="Jpan" typeface="ＭＳ ゴシック"/>
@@ -26003,7 +26003,7 @@
         <a:font script="Geor" typeface="Sylfaen"/>
       </a:majorFont>
       <a:minorFont>
-        <a:latin typeface="Cambria"/>
+        <a:latin typeface="Arial"/>
         <a:ea typeface=""/>
         <a:cs typeface=""/>
         <a:font script="Jpan" typeface="ＭＳ 明朝"/>

--- a/assets/lessons/velocity-curve/unit-outline.docx
+++ b/assets/lessons/velocity-curve/unit-outline.docx
@@ -2036,15 +2036,39 @@
     <w:pPr>
       <w:pStyle w:val="Header"/>
       <w:tabs>
-        <w:tab w:pos="10080" w:val="right"/>
+        <w:tab w:val="clear" w:pos="576"/>
+        <w:tab w:val="clear" w:pos="1152"/>
+        <w:tab w:val="clear" w:pos="1728"/>
+        <w:tab w:val="clear" w:pos="2304"/>
+        <w:tab w:val="clear" w:pos="2880"/>
+        <w:tab w:val="clear" w:pos="3456"/>
+        <w:tab w:val="clear" w:pos="4032"/>
+        <w:tab w:pos="9820" w:val="right"/>
       </w:tabs>
+      <w:spacing w:before="0" w:after="0" w:lineRule="exact" w:line="480"/>
+      <w:shd w:val="clear" w:fill="002855"/>
+      <w:pBdr>
+        <w:bottom w:val="single" w:sz="16" w:space="0" w:color="EEAA00"/>
+      </w:pBdr>
     </w:pPr>
     <w:r>
       <w:rPr>
-        <w:b/>
-        <w:color w:val="002855"/>
-      </w:rPr>
-      <w:t>WVU DSPIRA</w:t>
+        <w:rFonts w:ascii="Arial" w:hAnsi="Arial"/>
+        <w:b/>
+        <w:color w:val="FFFFFF"/>
+        <w:sz w:val="32"/>
+      </w:rPr>
+      <w:t xml:space="preserve">  WVU DSPIRA</w:t>
+    </w:r>
+    <w:r>
+      <w:rPr>
+        <w:rFonts w:ascii="Arial" w:hAnsi="Arial"/>
+        <w:b w:val="0"/>
+        <w:color w:val="FFFFFF"/>
+        <w:sz w:val="18"/>
+      </w:rPr>
+      <w:tab/>
+      <w:t>WEST VIRGINIA UNIVERSITY</w:t>
     </w:r>
   </w:p>
 </w:hdr>

--- a/assets/lessons/velocity-curve/unit-outline.docx
+++ b/assets/lessons/velocity-curve/unit-outline.docx
@@ -5,7 +5,6 @@
     <w:p>
       <w:pPr>
         <w:pStyle w:val="Title"/>
-        <w:keepNext/>
       </w:pPr>
       <w:r>
         <w:t>Radio astronomy unit outline</w:t>
@@ -14,37 +13,14 @@
     <w:p>
       <w:pPr>
         <w:pStyle w:val="Subtitle"/>
-        <w:keepNext/>
       </w:pPr>
       <w:r>
-        <w:t>Teaching guide</w:t>
+        <w:t>Teacher planning guide</w:t>
       </w:r>
     </w:p>
     <w:p>
       <w:r>
-        <w:rPr>
-          <w:b/>
-        </w:rPr>
-        <w:t>OBJECTIVE</w:t>
-      </w:r>
-      <w:r>
-        <w:t xml:space="preserve"> The ultimate goal of this unit is to have the AP Physics students the deduce the existence of dark  matter in the Milky Way Galaxy through an investigation of its rotation curve. The students will use  the horn telescopes to determine the speed of the rotation of the galaxy as a function of distance from  the galaxy center. By comparing their results to the rotation curve expected in a Keplerian system, the  students should be able to recognize that this model fails when applied to the MWG. By applying  different models to the mass distribution of matter in the MWG, the students will be lead to the  realization that there is missing mass distributed throughout the galaxy, known as dark matter. </w:t>
-      </w:r>
-    </w:p>
-    <w:p>
-      <w:r>
-        <w:rPr>
-          <w:b/>
-        </w:rPr>
-        <w:t>RATIONALE</w:t>
-      </w:r>
-      <w:r>
-        <w:t xml:space="preserve"> The first part of this unit, making observations with the horn telescope and learning some basic  astronomy, will cover the first week of the semester. The purpose of this is to refresh and reinforce the students' understanding of scientific methodologies and scientific models. Carrying out such scientific research in the context of a real scientific investigation is intended to get the students interested in  physics, and it will be an investigation that will continue throughout the semester, culminating in the  final week of the semester when we cover gravitation.</w:t>
-      </w:r>
-    </w:p>
-    <w:p>
-      <w:r>
-        <w:t>Even though it might seem that astronomy per se is not part of the AP Physics C curriculum, the  content of this investigation is rich in Physics C topics and scientific methods, including units,  coordinate systems, measurements, collecting and analyzing data, oscillations (waves, which appears  on the SAT Physics subject test, which some of the students will be taking), circular motion,  gravitation, and the use and development of models in science. All of these are important and useful  methods typical with modern scientific data collection and analysis. Having the ability to compare  their experimental results with a model of gravitation that they will be studying will be very relevant  for today's science standards in academics (e.g. the College Board AP sciences and NGSS), which is  shifting the focus from rote learned systems to focusing on scientific skills and methods.</w:t>
+        <w:t>Guide students from their first horn telescope observations to a measured Galactic rotation curve. Compare their results with gravitational models.</w:t>
       </w:r>
     </w:p>
     <w:p>
@@ -52,71 +28,12 @@
         <w:pStyle w:val="Heading1"/>
       </w:pPr>
       <w:r>
-        <w:t>Outline During Week 1 of Semester 1</w:t>
+        <w:t>Learning goal</w:t>
       </w:r>
     </w:p>
     <w:p>
       <w:r>
-        <w:t xml:space="preserve">1. Introduction: </w:t>
-      </w:r>
-      <w:r>
-        <w:rPr>
-          <w:i/>
-        </w:rPr>
-        <w:t>Lesson 1: Horn Telescope Introduction</w:t>
-      </w:r>
-    </w:p>
-    <w:p>
-      <w:r>
-        <w:t>2. What are we measuring?</w:t>
-      </w:r>
-    </w:p>
-    <w:p>
-      <w:r>
-        <w:rPr>
-          <w:i/>
-        </w:rPr>
-        <w:t>a. Lesson 2: The Electromagnetic Spectrum</w:t>
-      </w:r>
-    </w:p>
-    <w:p>
-      <w:r>
-        <w:rPr>
-          <w:i/>
-        </w:rPr>
-        <w:t>b. Lesson 3: HI Hydrogen as a Radio Source</w:t>
-      </w:r>
-    </w:p>
-    <w:p>
-      <w:r>
-        <w:t>3. Where is the Telescope Looking?</w:t>
-      </w:r>
-    </w:p>
-    <w:p>
-      <w:r>
-        <w:rPr>
-          <w:i/>
-        </w:rPr>
-        <w:t>a. Lesson 4: Galactic Coordinates</w:t>
-      </w:r>
-    </w:p>
-    <w:p>
-      <w:r>
-        <w:rPr>
-          <w:i/>
-        </w:rPr>
-        <w:t>b. Lesson 5: Using Stellarium</w:t>
-      </w:r>
-    </w:p>
-    <w:p>
-      <w:r>
-        <w:t>4. Analyzing HI Spectra:</w:t>
-      </w:r>
-      <w:r>
-        <w:rPr>
-          <w:i/>
-        </w:rPr>
-        <w:t xml:space="preserve"> Lesson 6: Data Analysis; the Doppler Shift</w:t>
+        <w:t>Students measure hydrogen spectra and infer gas velocities at different distances from the Galactic center. They compare the rotation curve with a model dominated by a central mass. The mismatch motivates testing other mass distributions, including a dark matter halo.</w:t>
       </w:r>
     </w:p>
     <w:p>
@@ -124,90 +41,25 @@
         <w:pStyle w:val="Heading1"/>
       </w:pPr>
       <w:r>
-        <w:t>During Month 1 of Semester 1</w:t>
+        <w:t>How the investigation fits a semester</w:t>
       </w:r>
     </w:p>
     <w:p>
       <w:r>
-        <w:t xml:space="preserve">5. How to Operate the Horn Telescope: </w:t>
-      </w:r>
-      <w:r>
-        <w:rPr>
-          <w:i/>
-        </w:rPr>
-        <w:t>Lesson 7: Using the Horn Telescope</w:t>
-      </w:r>
-    </w:p>
-    <w:p>
-      <w:r>
-        <w:t xml:space="preserve">6. Galaxy Observation 1 </w:t>
-      </w:r>
-    </w:p>
-    <w:p>
-      <w:r>
-        <w:lastRenderedPageBreak/>
-        <w:t>a. Groups assigned coordinates along galactic plane in quadrants II and III</w:t>
-      </w:r>
-    </w:p>
-    <w:p>
-      <w:r>
-        <w:t>b. Data Analysis and Discussion: the MWG rotates</w:t>
-      </w:r>
-    </w:p>
-    <w:p>
-      <w:pPr>
-        <w:pStyle w:val="Heading1"/>
-      </w:pPr>
-      <w:r>
-        <w:t>Sometime Before or During the Unit on Gravitation</w:t>
-      </w:r>
-    </w:p>
-    <w:p>
-      <w:r>
-        <w:t>7. Galaxy Observation 2: Determining a Velocity Curve</w:t>
-      </w:r>
-    </w:p>
-    <w:p>
-      <w:r>
-        <w:t>a. Groups assigned coordinates along galactic plane in quadrant I</w:t>
-      </w:r>
-    </w:p>
-    <w:p>
-      <w:r>
-        <w:t xml:space="preserve">b. Galactic Plane Data Analysis: circular motion models applied to the MWG, the tangent </w:t>
-      </w:r>
-    </w:p>
-    <w:p>
-      <w:r>
-        <w:t>method, determining a rotation curve of the MWG</w:t>
-      </w:r>
-    </w:p>
-    <w:p>
-      <w:r>
-        <w:t>c. Galactic Plane Data Interpretation: Compare the experimental rotation curve with that  expected using a Keplerian model; incorporate gravitation models; discuss the need to  revise the model; test possible models; deduce the existence of dark matter</w:t>
-      </w:r>
-    </w:p>
-    <w:p>
-      <w:pPr>
-        <w:pStyle w:val="Heading1"/>
-      </w:pPr>
-      <w:r>
-        <w:t>Curriculum Map: Astronomy in AP Physics 2018-19</w:t>
+        <w:t>Introduce the telescope during the first week. Continue observations and analysis as students learn waves, circular motion, and gravitation. The investigation connects scientific models with measurements, uncertainty, and evidence.</w:t>
       </w:r>
     </w:p>
     <w:tbl>
       <w:tblPr>
-        <w:tblW w:w="10080" w:type="dxa"/>
+        <w:tblStyle w:val="TableGrid"/>
+        <w:tblW w:w="0" w:type="auto"/>
         <w:jc w:val="center"/>
         <w:tblLayout w:type="fixed"/>
         <w:tblLook w:val="04A0" w:firstRow="1" w:lastRow="0" w:firstColumn="1" w:lastColumn="0" w:noHBand="0" w:noVBand="1"/>
       </w:tblPr>
       <w:tblGrid>
-        <w:gridCol w:w="1728"/>
-        <w:gridCol w:w="2448"/>
-        <w:gridCol w:w="1872"/>
-        <w:gridCol w:w="2160"/>
-        <w:gridCol w:w="1872"/>
+        <w:gridCol w:w="2088"/>
+        <w:gridCol w:w="7992"/>
       </w:tblGrid>
       <w:tr>
         <w:trPr>
@@ -217,7 +69,7 @@
         </w:trPr>
         <w:tc>
           <w:tcPr>
-            <w:tcW w:w="1728" w:type="dxa"/>
+            <w:tcW w:w="2088" w:type="dxa"/>
             <w:tcBorders>
               <w:top w:val="single" w:sz="4" w:space="0" w:color="D9D9D9"/>
               <w:left w:val="single" w:sz="4" w:space="0" w:color="D9D9D9"/>
@@ -226,30 +78,29 @@
             </w:tcBorders>
             <w:shd w:val="clear" w:color="auto" w:fill="002855"/>
             <w:tcMar>
-              <w:top w:w="90" w:type="dxa"/>
+              <w:top w:w="70" w:type="dxa"/>
               <w:left w:w="90" w:type="dxa"/>
-              <w:bottom w:w="90" w:type="dxa"/>
+              <w:bottom w:w="70" w:type="dxa"/>
               <w:right w:w="90" w:type="dxa"/>
             </w:tcMar>
             <w:vAlign w:val="center"/>
           </w:tcPr>
           <w:p>
             <w:pPr>
-              <w:keepLines/>
-              <w:spacing w:after="40" w:line="252" w:lineRule="auto"/>
+              <w:spacing w:after="0"/>
             </w:pPr>
             <w:r>
               <w:rPr>
                 <w:b/>
                 <w:color w:val="FFFFFF"/>
               </w:rPr>
-              <w:t>Lesson</w:t>
+              <w:t>When</w:t>
             </w:r>
           </w:p>
         </w:tc>
         <w:tc>
           <w:tcPr>
-            <w:tcW w:w="2448" w:type="dxa"/>
+            <w:tcW w:w="7992" w:type="dxa"/>
             <w:tcBorders>
               <w:top w:val="single" w:sz="4" w:space="0" w:color="D9D9D9"/>
               <w:left w:val="single" w:sz="4" w:space="0" w:color="D9D9D9"/>
@@ -258,120 +109,23 @@
             </w:tcBorders>
             <w:shd w:val="clear" w:color="auto" w:fill="002855"/>
             <w:tcMar>
-              <w:top w:w="90" w:type="dxa"/>
+              <w:top w:w="70" w:type="dxa"/>
               <w:left w:w="90" w:type="dxa"/>
-              <w:bottom w:w="90" w:type="dxa"/>
+              <w:bottom w:w="70" w:type="dxa"/>
               <w:right w:w="90" w:type="dxa"/>
             </w:tcMar>
             <w:vAlign w:val="center"/>
           </w:tcPr>
           <w:p>
             <w:pPr>
-              <w:keepLines/>
-              <w:spacing w:after="40" w:line="252" w:lineRule="auto"/>
+              <w:spacing w:after="0"/>
             </w:pPr>
             <w:r>
               <w:rPr>
                 <w:b/>
                 <w:color w:val="FFFFFF"/>
               </w:rPr>
-              <w:t>Content/Objective</w:t>
-            </w:r>
-          </w:p>
-        </w:tc>
-        <w:tc>
-          <w:tcPr>
-            <w:tcW w:w="1872" w:type="dxa"/>
-            <w:tcBorders>
-              <w:top w:val="single" w:sz="4" w:space="0" w:color="D9D9D9"/>
-              <w:left w:val="single" w:sz="4" w:space="0" w:color="D9D9D9"/>
-              <w:bottom w:val="single" w:sz="4" w:space="0" w:color="D9D9D9"/>
-              <w:right w:val="single" w:sz="4" w:space="0" w:color="D9D9D9"/>
-            </w:tcBorders>
-            <w:shd w:val="clear" w:color="auto" w:fill="002855"/>
-            <w:tcMar>
-              <w:top w:w="90" w:type="dxa"/>
-              <w:left w:w="90" w:type="dxa"/>
-              <w:bottom w:w="90" w:type="dxa"/>
-              <w:right w:w="90" w:type="dxa"/>
-            </w:tcMar>
-            <w:vAlign w:val="center"/>
-          </w:tcPr>
-          <w:p>
-            <w:pPr>
-              <w:keepLines/>
-              <w:spacing w:after="40" w:line="252" w:lineRule="auto"/>
-            </w:pPr>
-            <w:r>
-              <w:rPr>
-                <w:b/>
-                <w:color w:val="FFFFFF"/>
-              </w:rPr>
-              <w:t>Activities</w:t>
-            </w:r>
-          </w:p>
-        </w:tc>
-        <w:tc>
-          <w:tcPr>
-            <w:tcW w:w="2160" w:type="dxa"/>
-            <w:tcBorders>
-              <w:top w:val="single" w:sz="4" w:space="0" w:color="D9D9D9"/>
-              <w:left w:val="single" w:sz="4" w:space="0" w:color="D9D9D9"/>
-              <w:bottom w:val="single" w:sz="4" w:space="0" w:color="D9D9D9"/>
-              <w:right w:val="single" w:sz="4" w:space="0" w:color="D9D9D9"/>
-            </w:tcBorders>
-            <w:shd w:val="clear" w:color="auto" w:fill="002855"/>
-            <w:tcMar>
-              <w:top w:w="90" w:type="dxa"/>
-              <w:left w:w="90" w:type="dxa"/>
-              <w:bottom w:w="90" w:type="dxa"/>
-              <w:right w:w="90" w:type="dxa"/>
-            </w:tcMar>
-            <w:vAlign w:val="center"/>
-          </w:tcPr>
-          <w:p>
-            <w:pPr>
-              <w:keepLines/>
-              <w:spacing w:after="40" w:line="252" w:lineRule="auto"/>
-            </w:pPr>
-            <w:r>
-              <w:rPr>
-                <w:b/>
-                <w:color w:val="FFFFFF"/>
-              </w:rPr>
-              <w:t>Knowledge/Skills</w:t>
-            </w:r>
-          </w:p>
-        </w:tc>
-        <w:tc>
-          <w:tcPr>
-            <w:tcW w:w="1872" w:type="dxa"/>
-            <w:tcBorders>
-              <w:top w:val="single" w:sz="4" w:space="0" w:color="D9D9D9"/>
-              <w:left w:val="single" w:sz="4" w:space="0" w:color="D9D9D9"/>
-              <w:bottom w:val="single" w:sz="4" w:space="0" w:color="D9D9D9"/>
-              <w:right w:val="single" w:sz="4" w:space="0" w:color="D9D9D9"/>
-            </w:tcBorders>
-            <w:shd w:val="clear" w:color="auto" w:fill="002855"/>
-            <w:tcMar>
-              <w:top w:w="90" w:type="dxa"/>
-              <w:left w:w="90" w:type="dxa"/>
-              <w:bottom w:w="90" w:type="dxa"/>
-              <w:right w:w="90" w:type="dxa"/>
-            </w:tcMar>
-            <w:vAlign w:val="center"/>
-          </w:tcPr>
-          <w:p>
-            <w:pPr>
-              <w:keepLines/>
-              <w:spacing w:after="40" w:line="252" w:lineRule="auto"/>
-            </w:pPr>
-            <w:r>
-              <w:rPr>
-                <w:b/>
-                <w:color w:val="FFFFFF"/>
-              </w:rPr>
-              <w:t>Assessment</w:t>
+              <w:t>Classroom focus</w:t>
             </w:r>
           </w:p>
         </w:tc>
@@ -379,12 +133,11 @@
       <w:tr>
         <w:trPr>
           <w:cantSplit/>
-          <w:trHeight w:val="403"/>
           <w:jc w:val="center"/>
         </w:trPr>
         <w:tc>
           <w:tcPr>
-            <w:tcW w:w="1728" w:type="dxa"/>
+            <w:tcW w:w="2088" w:type="dxa"/>
             <w:tcBorders>
               <w:top w:val="single" w:sz="4" w:space="0" w:color="D9D9D9"/>
               <w:left w:val="single" w:sz="4" w:space="0" w:color="D9D9D9"/>
@@ -393,30 +146,25 @@
             </w:tcBorders>
             <w:shd w:val="clear" w:color="auto" w:fill="F3F5F7"/>
             <w:tcMar>
-              <w:top w:w="90" w:type="dxa"/>
+              <w:top w:w="70" w:type="dxa"/>
               <w:left w:w="90" w:type="dxa"/>
-              <w:bottom w:w="90" w:type="dxa"/>
+              <w:bottom w:w="70" w:type="dxa"/>
               <w:right w:w="90" w:type="dxa"/>
             </w:tcMar>
             <w:vAlign w:val="center"/>
           </w:tcPr>
           <w:p>
             <w:pPr>
-              <w:keepLines/>
-              <w:spacing w:after="40" w:line="252" w:lineRule="auto"/>
+              <w:spacing w:after="0"/>
             </w:pPr>
             <w:r>
-              <w:t>1. Horn Telescope</w:t>
-            </w:r>
-            <w:r>
-              <w:br/>
-              <w:t>Introduction</w:t>
+              <w:t>First week</w:t>
             </w:r>
           </w:p>
         </w:tc>
         <w:tc>
           <w:tcPr>
-            <w:tcW w:w="2448" w:type="dxa"/>
+            <w:tcW w:w="7992" w:type="dxa"/>
             <w:tcBorders>
               <w:top w:val="single" w:sz="4" w:space="0" w:color="D9D9D9"/>
               <w:left w:val="single" w:sz="4" w:space="0" w:color="D9D9D9"/>
@@ -425,34 +173,91 @@
             </w:tcBorders>
             <w:shd w:val="clear" w:color="auto" w:fill="F3F5F7"/>
             <w:tcMar>
-              <w:top w:w="90" w:type="dxa"/>
+              <w:top w:w="70" w:type="dxa"/>
               <w:left w:w="90" w:type="dxa"/>
-              <w:bottom w:w="90" w:type="dxa"/>
+              <w:bottom w:w="70" w:type="dxa"/>
               <w:right w:w="90" w:type="dxa"/>
             </w:tcMar>
             <w:vAlign w:val="center"/>
           </w:tcPr>
           <w:p>
             <w:pPr>
-              <w:keepLines/>
-              <w:spacing w:after="40" w:line="252" w:lineRule="auto"/>
+              <w:spacing w:after="0"/>
             </w:pPr>
             <w:r>
-              <w:t>• Exposure to operation &amp;</w:t>
+              <w:t>Introduce the telescope, electromagnetic waves, hydrogen emission, coordinates, Stellarium, and Doppler shifts.</w:t>
             </w:r>
+          </w:p>
+        </w:tc>
+      </w:tr>
+      <w:tr>
+        <w:trPr>
+          <w:cantSplit/>
+          <w:jc w:val="center"/>
+        </w:trPr>
+        <w:tc>
+          <w:tcPr>
+            <w:tcW w:w="2088" w:type="dxa"/>
+            <w:tcBorders>
+              <w:top w:val="single" w:sz="4" w:space="0" w:color="D9D9D9"/>
+              <w:left w:val="single" w:sz="4" w:space="0" w:color="D9D9D9"/>
+              <w:bottom w:val="single" w:sz="4" w:space="0" w:color="D9D9D9"/>
+              <w:right w:val="single" w:sz="4" w:space="0" w:color="D9D9D9"/>
+            </w:tcBorders>
+            <w:shd w:val="clear" w:color="auto" w:fill="FFFFFF"/>
+            <w:tcMar>
+              <w:top w:w="70" w:type="dxa"/>
+              <w:left w:w="90" w:type="dxa"/>
+              <w:bottom w:w="70" w:type="dxa"/>
+              <w:right w:w="90" w:type="dxa"/>
+            </w:tcMar>
+            <w:vAlign w:val="center"/>
+          </w:tcPr>
+          <w:p>
+            <w:pPr>
+              <w:spacing w:after="0"/>
+            </w:pPr>
             <w:r>
-              <w:br/>
-              <w:t>construction of horn</w:t>
-            </w:r>
-            <w:r>
-              <w:br/>
-              <w:t>telescope</w:t>
+              <w:t>First month</w:t>
             </w:r>
           </w:p>
         </w:tc>
         <w:tc>
           <w:tcPr>
-            <w:tcW w:w="1872" w:type="dxa"/>
+            <w:tcW w:w="7992" w:type="dxa"/>
+            <w:tcBorders>
+              <w:top w:val="single" w:sz="4" w:space="0" w:color="D9D9D9"/>
+              <w:left w:val="single" w:sz="4" w:space="0" w:color="D9D9D9"/>
+              <w:bottom w:val="single" w:sz="4" w:space="0" w:color="D9D9D9"/>
+              <w:right w:val="single" w:sz="4" w:space="0" w:color="D9D9D9"/>
+            </w:tcBorders>
+            <w:shd w:val="clear" w:color="auto" w:fill="FFFFFF"/>
+            <w:tcMar>
+              <w:top w:w="70" w:type="dxa"/>
+              <w:left w:w="90" w:type="dxa"/>
+              <w:bottom w:w="70" w:type="dxa"/>
+              <w:right w:w="90" w:type="dxa"/>
+            </w:tcMar>
+            <w:vAlign w:val="center"/>
+          </w:tcPr>
+          <w:p>
+            <w:pPr>
+              <w:spacing w:after="0"/>
+            </w:pPr>
+            <w:r>
+              <w:t>Practice telescope operation. Observe Galactic quadrants II and III, then compare velocity measurements.</w:t>
+            </w:r>
+          </w:p>
+        </w:tc>
+      </w:tr>
+      <w:tr>
+        <w:trPr>
+          <w:cantSplit/>
+          <w:jc w:val="center"/>
+        </w:trPr>
+        <w:tc>
+          <w:tcPr>
+            <w:tcW w:w="2088" w:type="dxa"/>
             <w:tcBorders>
               <w:top w:val="single" w:sz="4" w:space="0" w:color="D9D9D9"/>
               <w:left w:val="single" w:sz="4" w:space="0" w:color="D9D9D9"/>
@@ -461,34 +266,25 @@
             </w:tcBorders>
             <w:shd w:val="clear" w:color="auto" w:fill="F3F5F7"/>
             <w:tcMar>
-              <w:top w:w="90" w:type="dxa"/>
+              <w:top w:w="70" w:type="dxa"/>
               <w:left w:w="90" w:type="dxa"/>
-              <w:bottom w:w="90" w:type="dxa"/>
+              <w:bottom w:w="70" w:type="dxa"/>
               <w:right w:w="90" w:type="dxa"/>
             </w:tcMar>
             <w:vAlign w:val="center"/>
           </w:tcPr>
           <w:p>
             <w:pPr>
-              <w:keepLines/>
-              <w:spacing w:after="40" w:line="252" w:lineRule="auto"/>
+              <w:spacing w:after="0"/>
             </w:pPr>
             <w:r>
-              <w:t>• Students make</w:t>
-            </w:r>
-            <w:r>
-              <w:br/>
-              <w:t>observations</w:t>
-            </w:r>
-            <w:r>
-              <w:br/>
-              <w:t>• Students brainstorm</w:t>
+              <w:t>Before or during gravitation</w:t>
             </w:r>
           </w:p>
         </w:tc>
         <w:tc>
           <w:tcPr>
-            <w:tcW w:w="2160" w:type="dxa"/>
+            <w:tcW w:w="7992" w:type="dxa"/>
             <w:tcBorders>
               <w:top w:val="single" w:sz="4" w:space="0" w:color="D9D9D9"/>
               <w:left w:val="single" w:sz="4" w:space="0" w:color="D9D9D9"/>
@@ -497,1408 +293,279 @@
             </w:tcBorders>
             <w:shd w:val="clear" w:color="auto" w:fill="F3F5F7"/>
             <w:tcMar>
-              <w:top w:w="90" w:type="dxa"/>
+              <w:top w:w="70" w:type="dxa"/>
               <w:left w:w="90" w:type="dxa"/>
-              <w:bottom w:w="90" w:type="dxa"/>
+              <w:bottom w:w="70" w:type="dxa"/>
               <w:right w:w="90" w:type="dxa"/>
             </w:tcMar>
             <w:vAlign w:val="center"/>
           </w:tcPr>
           <w:p>
             <w:pPr>
-              <w:keepLines/>
-              <w:spacing w:after="40" w:line="252" w:lineRule="auto"/>
+              <w:spacing w:after="0"/>
             </w:pPr>
             <w:r>
-              <w:t>• Observations</w:t>
-            </w:r>
-            <w:r>
-              <w:br/>
-              <w:t>• Reading graphs</w:t>
-            </w:r>
-            <w:r>
-              <w:br/>
-              <w:t>• Scientific</w:t>
-            </w:r>
-            <w:r>
-              <w:br/>
-              <w:t>measurements</w:t>
-            </w:r>
-          </w:p>
-        </w:tc>
-        <w:tc>
-          <w:tcPr>
-            <w:tcW w:w="1872" w:type="dxa"/>
-            <w:tcBorders>
-              <w:top w:val="single" w:sz="4" w:space="0" w:color="D9D9D9"/>
-              <w:left w:val="single" w:sz="4" w:space="0" w:color="D9D9D9"/>
-              <w:bottom w:val="single" w:sz="4" w:space="0" w:color="D9D9D9"/>
-              <w:right w:val="single" w:sz="4" w:space="0" w:color="D9D9D9"/>
-            </w:tcBorders>
-            <w:shd w:val="clear" w:color="auto" w:fill="F3F5F7"/>
-            <w:tcMar>
-              <w:top w:w="90" w:type="dxa"/>
-              <w:left w:w="90" w:type="dxa"/>
-              <w:bottom w:w="90" w:type="dxa"/>
-              <w:right w:w="90" w:type="dxa"/>
-            </w:tcMar>
-            <w:vAlign w:val="center"/>
-          </w:tcPr>
-          <w:p>
-            <w:pPr>
-              <w:keepLines/>
-              <w:spacing w:after="40" w:line="252" w:lineRule="auto"/>
-            </w:pPr>
-            <w:r>
-              <w:t>• Student work</w:t>
-            </w:r>
-            <w:r>
-              <w:br/>
-              <w:t>• Student</w:t>
-            </w:r>
-            <w:r>
-              <w:br/>
-              <w:t>participation</w:t>
-            </w:r>
-          </w:p>
-        </w:tc>
-      </w:tr>
-      <w:tr>
-        <w:trPr>
-          <w:cantSplit/>
-          <w:trHeight w:val="403"/>
-          <w:jc w:val="center"/>
-        </w:trPr>
-        <w:tc>
-          <w:tcPr>
-            <w:tcW w:w="1728" w:type="dxa"/>
-            <w:tcBorders>
-              <w:top w:val="single" w:sz="4" w:space="0" w:color="D9D9D9"/>
-              <w:left w:val="single" w:sz="4" w:space="0" w:color="D9D9D9"/>
-              <w:bottom w:val="single" w:sz="4" w:space="0" w:color="D9D9D9"/>
-              <w:right w:val="single" w:sz="4" w:space="0" w:color="D9D9D9"/>
-            </w:tcBorders>
-            <w:shd w:val="clear" w:color="auto" w:fill="FFFFFF"/>
-            <w:tcMar>
-              <w:top w:w="90" w:type="dxa"/>
-              <w:left w:w="90" w:type="dxa"/>
-              <w:bottom w:w="90" w:type="dxa"/>
-              <w:right w:w="90" w:type="dxa"/>
-            </w:tcMar>
-            <w:vAlign w:val="center"/>
-          </w:tcPr>
-          <w:p>
-            <w:pPr>
-              <w:keepLines/>
-              <w:spacing w:after="40" w:line="252" w:lineRule="auto"/>
-            </w:pPr>
-            <w:r>
-              <w:t>2. Electromagnetic</w:t>
-            </w:r>
-            <w:r>
-              <w:br/>
-              <w:t>Spectrum</w:t>
-            </w:r>
-          </w:p>
-        </w:tc>
-        <w:tc>
-          <w:tcPr>
-            <w:tcW w:w="2448" w:type="dxa"/>
-            <w:tcBorders>
-              <w:top w:val="single" w:sz="4" w:space="0" w:color="D9D9D9"/>
-              <w:left w:val="single" w:sz="4" w:space="0" w:color="D9D9D9"/>
-              <w:bottom w:val="single" w:sz="4" w:space="0" w:color="D9D9D9"/>
-              <w:right w:val="single" w:sz="4" w:space="0" w:color="D9D9D9"/>
-            </w:tcBorders>
-            <w:shd w:val="clear" w:color="auto" w:fill="FFFFFF"/>
-            <w:tcMar>
-              <w:top w:w="90" w:type="dxa"/>
-              <w:left w:w="90" w:type="dxa"/>
-              <w:bottom w:w="90" w:type="dxa"/>
-              <w:right w:w="90" w:type="dxa"/>
-            </w:tcMar>
-            <w:vAlign w:val="center"/>
-          </w:tcPr>
-          <w:p>
-            <w:pPr>
-              <w:keepLines/>
-              <w:spacing w:after="40" w:line="252" w:lineRule="auto"/>
-            </w:pPr>
-            <w:r>
-              <w:t>• Waves</w:t>
-            </w:r>
-            <w:r>
-              <w:br/>
-              <w:t>• v = f∙λ</w:t>
-            </w:r>
-            <w:r>
-              <w:br/>
-              <w:t>• EM spectrum</w:t>
-            </w:r>
-          </w:p>
-        </w:tc>
-        <w:tc>
-          <w:tcPr>
-            <w:tcW w:w="1872" w:type="dxa"/>
-            <w:tcBorders>
-              <w:top w:val="single" w:sz="4" w:space="0" w:color="D9D9D9"/>
-              <w:left w:val="single" w:sz="4" w:space="0" w:color="D9D9D9"/>
-              <w:bottom w:val="single" w:sz="4" w:space="0" w:color="D9D9D9"/>
-              <w:right w:val="single" w:sz="4" w:space="0" w:color="D9D9D9"/>
-            </w:tcBorders>
-            <w:shd w:val="clear" w:color="auto" w:fill="FFFFFF"/>
-            <w:tcMar>
-              <w:top w:w="90" w:type="dxa"/>
-              <w:left w:w="90" w:type="dxa"/>
-              <w:bottom w:w="90" w:type="dxa"/>
-              <w:right w:w="90" w:type="dxa"/>
-            </w:tcMar>
-            <w:vAlign w:val="center"/>
-          </w:tcPr>
-          <w:p>
-            <w:pPr>
-              <w:keepLines/>
-              <w:spacing w:after="40" w:line="252" w:lineRule="auto"/>
-            </w:pPr>
-            <w:r>
-              <w:t>• Reading</w:t>
-            </w:r>
-            <w:r>
-              <w:br/>
-              <w:t>• Exercises</w:t>
-            </w:r>
-          </w:p>
-        </w:tc>
-        <w:tc>
-          <w:tcPr>
-            <w:tcW w:w="2160" w:type="dxa"/>
-            <w:tcBorders>
-              <w:top w:val="single" w:sz="4" w:space="0" w:color="D9D9D9"/>
-              <w:left w:val="single" w:sz="4" w:space="0" w:color="D9D9D9"/>
-              <w:bottom w:val="single" w:sz="4" w:space="0" w:color="D9D9D9"/>
-              <w:right w:val="single" w:sz="4" w:space="0" w:color="D9D9D9"/>
-            </w:tcBorders>
-            <w:shd w:val="clear" w:color="auto" w:fill="FFFFFF"/>
-            <w:tcMar>
-              <w:top w:w="90" w:type="dxa"/>
-              <w:left w:w="90" w:type="dxa"/>
-              <w:bottom w:w="90" w:type="dxa"/>
-              <w:right w:w="90" w:type="dxa"/>
-            </w:tcMar>
-            <w:vAlign w:val="center"/>
-          </w:tcPr>
-          <w:p>
-            <w:pPr>
-              <w:keepLines/>
-              <w:spacing w:after="40" w:line="252" w:lineRule="auto"/>
-            </w:pPr>
-            <w:r>
-              <w:t>• EM spectrum</w:t>
-            </w:r>
-          </w:p>
-        </w:tc>
-        <w:tc>
-          <w:tcPr>
-            <w:tcW w:w="1872" w:type="dxa"/>
-            <w:tcBorders>
-              <w:top w:val="single" w:sz="4" w:space="0" w:color="D9D9D9"/>
-              <w:left w:val="single" w:sz="4" w:space="0" w:color="D9D9D9"/>
-              <w:bottom w:val="single" w:sz="4" w:space="0" w:color="D9D9D9"/>
-              <w:right w:val="single" w:sz="4" w:space="0" w:color="D9D9D9"/>
-            </w:tcBorders>
-            <w:shd w:val="clear" w:color="auto" w:fill="FFFFFF"/>
-            <w:tcMar>
-              <w:top w:w="90" w:type="dxa"/>
-              <w:left w:w="90" w:type="dxa"/>
-              <w:bottom w:w="90" w:type="dxa"/>
-              <w:right w:w="90" w:type="dxa"/>
-            </w:tcMar>
-            <w:vAlign w:val="center"/>
-          </w:tcPr>
-          <w:p>
-            <w:pPr>
-              <w:keepLines/>
-              <w:spacing w:after="40" w:line="252" w:lineRule="auto"/>
-            </w:pPr>
-            <w:r>
-              <w:t>• Exercises</w:t>
-            </w:r>
-          </w:p>
-        </w:tc>
-      </w:tr>
-      <w:tr>
-        <w:trPr>
-          <w:cantSplit/>
-          <w:trHeight w:val="403"/>
-          <w:jc w:val="center"/>
-        </w:trPr>
-        <w:tc>
-          <w:tcPr>
-            <w:tcW w:w="1728" w:type="dxa"/>
-            <w:tcBorders>
-              <w:top w:val="single" w:sz="4" w:space="0" w:color="D9D9D9"/>
-              <w:left w:val="single" w:sz="4" w:space="0" w:color="D9D9D9"/>
-              <w:bottom w:val="single" w:sz="4" w:space="0" w:color="D9D9D9"/>
-              <w:right w:val="single" w:sz="4" w:space="0" w:color="D9D9D9"/>
-            </w:tcBorders>
-            <w:shd w:val="clear" w:color="auto" w:fill="F3F5F7"/>
-            <w:tcMar>
-              <w:top w:w="90" w:type="dxa"/>
-              <w:left w:w="90" w:type="dxa"/>
-              <w:bottom w:w="90" w:type="dxa"/>
-              <w:right w:w="90" w:type="dxa"/>
-            </w:tcMar>
-            <w:vAlign w:val="center"/>
-          </w:tcPr>
-          <w:p>
-            <w:pPr>
-              <w:keepLines/>
-              <w:spacing w:after="40" w:line="252" w:lineRule="auto"/>
-            </w:pPr>
-            <w:r>
-              <w:t>3. HI Hydrogen as a</w:t>
-            </w:r>
-            <w:r>
-              <w:br/>
-              <w:t>Radio Source</w:t>
-            </w:r>
-          </w:p>
-        </w:tc>
-        <w:tc>
-          <w:tcPr>
-            <w:tcW w:w="2448" w:type="dxa"/>
-            <w:tcBorders>
-              <w:top w:val="single" w:sz="4" w:space="0" w:color="D9D9D9"/>
-              <w:left w:val="single" w:sz="4" w:space="0" w:color="D9D9D9"/>
-              <w:bottom w:val="single" w:sz="4" w:space="0" w:color="D9D9D9"/>
-              <w:right w:val="single" w:sz="4" w:space="0" w:color="D9D9D9"/>
-            </w:tcBorders>
-            <w:shd w:val="clear" w:color="auto" w:fill="F3F5F7"/>
-            <w:tcMar>
-              <w:top w:w="90" w:type="dxa"/>
-              <w:left w:w="90" w:type="dxa"/>
-              <w:bottom w:w="90" w:type="dxa"/>
-              <w:right w:w="90" w:type="dxa"/>
-            </w:tcMar>
-            <w:vAlign w:val="center"/>
-          </w:tcPr>
-          <w:p>
-            <w:pPr>
-              <w:keepLines/>
-              <w:spacing w:after="40" w:line="252" w:lineRule="auto"/>
-            </w:pPr>
-            <w:r>
-              <w:t>• Neutral hydrogen</w:t>
-            </w:r>
-            <w:r>
-              <w:br/>
-              <w:t>• particle “spin”</w:t>
-            </w:r>
-            <w:r>
-              <w:br/>
-              <w:t>• photons</w:t>
-            </w:r>
-          </w:p>
-        </w:tc>
-        <w:tc>
-          <w:tcPr>
-            <w:tcW w:w="1872" w:type="dxa"/>
-            <w:tcBorders>
-              <w:top w:val="single" w:sz="4" w:space="0" w:color="D9D9D9"/>
-              <w:left w:val="single" w:sz="4" w:space="0" w:color="D9D9D9"/>
-              <w:bottom w:val="single" w:sz="4" w:space="0" w:color="D9D9D9"/>
-              <w:right w:val="single" w:sz="4" w:space="0" w:color="D9D9D9"/>
-            </w:tcBorders>
-            <w:shd w:val="clear" w:color="auto" w:fill="F3F5F7"/>
-            <w:tcMar>
-              <w:top w:w="90" w:type="dxa"/>
-              <w:left w:w="90" w:type="dxa"/>
-              <w:bottom w:w="90" w:type="dxa"/>
-              <w:right w:w="90" w:type="dxa"/>
-            </w:tcMar>
-            <w:vAlign w:val="center"/>
-          </w:tcPr>
-          <w:p>
-            <w:pPr>
-              <w:keepLines/>
-              <w:spacing w:after="40" w:line="252" w:lineRule="auto"/>
-            </w:pPr>
-            <w:r>
-              <w:t>• Reading</w:t>
-            </w:r>
-            <w:r>
-              <w:br/>
-              <w:t>• Exercises</w:t>
-            </w:r>
-          </w:p>
-        </w:tc>
-        <w:tc>
-          <w:tcPr>
-            <w:tcW w:w="2160" w:type="dxa"/>
-            <w:tcBorders>
-              <w:top w:val="single" w:sz="4" w:space="0" w:color="D9D9D9"/>
-              <w:left w:val="single" w:sz="4" w:space="0" w:color="D9D9D9"/>
-              <w:bottom w:val="single" w:sz="4" w:space="0" w:color="D9D9D9"/>
-              <w:right w:val="single" w:sz="4" w:space="0" w:color="D9D9D9"/>
-            </w:tcBorders>
-            <w:shd w:val="clear" w:color="auto" w:fill="F3F5F7"/>
-            <w:tcMar>
-              <w:top w:w="90" w:type="dxa"/>
-              <w:left w:w="90" w:type="dxa"/>
-              <w:bottom w:w="90" w:type="dxa"/>
-              <w:right w:w="90" w:type="dxa"/>
-            </w:tcMar>
-            <w:vAlign w:val="center"/>
-          </w:tcPr>
-          <w:p>
-            <w:pPr>
-              <w:keepLines/>
-              <w:spacing w:after="40" w:line="252" w:lineRule="auto"/>
-            </w:pPr>
-            <w:r>
-              <w:t>• particle spin</w:t>
-            </w:r>
-            <w:r>
-              <w:br/>
-              <w:t>• photons</w:t>
-            </w:r>
-            <w:r>
-              <w:br/>
-              <w:t>• energy transitions</w:t>
-            </w:r>
-          </w:p>
-        </w:tc>
-        <w:tc>
-          <w:tcPr>
-            <w:tcW w:w="1872" w:type="dxa"/>
-            <w:tcBorders>
-              <w:top w:val="single" w:sz="4" w:space="0" w:color="D9D9D9"/>
-              <w:left w:val="single" w:sz="4" w:space="0" w:color="D9D9D9"/>
-              <w:bottom w:val="single" w:sz="4" w:space="0" w:color="D9D9D9"/>
-              <w:right w:val="single" w:sz="4" w:space="0" w:color="D9D9D9"/>
-            </w:tcBorders>
-            <w:shd w:val="clear" w:color="auto" w:fill="F3F5F7"/>
-            <w:tcMar>
-              <w:top w:w="90" w:type="dxa"/>
-              <w:left w:w="90" w:type="dxa"/>
-              <w:bottom w:w="90" w:type="dxa"/>
-              <w:right w:w="90" w:type="dxa"/>
-            </w:tcMar>
-            <w:vAlign w:val="center"/>
-          </w:tcPr>
-          <w:p>
-            <w:pPr>
-              <w:keepLines/>
-              <w:spacing w:after="40" w:line="252" w:lineRule="auto"/>
-            </w:pPr>
-            <w:r>
-              <w:t>• Exercises</w:t>
-            </w:r>
-          </w:p>
-        </w:tc>
-      </w:tr>
-      <w:tr>
-        <w:trPr>
-          <w:cantSplit/>
-          <w:trHeight w:val="403"/>
-          <w:jc w:val="center"/>
-        </w:trPr>
-        <w:tc>
-          <w:tcPr>
-            <w:tcW w:w="1728" w:type="dxa"/>
-            <w:tcBorders>
-              <w:top w:val="single" w:sz="4" w:space="0" w:color="D9D9D9"/>
-              <w:left w:val="single" w:sz="4" w:space="0" w:color="D9D9D9"/>
-              <w:bottom w:val="single" w:sz="4" w:space="0" w:color="D9D9D9"/>
-              <w:right w:val="single" w:sz="4" w:space="0" w:color="D9D9D9"/>
-            </w:tcBorders>
-            <w:shd w:val="clear" w:color="auto" w:fill="FFFFFF"/>
-            <w:tcMar>
-              <w:top w:w="90" w:type="dxa"/>
-              <w:left w:w="90" w:type="dxa"/>
-              <w:bottom w:w="90" w:type="dxa"/>
-              <w:right w:w="90" w:type="dxa"/>
-            </w:tcMar>
-            <w:vAlign w:val="center"/>
-          </w:tcPr>
-          <w:p>
-            <w:pPr>
-              <w:keepLines/>
-              <w:spacing w:after="40" w:line="252" w:lineRule="auto"/>
-            </w:pPr>
-            <w:r>
-              <w:t>4. Galactic</w:t>
-            </w:r>
-            <w:r>
-              <w:br/>
-              <w:t>Coordinates</w:t>
-            </w:r>
-          </w:p>
-        </w:tc>
-        <w:tc>
-          <w:tcPr>
-            <w:tcW w:w="2448" w:type="dxa"/>
-            <w:tcBorders>
-              <w:top w:val="single" w:sz="4" w:space="0" w:color="D9D9D9"/>
-              <w:left w:val="single" w:sz="4" w:space="0" w:color="D9D9D9"/>
-              <w:bottom w:val="single" w:sz="4" w:space="0" w:color="D9D9D9"/>
-              <w:right w:val="single" w:sz="4" w:space="0" w:color="D9D9D9"/>
-            </w:tcBorders>
-            <w:shd w:val="clear" w:color="auto" w:fill="FFFFFF"/>
-            <w:tcMar>
-              <w:top w:w="90" w:type="dxa"/>
-              <w:left w:w="90" w:type="dxa"/>
-              <w:bottom w:w="90" w:type="dxa"/>
-              <w:right w:w="90" w:type="dxa"/>
-            </w:tcMar>
-            <w:vAlign w:val="center"/>
-          </w:tcPr>
-          <w:p>
-            <w:pPr>
-              <w:keepLines/>
-              <w:spacing w:after="40" w:line="252" w:lineRule="auto"/>
-            </w:pPr>
-            <w:r>
-              <w:t>• celestial coordinates</w:t>
-            </w:r>
-            <w:r>
-              <w:br/>
-              <w:t>• galactic coordinates</w:t>
-            </w:r>
-          </w:p>
-        </w:tc>
-        <w:tc>
-          <w:tcPr>
-            <w:tcW w:w="1872" w:type="dxa"/>
-            <w:tcBorders>
-              <w:top w:val="single" w:sz="4" w:space="0" w:color="D9D9D9"/>
-              <w:left w:val="single" w:sz="4" w:space="0" w:color="D9D9D9"/>
-              <w:bottom w:val="single" w:sz="4" w:space="0" w:color="D9D9D9"/>
-              <w:right w:val="single" w:sz="4" w:space="0" w:color="D9D9D9"/>
-            </w:tcBorders>
-            <w:shd w:val="clear" w:color="auto" w:fill="FFFFFF"/>
-            <w:tcMar>
-              <w:top w:w="90" w:type="dxa"/>
-              <w:left w:w="90" w:type="dxa"/>
-              <w:bottom w:w="90" w:type="dxa"/>
-              <w:right w:w="90" w:type="dxa"/>
-            </w:tcMar>
-            <w:vAlign w:val="center"/>
-          </w:tcPr>
-          <w:p>
-            <w:pPr>
-              <w:keepLines/>
-              <w:spacing w:after="40" w:line="252" w:lineRule="auto"/>
-            </w:pPr>
-            <w:r>
-              <w:t>• Reading</w:t>
-            </w:r>
-            <w:r>
-              <w:br/>
-              <w:t>• Stellarium</w:t>
-            </w:r>
-            <w:r>
-              <w:br/>
-              <w:t>• Exercises</w:t>
-            </w:r>
-          </w:p>
-        </w:tc>
-        <w:tc>
-          <w:tcPr>
-            <w:tcW w:w="2160" w:type="dxa"/>
-            <w:tcBorders>
-              <w:top w:val="single" w:sz="4" w:space="0" w:color="D9D9D9"/>
-              <w:left w:val="single" w:sz="4" w:space="0" w:color="D9D9D9"/>
-              <w:bottom w:val="single" w:sz="4" w:space="0" w:color="D9D9D9"/>
-              <w:right w:val="single" w:sz="4" w:space="0" w:color="D9D9D9"/>
-            </w:tcBorders>
-            <w:shd w:val="clear" w:color="auto" w:fill="FFFFFF"/>
-            <w:tcMar>
-              <w:top w:w="90" w:type="dxa"/>
-              <w:left w:w="90" w:type="dxa"/>
-              <w:bottom w:w="90" w:type="dxa"/>
-              <w:right w:w="90" w:type="dxa"/>
-            </w:tcMar>
-            <w:vAlign w:val="center"/>
-          </w:tcPr>
-          <w:p>
-            <w:pPr>
-              <w:keepLines/>
-              <w:spacing w:after="40" w:line="252" w:lineRule="auto"/>
-            </w:pPr>
-            <w:r>
-              <w:t>• coordinate systems</w:t>
-            </w:r>
-            <w:r>
-              <w:br/>
-              <w:t>• Stellarium</w:t>
-            </w:r>
-          </w:p>
-        </w:tc>
-        <w:tc>
-          <w:tcPr>
-            <w:tcW w:w="1872" w:type="dxa"/>
-            <w:tcBorders>
-              <w:top w:val="single" w:sz="4" w:space="0" w:color="D9D9D9"/>
-              <w:left w:val="single" w:sz="4" w:space="0" w:color="D9D9D9"/>
-              <w:bottom w:val="single" w:sz="4" w:space="0" w:color="D9D9D9"/>
-              <w:right w:val="single" w:sz="4" w:space="0" w:color="D9D9D9"/>
-            </w:tcBorders>
-            <w:shd w:val="clear" w:color="auto" w:fill="FFFFFF"/>
-            <w:tcMar>
-              <w:top w:w="90" w:type="dxa"/>
-              <w:left w:w="90" w:type="dxa"/>
-              <w:bottom w:w="90" w:type="dxa"/>
-              <w:right w:w="90" w:type="dxa"/>
-            </w:tcMar>
-            <w:vAlign w:val="center"/>
-          </w:tcPr>
-          <w:p>
-            <w:pPr>
-              <w:keepLines/>
-              <w:spacing w:after="40" w:line="252" w:lineRule="auto"/>
-            </w:pPr>
-            <w:r>
-              <w:t>• Student work</w:t>
-            </w:r>
-          </w:p>
-        </w:tc>
-      </w:tr>
-      <w:tr>
-        <w:trPr>
-          <w:cantSplit/>
-          <w:trHeight w:val="403"/>
-          <w:jc w:val="center"/>
-        </w:trPr>
-        <w:tc>
-          <w:tcPr>
-            <w:tcW w:w="1728" w:type="dxa"/>
-            <w:tcBorders>
-              <w:top w:val="single" w:sz="4" w:space="0" w:color="D9D9D9"/>
-              <w:left w:val="single" w:sz="4" w:space="0" w:color="D9D9D9"/>
-              <w:bottom w:val="single" w:sz="4" w:space="0" w:color="D9D9D9"/>
-              <w:right w:val="single" w:sz="4" w:space="0" w:color="D9D9D9"/>
-            </w:tcBorders>
-            <w:shd w:val="clear" w:color="auto" w:fill="F3F5F7"/>
-            <w:tcMar>
-              <w:top w:w="90" w:type="dxa"/>
-              <w:left w:w="90" w:type="dxa"/>
-              <w:bottom w:w="90" w:type="dxa"/>
-              <w:right w:w="90" w:type="dxa"/>
-            </w:tcMar>
-            <w:vAlign w:val="center"/>
-          </w:tcPr>
-          <w:p>
-            <w:pPr>
-              <w:keepLines/>
-              <w:spacing w:after="40" w:line="252" w:lineRule="auto"/>
-            </w:pPr>
-            <w:r>
-              <w:t>5. Using Stellarium</w:t>
-            </w:r>
-          </w:p>
-        </w:tc>
-        <w:tc>
-          <w:tcPr>
-            <w:tcW w:w="2448" w:type="dxa"/>
-            <w:tcBorders>
-              <w:top w:val="single" w:sz="4" w:space="0" w:color="D9D9D9"/>
-              <w:left w:val="single" w:sz="4" w:space="0" w:color="D9D9D9"/>
-              <w:bottom w:val="single" w:sz="4" w:space="0" w:color="D9D9D9"/>
-              <w:right w:val="single" w:sz="4" w:space="0" w:color="D9D9D9"/>
-            </w:tcBorders>
-            <w:shd w:val="clear" w:color="auto" w:fill="F3F5F7"/>
-            <w:tcMar>
-              <w:top w:w="90" w:type="dxa"/>
-              <w:left w:w="90" w:type="dxa"/>
-              <w:bottom w:w="90" w:type="dxa"/>
-              <w:right w:w="90" w:type="dxa"/>
-            </w:tcMar>
-            <w:vAlign w:val="center"/>
-          </w:tcPr>
-          <w:p>
-            <w:pPr>
-              <w:keepLines/>
-              <w:spacing w:after="40" w:line="252" w:lineRule="auto"/>
-            </w:pPr>
-            <w:r>
-              <w:t>• gain familiarity with the</w:t>
-            </w:r>
-            <w:r>
-              <w:br/>
-              <w:t>program</w:t>
-            </w:r>
-            <w:r>
-              <w:br/>
-              <w:t>• celestial coordinates</w:t>
-            </w:r>
-            <w:r>
-              <w:br/>
-              <w:t>• galactic coordinates</w:t>
-            </w:r>
-          </w:p>
-        </w:tc>
-        <w:tc>
-          <w:tcPr>
-            <w:tcW w:w="1872" w:type="dxa"/>
-            <w:tcBorders>
-              <w:top w:val="single" w:sz="4" w:space="0" w:color="D9D9D9"/>
-              <w:left w:val="single" w:sz="4" w:space="0" w:color="D9D9D9"/>
-              <w:bottom w:val="single" w:sz="4" w:space="0" w:color="D9D9D9"/>
-              <w:right w:val="single" w:sz="4" w:space="0" w:color="D9D9D9"/>
-            </w:tcBorders>
-            <w:shd w:val="clear" w:color="auto" w:fill="F3F5F7"/>
-            <w:tcMar>
-              <w:top w:w="90" w:type="dxa"/>
-              <w:left w:w="90" w:type="dxa"/>
-              <w:bottom w:w="90" w:type="dxa"/>
-              <w:right w:w="90" w:type="dxa"/>
-            </w:tcMar>
-            <w:vAlign w:val="center"/>
-          </w:tcPr>
-          <w:p>
-            <w:pPr>
-              <w:keepLines/>
-              <w:spacing w:after="40" w:line="252" w:lineRule="auto"/>
-            </w:pPr>
-            <w:r>
-              <w:t>• Using Stellarium</w:t>
-            </w:r>
-          </w:p>
-        </w:tc>
-        <w:tc>
-          <w:tcPr>
-            <w:tcW w:w="2160" w:type="dxa"/>
-            <w:tcBorders>
-              <w:top w:val="single" w:sz="4" w:space="0" w:color="D9D9D9"/>
-              <w:left w:val="single" w:sz="4" w:space="0" w:color="D9D9D9"/>
-              <w:bottom w:val="single" w:sz="4" w:space="0" w:color="D9D9D9"/>
-              <w:right w:val="single" w:sz="4" w:space="0" w:color="D9D9D9"/>
-            </w:tcBorders>
-            <w:shd w:val="clear" w:color="auto" w:fill="F3F5F7"/>
-            <w:tcMar>
-              <w:top w:w="90" w:type="dxa"/>
-              <w:left w:w="90" w:type="dxa"/>
-              <w:bottom w:w="90" w:type="dxa"/>
-              <w:right w:w="90" w:type="dxa"/>
-            </w:tcMar>
-            <w:vAlign w:val="center"/>
-          </w:tcPr>
-          <w:p>
-            <w:pPr>
-              <w:keepLines/>
-              <w:spacing w:after="40" w:line="252" w:lineRule="auto"/>
-            </w:pPr>
-            <w:r>
-              <w:t>• coordinate systems</w:t>
-            </w:r>
-          </w:p>
-        </w:tc>
-        <w:tc>
-          <w:tcPr>
-            <w:tcW w:w="1872" w:type="dxa"/>
-            <w:tcBorders>
-              <w:top w:val="single" w:sz="4" w:space="0" w:color="D9D9D9"/>
-              <w:left w:val="single" w:sz="4" w:space="0" w:color="D9D9D9"/>
-              <w:bottom w:val="single" w:sz="4" w:space="0" w:color="D9D9D9"/>
-              <w:right w:val="single" w:sz="4" w:space="0" w:color="D9D9D9"/>
-            </w:tcBorders>
-            <w:shd w:val="clear" w:color="auto" w:fill="F3F5F7"/>
-            <w:tcMar>
-              <w:top w:w="90" w:type="dxa"/>
-              <w:left w:w="90" w:type="dxa"/>
-              <w:bottom w:w="90" w:type="dxa"/>
-              <w:right w:w="90" w:type="dxa"/>
-            </w:tcMar>
-            <w:vAlign w:val="center"/>
-          </w:tcPr>
-          <w:p>
-            <w:pPr>
-              <w:keepLines/>
-              <w:spacing w:after="40" w:line="252" w:lineRule="auto"/>
-            </w:pPr>
-            <w:r>
-              <w:t>• Student work</w:t>
-            </w:r>
-          </w:p>
-        </w:tc>
-      </w:tr>
-      <w:tr>
-        <w:trPr>
-          <w:cantSplit/>
-          <w:trHeight w:val="403"/>
-          <w:jc w:val="center"/>
-        </w:trPr>
-        <w:tc>
-          <w:tcPr>
-            <w:tcW w:w="1728" w:type="dxa"/>
-            <w:tcBorders>
-              <w:top w:val="single" w:sz="4" w:space="0" w:color="D9D9D9"/>
-              <w:left w:val="single" w:sz="4" w:space="0" w:color="D9D9D9"/>
-              <w:bottom w:val="single" w:sz="4" w:space="0" w:color="D9D9D9"/>
-              <w:right w:val="single" w:sz="4" w:space="0" w:color="D9D9D9"/>
-            </w:tcBorders>
-            <w:shd w:val="clear" w:color="auto" w:fill="FFFFFF"/>
-            <w:tcMar>
-              <w:top w:w="90" w:type="dxa"/>
-              <w:left w:w="90" w:type="dxa"/>
-              <w:bottom w:w="90" w:type="dxa"/>
-              <w:right w:w="90" w:type="dxa"/>
-            </w:tcMar>
-            <w:vAlign w:val="center"/>
-          </w:tcPr>
-          <w:p>
-            <w:pPr>
-              <w:keepLines/>
-              <w:spacing w:after="40" w:line="252" w:lineRule="auto"/>
-            </w:pPr>
-            <w:r>
-              <w:lastRenderedPageBreak/>
-              <w:t>6. Galactic Plane</w:t>
-            </w:r>
-            <w:r>
-              <w:br/>
-              <w:t>Observation 1</w:t>
-            </w:r>
-            <w:r>
-              <w:br/>
-              <w:t>Activity</w:t>
-            </w:r>
-          </w:p>
-        </w:tc>
-        <w:tc>
-          <w:tcPr>
-            <w:tcW w:w="2448" w:type="dxa"/>
-            <w:tcBorders>
-              <w:top w:val="single" w:sz="4" w:space="0" w:color="D9D9D9"/>
-              <w:left w:val="single" w:sz="4" w:space="0" w:color="D9D9D9"/>
-              <w:bottom w:val="single" w:sz="4" w:space="0" w:color="D9D9D9"/>
-              <w:right w:val="single" w:sz="4" w:space="0" w:color="D9D9D9"/>
-            </w:tcBorders>
-            <w:shd w:val="clear" w:color="auto" w:fill="FFFFFF"/>
-            <w:tcMar>
-              <w:top w:w="90" w:type="dxa"/>
-              <w:left w:w="90" w:type="dxa"/>
-              <w:bottom w:w="90" w:type="dxa"/>
-              <w:right w:w="90" w:type="dxa"/>
-            </w:tcMar>
-            <w:vAlign w:val="center"/>
-          </w:tcPr>
-          <w:p>
-            <w:pPr>
-              <w:keepLines/>
-              <w:spacing w:after="40" w:line="252" w:lineRule="auto"/>
-            </w:pPr>
-            <w:r>
-              <w:t>• collecting HI spectrum</w:t>
-            </w:r>
-            <w:r>
-              <w:br/>
-              <w:t>using horn telescope</w:t>
-            </w:r>
-            <w:r>
-              <w:br/>
-              <w:t>• Pointing: Galactic</w:t>
-            </w:r>
-            <w:r>
-              <w:br/>
-              <w:t>Quadrants II &amp; III</w:t>
-            </w:r>
-            <w:r>
-              <w:br/>
-              <w:t>• measuring peak positions</w:t>
-            </w:r>
-            <w:r>
-              <w:br/>
-              <w:t>• applying Doppler shift to</w:t>
-            </w:r>
-            <w:r>
-              <w:br/>
-              <w:t>determine velocity of HI</w:t>
-            </w:r>
-            <w:r>
-              <w:br/>
-              <w:t>detected</w:t>
-            </w:r>
-          </w:p>
-        </w:tc>
-        <w:tc>
-          <w:tcPr>
-            <w:tcW w:w="1872" w:type="dxa"/>
-            <w:tcBorders>
-              <w:top w:val="single" w:sz="4" w:space="0" w:color="D9D9D9"/>
-              <w:left w:val="single" w:sz="4" w:space="0" w:color="D9D9D9"/>
-              <w:bottom w:val="single" w:sz="4" w:space="0" w:color="D9D9D9"/>
-              <w:right w:val="single" w:sz="4" w:space="0" w:color="D9D9D9"/>
-            </w:tcBorders>
-            <w:shd w:val="clear" w:color="auto" w:fill="FFFFFF"/>
-            <w:tcMar>
-              <w:top w:w="90" w:type="dxa"/>
-              <w:left w:w="90" w:type="dxa"/>
-              <w:bottom w:w="90" w:type="dxa"/>
-              <w:right w:w="90" w:type="dxa"/>
-            </w:tcMar>
-            <w:vAlign w:val="center"/>
-          </w:tcPr>
-          <w:p>
-            <w:pPr>
-              <w:keepLines/>
-              <w:spacing w:after="40" w:line="252" w:lineRule="auto"/>
-            </w:pPr>
-            <w:r>
-              <w:t>• collecting spectrum</w:t>
-            </w:r>
-            <w:r>
-              <w:br/>
-              <w:t>data</w:t>
-            </w:r>
-            <w:r>
-              <w:br/>
-              <w:t>• analyzing spectra</w:t>
-            </w:r>
-            <w:r>
-              <w:br/>
-              <w:t>• Calculating velocities</w:t>
-            </w:r>
-          </w:p>
-        </w:tc>
-        <w:tc>
-          <w:tcPr>
-            <w:tcW w:w="2160" w:type="dxa"/>
-            <w:tcBorders>
-              <w:top w:val="single" w:sz="4" w:space="0" w:color="D9D9D9"/>
-              <w:left w:val="single" w:sz="4" w:space="0" w:color="D9D9D9"/>
-              <w:bottom w:val="single" w:sz="4" w:space="0" w:color="D9D9D9"/>
-              <w:right w:val="single" w:sz="4" w:space="0" w:color="D9D9D9"/>
-            </w:tcBorders>
-            <w:shd w:val="clear" w:color="auto" w:fill="FFFFFF"/>
-            <w:tcMar>
-              <w:top w:w="90" w:type="dxa"/>
-              <w:left w:w="90" w:type="dxa"/>
-              <w:bottom w:w="90" w:type="dxa"/>
-              <w:right w:w="90" w:type="dxa"/>
-            </w:tcMar>
-            <w:vAlign w:val="center"/>
-          </w:tcPr>
-          <w:p>
-            <w:pPr>
-              <w:keepLines/>
-              <w:spacing w:after="40" w:line="252" w:lineRule="auto"/>
-            </w:pPr>
-            <w:r>
-              <w:t>• How to analyze HI</w:t>
-            </w:r>
-            <w:r>
-              <w:br/>
-              <w:t>spectra</w:t>
-            </w:r>
-            <w:r>
-              <w:br/>
-              <w:t>• Doppler shift</w:t>
-            </w:r>
-          </w:p>
-        </w:tc>
-        <w:tc>
-          <w:tcPr>
-            <w:tcW w:w="1872" w:type="dxa"/>
-            <w:tcBorders>
-              <w:top w:val="single" w:sz="4" w:space="0" w:color="D9D9D9"/>
-              <w:left w:val="single" w:sz="4" w:space="0" w:color="D9D9D9"/>
-              <w:bottom w:val="single" w:sz="4" w:space="0" w:color="D9D9D9"/>
-              <w:right w:val="single" w:sz="4" w:space="0" w:color="D9D9D9"/>
-            </w:tcBorders>
-            <w:shd w:val="clear" w:color="auto" w:fill="FFFFFF"/>
-            <w:tcMar>
-              <w:top w:w="90" w:type="dxa"/>
-              <w:left w:w="90" w:type="dxa"/>
-              <w:bottom w:w="90" w:type="dxa"/>
-              <w:right w:w="90" w:type="dxa"/>
-            </w:tcMar>
-            <w:vAlign w:val="center"/>
-          </w:tcPr>
-          <w:p>
-            <w:pPr>
-              <w:keepLines/>
-              <w:spacing w:after="40" w:line="252" w:lineRule="auto"/>
-            </w:pPr>
-            <w:r>
-              <w:t>• Student work</w:t>
-            </w:r>
-          </w:p>
-        </w:tc>
-      </w:tr>
-      <w:tr>
-        <w:trPr>
-          <w:cantSplit/>
-          <w:trHeight w:val="403"/>
-          <w:jc w:val="center"/>
-        </w:trPr>
-        <w:tc>
-          <w:tcPr>
-            <w:tcW w:w="1728" w:type="dxa"/>
-            <w:tcBorders>
-              <w:top w:val="single" w:sz="4" w:space="0" w:color="D9D9D9"/>
-              <w:left w:val="single" w:sz="4" w:space="0" w:color="D9D9D9"/>
-              <w:bottom w:val="single" w:sz="4" w:space="0" w:color="D9D9D9"/>
-              <w:right w:val="single" w:sz="4" w:space="0" w:color="D9D9D9"/>
-            </w:tcBorders>
-            <w:shd w:val="clear" w:color="auto" w:fill="F3F5F7"/>
-            <w:tcMar>
-              <w:top w:w="90" w:type="dxa"/>
-              <w:left w:w="90" w:type="dxa"/>
-              <w:bottom w:w="90" w:type="dxa"/>
-              <w:right w:w="90" w:type="dxa"/>
-            </w:tcMar>
-            <w:vAlign w:val="center"/>
-          </w:tcPr>
-          <w:p>
-            <w:pPr>
-              <w:keepLines/>
-              <w:spacing w:after="40" w:line="252" w:lineRule="auto"/>
-            </w:pPr>
-            <w:r>
-              <w:t>6. Galactic Plane</w:t>
-            </w:r>
-            <w:r>
-              <w:br/>
-              <w:t>Observation 1 –</w:t>
-            </w:r>
-            <w:r>
-              <w:br/>
-              <w:t>Follow-up &amp;</w:t>
-            </w:r>
-            <w:r>
-              <w:br/>
-              <w:t>Conclusions</w:t>
-            </w:r>
-          </w:p>
-        </w:tc>
-        <w:tc>
-          <w:tcPr>
-            <w:tcW w:w="2448" w:type="dxa"/>
-            <w:tcBorders>
-              <w:top w:val="single" w:sz="4" w:space="0" w:color="D9D9D9"/>
-              <w:left w:val="single" w:sz="4" w:space="0" w:color="D9D9D9"/>
-              <w:bottom w:val="single" w:sz="4" w:space="0" w:color="D9D9D9"/>
-              <w:right w:val="single" w:sz="4" w:space="0" w:color="D9D9D9"/>
-            </w:tcBorders>
-            <w:shd w:val="clear" w:color="auto" w:fill="F3F5F7"/>
-            <w:tcMar>
-              <w:top w:w="90" w:type="dxa"/>
-              <w:left w:w="90" w:type="dxa"/>
-              <w:bottom w:w="90" w:type="dxa"/>
-              <w:right w:w="90" w:type="dxa"/>
-            </w:tcMar>
-            <w:vAlign w:val="center"/>
-          </w:tcPr>
-          <w:p>
-            <w:pPr>
-              <w:keepLines/>
-              <w:spacing w:after="40" w:line="252" w:lineRule="auto"/>
-            </w:pPr>
-            <w:r>
-              <w:t>• Compare the results of the</w:t>
-            </w:r>
-            <w:r>
-              <w:br/>
-              <w:t>class data collected</w:t>
-            </w:r>
-            <w:r>
-              <w:br/>
-              <w:t>• Estimate peak shifts from</w:t>
-            </w:r>
-            <w:r>
-              <w:br/>
-              <w:t>the earth's motion around</w:t>
-            </w:r>
-            <w:r>
-              <w:br/>
-              <w:t>the sun</w:t>
-            </w:r>
-            <w:r>
-              <w:br/>
-              <w:t>• Conclude that the Milky</w:t>
-            </w:r>
-            <w:r>
-              <w:br/>
-              <w:t>Way Galaxy rotates</w:t>
-            </w:r>
-          </w:p>
-        </w:tc>
-        <w:tc>
-          <w:tcPr>
-            <w:tcW w:w="1872" w:type="dxa"/>
-            <w:tcBorders>
-              <w:top w:val="single" w:sz="4" w:space="0" w:color="D9D9D9"/>
-              <w:left w:val="single" w:sz="4" w:space="0" w:color="D9D9D9"/>
-              <w:bottom w:val="single" w:sz="4" w:space="0" w:color="D9D9D9"/>
-              <w:right w:val="single" w:sz="4" w:space="0" w:color="D9D9D9"/>
-            </w:tcBorders>
-            <w:shd w:val="clear" w:color="auto" w:fill="F3F5F7"/>
-            <w:tcMar>
-              <w:top w:w="90" w:type="dxa"/>
-              <w:left w:w="90" w:type="dxa"/>
-              <w:bottom w:w="90" w:type="dxa"/>
-              <w:right w:w="90" w:type="dxa"/>
-            </w:tcMar>
-            <w:vAlign w:val="center"/>
-          </w:tcPr>
-          <w:p>
-            <w:pPr>
-              <w:keepLines/>
-              <w:spacing w:after="40" w:line="252" w:lineRule="auto"/>
-            </w:pPr>
-            <w:r>
-              <w:t>• Studying the results</w:t>
-            </w:r>
-            <w:r>
-              <w:br/>
-              <w:t>of the class data</w:t>
-            </w:r>
-            <w:r>
-              <w:br/>
-              <w:t>collected</w:t>
-            </w:r>
-            <w:r>
-              <w:br/>
-              <w:t>• Calculating maximum</w:t>
-            </w:r>
-            <w:r>
-              <w:br/>
-              <w:t>peak shifts due to</w:t>
-            </w:r>
-            <w:r>
-              <w:br/>
-              <w:t>earth's motion around</w:t>
-            </w:r>
-            <w:r>
-              <w:br/>
-              <w:t>the sun</w:t>
-            </w:r>
-            <w:r>
-              <w:br/>
-              <w:t>• Drawing conclusions</w:t>
-            </w:r>
-          </w:p>
-        </w:tc>
-        <w:tc>
-          <w:tcPr>
-            <w:tcW w:w="2160" w:type="dxa"/>
-            <w:tcBorders>
-              <w:top w:val="single" w:sz="4" w:space="0" w:color="D9D9D9"/>
-              <w:left w:val="single" w:sz="4" w:space="0" w:color="D9D9D9"/>
-              <w:bottom w:val="single" w:sz="4" w:space="0" w:color="D9D9D9"/>
-              <w:right w:val="single" w:sz="4" w:space="0" w:color="D9D9D9"/>
-            </w:tcBorders>
-            <w:shd w:val="clear" w:color="auto" w:fill="F3F5F7"/>
-            <w:tcMar>
-              <w:top w:w="90" w:type="dxa"/>
-              <w:left w:w="90" w:type="dxa"/>
-              <w:bottom w:w="90" w:type="dxa"/>
-              <w:right w:w="90" w:type="dxa"/>
-            </w:tcMar>
-            <w:vAlign w:val="center"/>
-          </w:tcPr>
-          <w:p>
-            <w:pPr>
-              <w:keepLines/>
-              <w:spacing w:after="40" w:line="252" w:lineRule="auto"/>
-            </w:pPr>
-            <w:r>
-              <w:t>• Circular motion</w:t>
-            </w:r>
-            <w:r>
-              <w:br/>
-              <w:t>models</w:t>
-            </w:r>
-            <w:r>
-              <w:br/>
-              <w:t>• Doppler formula</w:t>
-            </w:r>
-          </w:p>
-        </w:tc>
-        <w:tc>
-          <w:tcPr>
-            <w:tcW w:w="1872" w:type="dxa"/>
-            <w:tcBorders>
-              <w:top w:val="single" w:sz="4" w:space="0" w:color="D9D9D9"/>
-              <w:left w:val="single" w:sz="4" w:space="0" w:color="D9D9D9"/>
-              <w:bottom w:val="single" w:sz="4" w:space="0" w:color="D9D9D9"/>
-              <w:right w:val="single" w:sz="4" w:space="0" w:color="D9D9D9"/>
-            </w:tcBorders>
-            <w:shd w:val="clear" w:color="auto" w:fill="F3F5F7"/>
-            <w:tcMar>
-              <w:top w:w="90" w:type="dxa"/>
-              <w:left w:w="90" w:type="dxa"/>
-              <w:bottom w:w="90" w:type="dxa"/>
-              <w:right w:w="90" w:type="dxa"/>
-            </w:tcMar>
-            <w:vAlign w:val="center"/>
-          </w:tcPr>
-          <w:p>
-            <w:pPr>
-              <w:keepLines/>
-              <w:spacing w:after="40" w:line="252" w:lineRule="auto"/>
-            </w:pPr>
-            <w:r>
-              <w:t>• Student work</w:t>
-            </w:r>
-          </w:p>
-        </w:tc>
-      </w:tr>
-      <w:tr>
-        <w:trPr>
-          <w:cantSplit/>
-          <w:trHeight w:val="403"/>
-          <w:jc w:val="center"/>
-        </w:trPr>
-        <w:tc>
-          <w:tcPr>
-            <w:tcW w:w="1728" w:type="dxa"/>
-            <w:tcBorders>
-              <w:top w:val="single" w:sz="4" w:space="0" w:color="D9D9D9"/>
-              <w:left w:val="single" w:sz="4" w:space="0" w:color="D9D9D9"/>
-              <w:bottom w:val="single" w:sz="4" w:space="0" w:color="D9D9D9"/>
-              <w:right w:val="single" w:sz="4" w:space="0" w:color="D9D9D9"/>
-            </w:tcBorders>
-            <w:shd w:val="clear" w:color="auto" w:fill="FFFFFF"/>
-            <w:tcMar>
-              <w:top w:w="90" w:type="dxa"/>
-              <w:left w:w="90" w:type="dxa"/>
-              <w:bottom w:w="90" w:type="dxa"/>
-              <w:right w:w="90" w:type="dxa"/>
-            </w:tcMar>
-            <w:vAlign w:val="center"/>
-          </w:tcPr>
-          <w:p>
-            <w:pPr>
-              <w:keepLines/>
-              <w:spacing w:after="40" w:line="252" w:lineRule="auto"/>
-            </w:pPr>
-            <w:r>
-              <w:t>7. Galactic Plane</w:t>
-            </w:r>
-            <w:r>
-              <w:br/>
-              <w:t>Observation 2</w:t>
-            </w:r>
-          </w:p>
-        </w:tc>
-        <w:tc>
-          <w:tcPr>
-            <w:tcW w:w="2448" w:type="dxa"/>
-            <w:tcBorders>
-              <w:top w:val="single" w:sz="4" w:space="0" w:color="D9D9D9"/>
-              <w:left w:val="single" w:sz="4" w:space="0" w:color="D9D9D9"/>
-              <w:bottom w:val="single" w:sz="4" w:space="0" w:color="D9D9D9"/>
-              <w:right w:val="single" w:sz="4" w:space="0" w:color="D9D9D9"/>
-            </w:tcBorders>
-            <w:shd w:val="clear" w:color="auto" w:fill="FFFFFF"/>
-            <w:tcMar>
-              <w:top w:w="90" w:type="dxa"/>
-              <w:left w:w="90" w:type="dxa"/>
-              <w:bottom w:w="90" w:type="dxa"/>
-              <w:right w:w="90" w:type="dxa"/>
-            </w:tcMar>
-            <w:vAlign w:val="center"/>
-          </w:tcPr>
-          <w:p>
-            <w:pPr>
-              <w:keepLines/>
-              <w:spacing w:after="40" w:line="252" w:lineRule="auto"/>
-            </w:pPr>
-            <w:r>
-              <w:t>• collecting HI spectrum</w:t>
-            </w:r>
-            <w:r>
-              <w:br/>
-              <w:t>using horn telescope</w:t>
-            </w:r>
-            <w:r>
-              <w:br/>
-              <w:t>• Pointing: Galactic</w:t>
-            </w:r>
-            <w:r>
-              <w:br/>
-              <w:t>Quadrant I</w:t>
-            </w:r>
-            <w:r>
-              <w:br/>
-              <w:t>• Determine velocity of</w:t>
-            </w:r>
-            <w:r>
-              <w:br/>
-              <w:t>MWG as function of</w:t>
-            </w:r>
-            <w:r>
-              <w:br/>
-              <w:t>distance from galactic</w:t>
-            </w:r>
-            <w:r>
-              <w:br/>
-              <w:t>center</w:t>
-            </w:r>
-          </w:p>
-        </w:tc>
-        <w:tc>
-          <w:tcPr>
-            <w:tcW w:w="1872" w:type="dxa"/>
-            <w:tcBorders>
-              <w:top w:val="single" w:sz="4" w:space="0" w:color="D9D9D9"/>
-              <w:left w:val="single" w:sz="4" w:space="0" w:color="D9D9D9"/>
-              <w:bottom w:val="single" w:sz="4" w:space="0" w:color="D9D9D9"/>
-              <w:right w:val="single" w:sz="4" w:space="0" w:color="D9D9D9"/>
-            </w:tcBorders>
-            <w:shd w:val="clear" w:color="auto" w:fill="FFFFFF"/>
-            <w:tcMar>
-              <w:top w:w="90" w:type="dxa"/>
-              <w:left w:w="90" w:type="dxa"/>
-              <w:bottom w:w="90" w:type="dxa"/>
-              <w:right w:w="90" w:type="dxa"/>
-            </w:tcMar>
-            <w:vAlign w:val="center"/>
-          </w:tcPr>
-          <w:p>
-            <w:pPr>
-              <w:keepLines/>
-              <w:spacing w:after="40" w:line="252" w:lineRule="auto"/>
-            </w:pPr>
-            <w:r>
-              <w:t>• Collecting spectrum</w:t>
-            </w:r>
-            <w:r>
-              <w:br/>
-              <w:t>data</w:t>
-            </w:r>
-            <w:r>
-              <w:br/>
-              <w:t>• analyzing spectra</w:t>
-            </w:r>
-            <w:r>
-              <w:br/>
-              <w:t>• Calculating velocities</w:t>
-            </w:r>
-            <w:r>
-              <w:br/>
-              <w:t>• Constructing velocity</w:t>
-            </w:r>
-            <w:r>
-              <w:br/>
-              <w:t>curve, v vs.</w:t>
-            </w:r>
-            <w:r>
-              <w:br/>
-              <w:t>galaxy</w:t>
-            </w:r>
-            <w:r>
-              <w:br/>
-              <w:t>distance from GC</w:t>
-            </w:r>
-            <w:r>
-              <w:br/>
-              <w:t>• Compare to Kepler</w:t>
-            </w:r>
-            <w:r>
-              <w:br/>
-              <w:t>model</w:t>
-            </w:r>
-          </w:p>
-        </w:tc>
-        <w:tc>
-          <w:tcPr>
-            <w:tcW w:w="2160" w:type="dxa"/>
-            <w:tcBorders>
-              <w:top w:val="single" w:sz="4" w:space="0" w:color="D9D9D9"/>
-              <w:left w:val="single" w:sz="4" w:space="0" w:color="D9D9D9"/>
-              <w:bottom w:val="single" w:sz="4" w:space="0" w:color="D9D9D9"/>
-              <w:right w:val="single" w:sz="4" w:space="0" w:color="D9D9D9"/>
-            </w:tcBorders>
-            <w:shd w:val="clear" w:color="auto" w:fill="FFFFFF"/>
-            <w:tcMar>
-              <w:top w:w="90" w:type="dxa"/>
-              <w:left w:w="90" w:type="dxa"/>
-              <w:bottom w:w="90" w:type="dxa"/>
-              <w:right w:w="90" w:type="dxa"/>
-            </w:tcMar>
-            <w:vAlign w:val="center"/>
-          </w:tcPr>
-          <w:p>
-            <w:pPr>
-              <w:keepLines/>
-              <w:spacing w:after="40" w:line="252" w:lineRule="auto"/>
-            </w:pPr>
-            <w:r>
-              <w:t>• How to analyze HI</w:t>
-            </w:r>
-            <w:r>
-              <w:br/>
-              <w:t>spectra</w:t>
-            </w:r>
-            <w:r>
-              <w:br/>
-              <w:t>• Doppler shift</w:t>
-            </w:r>
-            <w:r>
-              <w:br/>
-              <w:t>• Tangent method for</w:t>
-            </w:r>
-            <w:r>
-              <w:br/>
-              <w:t>determining</w:t>
-            </w:r>
-            <w:r>
-              <w:br/>
-              <w:t>distances to GC</w:t>
-            </w:r>
-            <w:r>
-              <w:br/>
-              <w:t>• Gravitation models</w:t>
-            </w:r>
-            <w:r>
-              <w:br/>
-              <w:t>• Gravitational</w:t>
-            </w:r>
-            <w:r>
-              <w:br/>
-              <w:t>satellite motion</w:t>
-            </w:r>
-          </w:p>
-        </w:tc>
-        <w:tc>
-          <w:tcPr>
-            <w:tcW w:w="1872" w:type="dxa"/>
-            <w:tcBorders>
-              <w:top w:val="single" w:sz="4" w:space="0" w:color="D9D9D9"/>
-              <w:left w:val="single" w:sz="4" w:space="0" w:color="D9D9D9"/>
-              <w:bottom w:val="single" w:sz="4" w:space="0" w:color="D9D9D9"/>
-              <w:right w:val="single" w:sz="4" w:space="0" w:color="D9D9D9"/>
-            </w:tcBorders>
-            <w:shd w:val="clear" w:color="auto" w:fill="FFFFFF"/>
-            <w:tcMar>
-              <w:top w:w="90" w:type="dxa"/>
-              <w:left w:w="90" w:type="dxa"/>
-              <w:bottom w:w="90" w:type="dxa"/>
-              <w:right w:w="90" w:type="dxa"/>
-            </w:tcMar>
-            <w:vAlign w:val="center"/>
-          </w:tcPr>
-          <w:p>
-            <w:pPr>
-              <w:keepLines/>
-              <w:spacing w:after="40" w:line="252" w:lineRule="auto"/>
-            </w:pPr>
-            <w:r>
-              <w:t>• Student work</w:t>
-            </w:r>
-            <w:r>
-              <w:br/>
-              <w:t>• Class poster</w:t>
+              <w:t>Observe quadrant I. Use the tangent method to construct a rotation curve and evaluate mass models.</w:t>
             </w:r>
           </w:p>
         </w:tc>
       </w:tr>
     </w:tbl>
-    <w:p/>
+    <w:p>
+      <w:pPr>
+        <w:pStyle w:val="Heading1"/>
+      </w:pPr>
+      <w:r>
+        <w:t>Preparation and assessment</w:t>
+      </w:r>
+    </w:p>
+    <w:p>
+      <w:r>
+        <w:t>Arrange access to a working horn telescope, a computer, and Stellarium. Plan observing dates when the required Galactic longitudes are visible.</w:t>
+      </w:r>
+    </w:p>
+    <w:p>
+      <w:r>
+        <w:t>Assess observation records, calculations, participation, and explanations. Finish with a class poster that compares measurements, uncertainties, and model predictions.</w:t>
+      </w:r>
+    </w:p>
+    <w:p>
+      <w:r>
+        <w:t>Adapted from the Astronomy in AP Physics 2018–19 unit plan. This guide describes teaching connections, not current exam alignment.</w:t>
+      </w:r>
+    </w:p>
+    <w:p>
+      <w:pPr>
+        <w:pStyle w:val="Heading1"/>
+        <w:pageBreakBefore/>
+      </w:pPr>
+      <w:r>
+        <w:lastRenderedPageBreak/>
+        <w:t>Build the foundations</w:t>
+      </w:r>
+    </w:p>
+    <w:p>
+      <w:r>
+        <w:t>Use these lessons during the first week. Adjust pacing to students’ experience with graphs, waves, and coordinate systems.</w:t>
+      </w:r>
+    </w:p>
+    <w:p>
+      <w:pPr>
+        <w:pStyle w:val="Heading2"/>
+      </w:pPr>
+      <w:r>
+        <w:t>Lesson 1 Horn Telescope Introduction</w:t>
+      </w:r>
+    </w:p>
+    <w:p>
+      <w:r>
+        <w:t>Observe the live spectrum and sketch the telescope system. Brainstorm how its components work.</w:t>
+      </w:r>
+    </w:p>
+    <w:p>
+      <w:r>
+        <w:t>Practice observation, graph reading, and scientific measurement. Review student work and participation.</w:t>
+      </w:r>
+    </w:p>
+    <w:p>
+      <w:pPr>
+        <w:pStyle w:val="Heading2"/>
+      </w:pPr>
+      <w:r>
+        <w:t>Lesson 2 The Electromagnetic Spectrum</w:t>
+      </w:r>
+    </w:p>
+    <w:p>
+      <w:r>
+        <w:t>Read about waves and complete the exercises using v = fλ.</w:t>
+      </w:r>
+    </w:p>
+    <w:p>
+      <w:r>
+        <w:t>Connect frequency, wavelength, wave speed, and the electromagnetic spectrum. Assess the calculations.</w:t>
+      </w:r>
+    </w:p>
+    <w:p>
+      <w:pPr>
+        <w:pStyle w:val="Heading2"/>
+      </w:pPr>
+      <w:r>
+        <w:t>Lesson 3 HI Hydrogen as a Radio Source</w:t>
+      </w:r>
+    </w:p>
+    <w:p>
+      <w:r>
+        <w:t>Read about neutral hydrogen, particle spin, photons, and energy transitions. Complete the photon-energy exercise.</w:t>
+      </w:r>
+    </w:p>
+    <w:p>
+      <w:r>
+        <w:t>Explain why hydrogen emits near 21 cm. Review the exercise and the student’s explanation.</w:t>
+      </w:r>
+    </w:p>
+    <w:p>
+      <w:pPr>
+        <w:pStyle w:val="Heading2"/>
+      </w:pPr>
+      <w:r>
+        <w:t>Lesson 4 Galactic Coordinates</w:t>
+      </w:r>
+    </w:p>
+    <w:p>
+      <w:r>
+        <w:t>Compare celestial and Galactic coordinates through reading, Stellarium, and exercises.</w:t>
+      </w:r>
+    </w:p>
+    <w:p>
+      <w:r>
+        <w:t>Use coordinates to describe telescope pointing. Assess the completed work.</w:t>
+      </w:r>
+    </w:p>
+    <w:p>
+      <w:pPr>
+        <w:pStyle w:val="Heading2"/>
+      </w:pPr>
+      <w:r>
+        <w:t>Lesson 5 Using Stellarium</w:t>
+      </w:r>
+    </w:p>
+    <w:p>
+      <w:r>
+        <w:t>Explore how the sky changes with location and time. Find targets using celestial and Galactic coordinates.</w:t>
+      </w:r>
+    </w:p>
+    <w:p>
+      <w:r>
+        <w:t>Practice planning an observation. Assess students’ records and coordinate choices.</w:t>
+      </w:r>
+    </w:p>
+    <w:p>
+      <w:pPr>
+        <w:pStyle w:val="Heading2"/>
+      </w:pPr>
+      <w:r>
+        <w:t>Lesson 6 Data Analysis and the Doppler Shift</w:t>
+      </w:r>
+    </w:p>
+    <w:p>
+      <w:r>
+        <w:t>Read hydrogen spectra and identify frequency shifts. Calculate velocities from those shifts.</w:t>
+      </w:r>
+    </w:p>
+    <w:p>
+      <w:r>
+        <w:t>Connect spectral peaks to motion along the line of sight. Check signs, units, and uncertainty.</w:t>
+      </w:r>
+    </w:p>
+    <w:p>
+      <w:pPr>
+        <w:pStyle w:val="Heading1"/>
+        <w:pageBreakBefore/>
+      </w:pPr>
+      <w:r>
+        <w:lastRenderedPageBreak/>
+        <w:t>Collect data and test models</w:t>
+      </w:r>
+    </w:p>
+    <w:p>
+      <w:pPr>
+        <w:pStyle w:val="Heading1"/>
+      </w:pPr>
+      <w:r>
+        <w:t>Lesson 7 Using the Horn Telescope</w:t>
+      </w:r>
+    </w:p>
+    <w:p>
+      <w:r>
+        <w:t>Practice operating the telescope before collecting the class survey. Record pointing, observing time, and the settings needed to interpret each spectrum.</w:t>
+      </w:r>
+    </w:p>
+    <w:p>
+      <w:pPr>
+        <w:pStyle w:val="Heading1"/>
+      </w:pPr>
+      <w:r>
+        <w:t>Galaxy observation 1</w:t>
+      </w:r>
+    </w:p>
+    <w:p>
+      <w:r>
+        <w:t>Assign groups positions along the Galactic plane in quadrants II and III. Save spectra, measure peak frequencies, and calculate radial velocities.</w:t>
+      </w:r>
+    </w:p>
+    <w:p>
+      <w:r>
+        <w:t>Compare class results and look for systematic redshifts and blueshifts. Estimate how Earth’s orbital motion could affect the measurements. Use circular motion and Doppler models to explain the pattern.</w:t>
+      </w:r>
+    </w:p>
+    <w:p>
+      <w:r>
+        <w:t>Assess each group’s data, calculations, uncertainty estimates, and conclusion about Galactic rotation.</w:t>
+      </w:r>
+    </w:p>
+    <w:p>
+      <w:pPr>
+        <w:pStyle w:val="Heading1"/>
+      </w:pPr>
+      <w:r>
+        <w:t>Galaxy observation 2</w:t>
+      </w:r>
+    </w:p>
+    <w:p>
+      <w:r>
+        <w:t>Assign groups positions in quadrant I. Collect spectra and identify the velocities needed for the tangent method. Use the geometry to relate these measurements to distances from the Galactic center.</w:t>
+      </w:r>
+    </w:p>
+    <w:p>
+      <w:r>
+        <w:t>Combine class measurements into a graph of orbital speed versus Galactocentric radius. Compare the measured curve with a Keplerian prediction. Discuss which assumptions fail and test alternative mass distributions.</w:t>
+      </w:r>
+    </w:p>
+    <w:p>
+      <w:r>
+        <w:t>Use gravitational and circular-motion models to interpret the results. Explain how additional unseen mass could account for the observations.</w:t>
+      </w:r>
+    </w:p>
+    <w:p>
+      <w:pPr>
+        <w:pStyle w:val="Heading1"/>
+      </w:pPr>
+      <w:r>
+        <w:t>Final class poster</w:t>
+      </w:r>
+    </w:p>
+    <w:p>
+      <w:pPr>
+        <w:pStyle w:val="ListBullet"/>
+      </w:pPr>
+      <w:r>
+        <w:t>State the question and describe the telescope measurements.</w:t>
+      </w:r>
+    </w:p>
+    <w:p>
+      <w:pPr>
+        <w:pStyle w:val="ListBullet"/>
+      </w:pPr>
+      <w:r>
+        <w:t>Show the rotation curve with units, uncertainty, and a clear model comparison.</w:t>
+      </w:r>
+    </w:p>
+    <w:p>
+      <w:pPr>
+        <w:pStyle w:val="ListBullet"/>
+      </w:pPr>
+      <w:r>
+        <w:t>Explain the tangent method and the assumptions used.</w:t>
+      </w:r>
+    </w:p>
+    <w:p>
+      <w:pPr>
+        <w:pStyle w:val="ListBullet"/>
+      </w:pPr>
+      <w:r>
+        <w:t>Discuss limitations and whether the data support additional unseen mass.</w:t>
+      </w:r>
+    </w:p>
     <w:sectPr>
       <w:headerReference w:type="even" r:id="rId8"/>
       <w:headerReference w:type="default" r:id="rId9"/>
@@ -1907,7 +574,7 @@
       <w:headerReference w:type="first" r:id="rId12"/>
       <w:footerReference w:type="first" r:id="rId13"/>
       <w:pgSz w:w="12240" w:h="15840"/>
-      <w:pgMar w:top="1512" w:right="1080" w:bottom="1080" w:left="1080" w:header="432" w:footer="432" w:gutter="0"/>
+      <w:pgMar w:top="1512" w:right="1080" w:bottom="1008" w:left="1080" w:header="432" w:footer="432" w:gutter="0"/>
       <w:cols w:space="720"/>
       <w:docGrid w:linePitch="360"/>
     </w:sectPr>
@@ -2265,31 +932,31 @@
       </w:rPr>
     </w:lvl>
   </w:abstractNum>
-  <w:num w:numId="1" w16cid:durableId="1417946692">
+  <w:num w:numId="1" w16cid:durableId="2013213653">
     <w:abstractNumId w:val="8"/>
   </w:num>
-  <w:num w:numId="2" w16cid:durableId="1296057833">
+  <w:num w:numId="2" w16cid:durableId="1314718113">
     <w:abstractNumId w:val="6"/>
   </w:num>
-  <w:num w:numId="3" w16cid:durableId="2070104645">
+  <w:num w:numId="3" w16cid:durableId="561213874">
     <w:abstractNumId w:val="5"/>
   </w:num>
-  <w:num w:numId="4" w16cid:durableId="509835913">
+  <w:num w:numId="4" w16cid:durableId="637957408">
     <w:abstractNumId w:val="4"/>
   </w:num>
-  <w:num w:numId="5" w16cid:durableId="1171797149">
+  <w:num w:numId="5" w16cid:durableId="904952620">
     <w:abstractNumId w:val="7"/>
   </w:num>
-  <w:num w:numId="6" w16cid:durableId="476726808">
+  <w:num w:numId="6" w16cid:durableId="1595548113">
     <w:abstractNumId w:val="3"/>
   </w:num>
-  <w:num w:numId="7" w16cid:durableId="23335121">
+  <w:num w:numId="7" w16cid:durableId="1391727043">
     <w:abstractNumId w:val="2"/>
   </w:num>
-  <w:num w:numId="8" w16cid:durableId="850484429">
+  <w:num w:numId="8" w16cid:durableId="926695197">
     <w:abstractNumId w:val="1"/>
   </w:num>
-  <w:num w:numId="9" w16cid:durableId="59376439">
+  <w:num w:numId="9" w16cid:durableId="533272150">
     <w:abstractNumId w:val="0"/>
   </w:num>
 </w:numbering>
@@ -2300,7 +967,7 @@
   <w:docDefaults>
     <w:rPrDefault>
       <w:rPr>
-        <w:rFonts w:ascii="Arial" w:eastAsia="Arial" w:hAnsi="Arial" w:cs="Arial"/>
+        <w:rFonts w:asciiTheme="minorHAnsi" w:eastAsiaTheme="minorEastAsia" w:hAnsiTheme="minorHAnsi" w:cstheme="minorBidi"/>
         <w:sz w:val="22"/>
         <w:szCs w:val="22"/>
         <w:lang w:val="en-US" w:eastAsia="en-US" w:bidi="ar-SA"/>
@@ -2689,6 +1356,7 @@
       <w:spacing w:after="140" w:line="264" w:lineRule="auto"/>
     </w:pPr>
     <w:rPr>
+      <w:rFonts w:ascii="Arial" w:hAnsi="Arial"/>
       <w:color w:val="000000"/>
     </w:rPr>
   </w:style>
@@ -2776,7 +1444,6 @@
       <w:bCs/>
       <w:i/>
       <w:iCs/>
-      <w:color w:val="4F81BD" w:themeColor="accent1"/>
     </w:rPr>
   </w:style>
   <w:style w:type="paragraph" w:styleId="Heading5">
@@ -2795,9 +1462,6 @@
       <w:spacing w:before="200" w:after="0"/>
       <w:outlineLvl w:val="4"/>
     </w:pPr>
-    <w:rPr>
-      <w:color w:val="243F60" w:themeColor="accent1" w:themeShade="7F"/>
-    </w:rPr>
   </w:style>
   <w:style w:type="paragraph" w:styleId="Heading6">
     <w:name w:val="heading 6"/>
@@ -2818,7 +1482,6 @@
     <w:rPr>
       <w:i/>
       <w:iCs/>
-      <w:color w:val="243F60" w:themeColor="accent1" w:themeShade="7F"/>
     </w:rPr>
   </w:style>
   <w:style w:type="paragraph" w:styleId="Heading7">
@@ -2840,7 +1503,6 @@
     <w:rPr>
       <w:i/>
       <w:iCs/>
-      <w:color w:val="404040" w:themeColor="text1" w:themeTint="BF"/>
     </w:rPr>
   </w:style>
   <w:style w:type="paragraph" w:styleId="Heading8">
@@ -2860,7 +1522,6 @@
       <w:outlineLvl w:val="7"/>
     </w:pPr>
     <w:rPr>
-      <w:color w:val="4F81BD" w:themeColor="accent1"/>
       <w:sz w:val="20"/>
       <w:szCs w:val="20"/>
     </w:rPr>
@@ -2884,7 +1545,6 @@
     <w:rPr>
       <w:i/>
       <w:iCs/>
-      <w:color w:val="404040" w:themeColor="text1" w:themeTint="BF"/>
       <w:sz w:val="20"/>
       <w:szCs w:val="20"/>
     </w:rPr>
@@ -2934,7 +1594,8 @@
     <w:uiPriority w:val="99"/>
     <w:rsid w:val="00E618BF"/>
     <w:rPr>
-      <w:rFonts w:ascii="Arial" w:eastAsia="Arial" w:hAnsi="Arial" w:cs="Arial"/>
+      <w:rFonts w:ascii="Arial" w:hAnsi="Arial"/>
+      <w:color w:val="000000"/>
     </w:rPr>
   </w:style>
   <w:style w:type="paragraph" w:styleId="Footer">
@@ -2958,7 +1619,8 @@
     <w:uiPriority w:val="99"/>
     <w:rsid w:val="00E618BF"/>
     <w:rPr>
-      <w:rFonts w:ascii="Arial" w:eastAsia="Arial" w:hAnsi="Arial" w:cs="Arial"/>
+      <w:rFonts w:ascii="Arial" w:hAnsi="Arial"/>
+      <w:color w:val="000000"/>
     </w:rPr>
   </w:style>
   <w:style w:type="paragraph" w:styleId="NoSpacing">
@@ -2969,6 +1631,10 @@
     <w:pPr>
       <w:spacing w:after="0" w:line="240" w:lineRule="auto"/>
     </w:pPr>
+    <w:rPr>
+      <w:rFonts w:ascii="Arial" w:hAnsi="Arial"/>
+      <w:color w:val="000000"/>
+    </w:rPr>
   </w:style>
   <w:style w:type="character" w:customStyle="1" w:styleId="Heading1Char">
     <w:name w:val="Heading 1 Char"/>
@@ -2977,10 +1643,11 @@
     <w:uiPriority w:val="9"/>
     <w:rsid w:val="00FC693F"/>
     <w:rPr>
+      <w:rFonts w:ascii="Arial" w:hAnsi="Arial"/>
       <w:b/>
       <w:bCs/>
       <w:color w:val="000000"/>
-      <w:sz w:val="30"/>
+      <w:sz w:val="28"/>
       <w:szCs w:val="28"/>
     </w:rPr>
   </w:style>
@@ -2991,10 +1658,11 @@
     <w:uiPriority w:val="9"/>
     <w:rsid w:val="00FC693F"/>
     <w:rPr>
+      <w:rFonts w:ascii="Arial" w:hAnsi="Arial"/>
       <w:b/>
       <w:bCs/>
       <w:color w:val="000000"/>
-      <w:sz w:val="24"/>
+      <w:sz w:val="26"/>
       <w:szCs w:val="26"/>
     </w:rPr>
   </w:style>
@@ -3005,6 +1673,7 @@
     <w:uiPriority w:val="9"/>
     <w:rsid w:val="00FC693F"/>
     <w:rPr>
+      <w:rFonts w:ascii="Arial" w:hAnsi="Arial"/>
       <w:b/>
       <w:bCs/>
       <w:color w:val="000000"/>
@@ -3019,7 +1688,7 @@
     <w:qFormat/>
     <w:rsid w:val="00FC693F"/>
     <w:pPr>
-      <w:spacing w:after="160" w:line="240" w:lineRule="auto"/>
+      <w:spacing w:line="240" w:lineRule="auto"/>
       <w:contextualSpacing/>
     </w:pPr>
     <w:rPr>
@@ -3035,9 +1704,10 @@
     <w:uiPriority w:val="10"/>
     <w:rsid w:val="00FC693F"/>
     <w:rPr>
+      <w:rFonts w:ascii="Arial" w:hAnsi="Arial"/>
       <w:color w:val="000000"/>
       <w:kern w:val="28"/>
-      <w:sz w:val="48"/>
+      <w:sz w:val="52"/>
       <w:szCs w:val="52"/>
     </w:rPr>
   </w:style>
@@ -3053,7 +1723,6 @@
       <w:numPr>
         <w:ilvl w:val="1"/>
       </w:numPr>
-      <w:spacing w:after="160"/>
     </w:pPr>
     <w:rPr>
       <w:iCs/>
@@ -3067,8 +1736,11 @@
     <w:uiPriority w:val="11"/>
     <w:rsid w:val="00FC693F"/>
     <w:rPr>
+      <w:rFonts w:ascii="Arial" w:hAnsi="Arial"/>
+      <w:i/>
       <w:iCs/>
       <w:color w:val="000000"/>
+      <w:sz w:val="24"/>
       <w:szCs w:val="24"/>
     </w:rPr>
   </w:style>
@@ -3101,7 +1773,8 @@
     <w:uiPriority w:val="99"/>
     <w:rsid w:val="00AA1D8D"/>
     <w:rPr>
-      <w:rFonts w:ascii="Arial" w:eastAsia="Arial" w:hAnsi="Arial" w:cs="Arial"/>
+      <w:rFonts w:ascii="Arial" w:hAnsi="Arial"/>
+      <w:color w:val="000000"/>
     </w:rPr>
   </w:style>
   <w:style w:type="paragraph" w:styleId="BodyText2">
@@ -3122,7 +1795,8 @@
     <w:uiPriority w:val="99"/>
     <w:rsid w:val="00AA1D8D"/>
     <w:rPr>
-      <w:rFonts w:ascii="Arial" w:eastAsia="Arial" w:hAnsi="Arial" w:cs="Arial"/>
+      <w:rFonts w:ascii="Arial" w:hAnsi="Arial"/>
+      <w:color w:val="000000"/>
     </w:rPr>
   </w:style>
   <w:style w:type="paragraph" w:styleId="BodyText3">
@@ -3147,7 +1821,8 @@
     <w:uiPriority w:val="99"/>
     <w:rsid w:val="00AA1D8D"/>
     <w:rPr>
-      <w:rFonts w:ascii="Arial" w:eastAsia="Arial" w:hAnsi="Arial" w:cs="Arial"/>
+      <w:rFonts w:ascii="Arial" w:hAnsi="Arial"/>
+      <w:color w:val="000000"/>
       <w:sz w:val="16"/>
       <w:szCs w:val="16"/>
     </w:rPr>
@@ -3317,6 +1992,8 @@
       </w:tabs>
     </w:pPr>
     <w:rPr>
+      <w:rFonts w:ascii="Arial" w:hAnsi="Arial"/>
+      <w:color w:val="000000"/>
       <w:sz w:val="20"/>
       <w:szCs w:val="20"/>
     </w:rPr>
@@ -3328,7 +2005,8 @@
     <w:uiPriority w:val="99"/>
     <w:rsid w:val="0029639D"/>
     <w:rPr>
-      <w:rFonts w:ascii="Arial" w:eastAsia="Arial" w:hAnsi="Arial" w:cs="Arial"/>
+      <w:rFonts w:ascii="Arial" w:hAnsi="Arial"/>
+      <w:color w:val="000000"/>
       <w:sz w:val="20"/>
       <w:szCs w:val="20"/>
     </w:rPr>
@@ -3344,7 +2022,6 @@
     <w:rPr>
       <w:i/>
       <w:iCs/>
-      <w:color w:val="000000" w:themeColor="text1"/>
     </w:rPr>
   </w:style>
   <w:style w:type="character" w:customStyle="1" w:styleId="QuoteChar">
@@ -3354,10 +2031,10 @@
     <w:uiPriority w:val="29"/>
     <w:rsid w:val="00FC693F"/>
     <w:rPr>
-      <w:rFonts w:ascii="Arial" w:eastAsia="Arial" w:hAnsi="Arial" w:cs="Arial"/>
+      <w:rFonts w:ascii="Arial" w:hAnsi="Arial"/>
       <w:i/>
       <w:iCs/>
-      <w:color w:val="000000" w:themeColor="text1"/>
+      <w:color w:val="000000"/>
     </w:rPr>
   </w:style>
   <w:style w:type="character" w:customStyle="1" w:styleId="Heading4Char">
@@ -3368,12 +2045,12 @@
     <w:semiHidden/>
     <w:rsid w:val="00FC693F"/>
     <w:rPr>
-      <w:rFonts w:ascii="Arial" w:eastAsia="Arial" w:hAnsi="Arial" w:cs="Arial"/>
+      <w:rFonts w:ascii="Arial" w:hAnsi="Arial"/>
       <w:b/>
       <w:bCs/>
       <w:i/>
       <w:iCs/>
-      <w:color w:val="4F81BD" w:themeColor="accent1"/>
+      <w:color w:val="000000"/>
     </w:rPr>
   </w:style>
   <w:style w:type="character" w:customStyle="1" w:styleId="Heading5Char">
@@ -3384,8 +2061,8 @@
     <w:semiHidden/>
     <w:rsid w:val="00FC693F"/>
     <w:rPr>
-      <w:rFonts w:ascii="Arial" w:eastAsia="Arial" w:hAnsi="Arial" w:cs="Arial"/>
-      <w:color w:val="243F60" w:themeColor="accent1" w:themeShade="7F"/>
+      <w:rFonts w:ascii="Arial" w:hAnsi="Arial"/>
+      <w:color w:val="000000"/>
     </w:rPr>
   </w:style>
   <w:style w:type="character" w:customStyle="1" w:styleId="Heading6Char">
@@ -3396,10 +2073,10 @@
     <w:semiHidden/>
     <w:rsid w:val="00FC693F"/>
     <w:rPr>
-      <w:rFonts w:ascii="Arial" w:eastAsia="Arial" w:hAnsi="Arial" w:cs="Arial"/>
+      <w:rFonts w:ascii="Arial" w:hAnsi="Arial"/>
       <w:i/>
       <w:iCs/>
-      <w:color w:val="243F60" w:themeColor="accent1" w:themeShade="7F"/>
+      <w:color w:val="000000"/>
     </w:rPr>
   </w:style>
   <w:style w:type="character" w:customStyle="1" w:styleId="Heading7Char">
@@ -3410,10 +2087,10 @@
     <w:semiHidden/>
     <w:rsid w:val="00FC693F"/>
     <w:rPr>
-      <w:rFonts w:ascii="Arial" w:eastAsia="Arial" w:hAnsi="Arial" w:cs="Arial"/>
+      <w:rFonts w:ascii="Arial" w:hAnsi="Arial"/>
       <w:i/>
       <w:iCs/>
-      <w:color w:val="404040" w:themeColor="text1" w:themeTint="BF"/>
+      <w:color w:val="000000"/>
     </w:rPr>
   </w:style>
   <w:style w:type="character" w:customStyle="1" w:styleId="Heading8Char">
@@ -3424,8 +2101,8 @@
     <w:semiHidden/>
     <w:rsid w:val="00FC693F"/>
     <w:rPr>
-      <w:rFonts w:ascii="Arial" w:eastAsia="Arial" w:hAnsi="Arial" w:cs="Arial"/>
-      <w:color w:val="4F81BD" w:themeColor="accent1"/>
+      <w:rFonts w:ascii="Arial" w:hAnsi="Arial"/>
+      <w:color w:val="000000"/>
       <w:sz w:val="20"/>
       <w:szCs w:val="20"/>
     </w:rPr>
@@ -3438,10 +2115,10 @@
     <w:semiHidden/>
     <w:rsid w:val="00FC693F"/>
     <w:rPr>
-      <w:rFonts w:ascii="Arial" w:eastAsia="Arial" w:hAnsi="Arial" w:cs="Arial"/>
+      <w:rFonts w:ascii="Arial" w:hAnsi="Arial"/>
       <w:i/>
       <w:iCs/>
-      <w:color w:val="404040" w:themeColor="text1" w:themeTint="BF"/>
+      <w:color w:val="000000"/>
       <w:sz w:val="20"/>
       <w:szCs w:val="20"/>
     </w:rPr>
@@ -3459,6 +2136,7 @@
       <w:spacing w:line="240" w:lineRule="auto"/>
     </w:pPr>
     <w:rPr>
+      <w:b/>
       <w:bCs/>
       <w:sz w:val="20"/>
       <w:szCs w:val="18"/>
@@ -3471,9 +2149,10 @@
     <w:qFormat/>
     <w:rsid w:val="00FC693F"/>
     <w:rPr>
-      <w:rFonts w:ascii="Arial" w:eastAsia="Arial" w:hAnsi="Arial" w:cs="Arial"/>
+      <w:rFonts w:ascii="Arial" w:hAnsi="Arial"/>
       <w:b/>
       <w:bCs/>
+      <w:color w:val="000000"/>
     </w:rPr>
   </w:style>
   <w:style w:type="character" w:styleId="Emphasis">
@@ -3483,9 +2162,10 @@
     <w:qFormat/>
     <w:rsid w:val="00FC693F"/>
     <w:rPr>
-      <w:rFonts w:ascii="Arial" w:eastAsia="Arial" w:hAnsi="Arial" w:cs="Arial"/>
+      <w:rFonts w:ascii="Arial" w:hAnsi="Arial"/>
       <w:i/>
       <w:iCs/>
+      <w:color w:val="000000"/>
     </w:rPr>
   </w:style>
   <w:style w:type="paragraph" w:styleId="IntenseQuote">
@@ -3497,6 +2177,9 @@
     <w:qFormat/>
     <w:rsid w:val="00FC693F"/>
     <w:pPr>
+      <w:pBdr>
+        <w:bottom w:val="single" w:sz="4" w:space="4" w:color="4F81BD" w:themeColor="accent1"/>
+      </w:pBdr>
       <w:spacing w:before="200" w:after="280"/>
       <w:ind w:left="936" w:right="936"/>
     </w:pPr>
@@ -3505,7 +2188,6 @@
       <w:bCs/>
       <w:i/>
       <w:iCs/>
-      <w:color w:val="4F81BD" w:themeColor="accent1"/>
     </w:rPr>
   </w:style>
   <w:style w:type="character" w:customStyle="1" w:styleId="IntenseQuoteChar">
@@ -3515,12 +2197,12 @@
     <w:uiPriority w:val="30"/>
     <w:rsid w:val="00FC693F"/>
     <w:rPr>
-      <w:rFonts w:ascii="Arial" w:eastAsia="Arial" w:hAnsi="Arial" w:cs="Arial"/>
+      <w:rFonts w:ascii="Arial" w:hAnsi="Arial"/>
       <w:b/>
       <w:bCs/>
       <w:i/>
       <w:iCs/>
-      <w:color w:val="4F81BD" w:themeColor="accent1"/>
+      <w:color w:val="000000"/>
     </w:rPr>
   </w:style>
   <w:style w:type="character" w:styleId="SubtleEmphasis">
@@ -3530,10 +2212,10 @@
     <w:qFormat/>
     <w:rsid w:val="00FC693F"/>
     <w:rPr>
-      <w:rFonts w:ascii="Arial" w:eastAsia="Arial" w:hAnsi="Arial" w:cs="Arial"/>
+      <w:rFonts w:ascii="Arial" w:hAnsi="Arial"/>
       <w:i/>
       <w:iCs/>
-      <w:color w:val="808080" w:themeColor="text1" w:themeTint="7F"/>
+      <w:color w:val="000000"/>
     </w:rPr>
   </w:style>
   <w:style w:type="character" w:styleId="IntenseEmphasis">
@@ -3543,12 +2225,12 @@
     <w:qFormat/>
     <w:rsid w:val="00FC693F"/>
     <w:rPr>
-      <w:rFonts w:ascii="Arial" w:eastAsia="Arial" w:hAnsi="Arial" w:cs="Arial"/>
+      <w:rFonts w:ascii="Arial" w:hAnsi="Arial"/>
       <w:b/>
       <w:bCs/>
       <w:i/>
       <w:iCs/>
-      <w:color w:val="4F81BD" w:themeColor="accent1"/>
+      <w:color w:val="000000"/>
     </w:rPr>
   </w:style>
   <w:style w:type="character" w:styleId="SubtleReference">
@@ -3558,9 +2240,9 @@
     <w:qFormat/>
     <w:rsid w:val="00FC693F"/>
     <w:rPr>
-      <w:rFonts w:ascii="Arial" w:eastAsia="Arial" w:hAnsi="Arial" w:cs="Arial"/>
+      <w:rFonts w:ascii="Arial" w:hAnsi="Arial"/>
       <w:smallCaps/>
-      <w:color w:val="C0504D" w:themeColor="accent2"/>
+      <w:color w:val="000000"/>
       <w:u w:val="single"/>
     </w:rPr>
   </w:style>
@@ -3571,11 +2253,11 @@
     <w:qFormat/>
     <w:rsid w:val="00FC693F"/>
     <w:rPr>
-      <w:rFonts w:ascii="Arial" w:eastAsia="Arial" w:hAnsi="Arial" w:cs="Arial"/>
+      <w:rFonts w:ascii="Arial" w:hAnsi="Arial"/>
       <w:b/>
       <w:bCs/>
       <w:smallCaps/>
-      <w:color w:val="C0504D" w:themeColor="accent2"/>
+      <w:color w:val="000000"/>
       <w:spacing w:val="5"/>
       <w:u w:val="single"/>
     </w:rPr>
@@ -3587,10 +2269,11 @@
     <w:qFormat/>
     <w:rsid w:val="00FC693F"/>
     <w:rPr>
-      <w:rFonts w:ascii="Arial" w:eastAsia="Arial" w:hAnsi="Arial" w:cs="Arial"/>
+      <w:rFonts w:ascii="Arial" w:hAnsi="Arial"/>
       <w:b/>
       <w:bCs/>
       <w:smallCaps/>
+      <w:color w:val="000000"/>
       <w:spacing w:val="5"/>
     </w:rPr>
   </w:style>
@@ -3650,7 +2333,6 @@
         <w:spacing w:before="0" w:after="0" w:line="240" w:lineRule="auto"/>
       </w:pPr>
       <w:rPr>
-        <w:rFonts w:ascii="Arial" w:eastAsia="Arial" w:hAnsi="Arial" w:cs="Arial"/>
         <w:b/>
         <w:bCs/>
       </w:rPr>
@@ -3671,7 +2353,6 @@
         <w:spacing w:before="0" w:after="0" w:line="240" w:lineRule="auto"/>
       </w:pPr>
       <w:rPr>
-        <w:rFonts w:ascii="Arial" w:eastAsia="Arial" w:hAnsi="Arial" w:cs="Arial"/>
         <w:b/>
         <w:bCs/>
       </w:rPr>
@@ -3689,14 +2370,12 @@
     </w:tblStylePr>
     <w:tblStylePr w:type="firstCol">
       <w:rPr>
-        <w:rFonts w:ascii="Arial" w:eastAsia="Arial" w:hAnsi="Arial" w:cs="Arial"/>
         <w:b/>
         <w:bCs/>
       </w:rPr>
     </w:tblStylePr>
     <w:tblStylePr w:type="lastCol">
       <w:rPr>
-        <w:rFonts w:ascii="Arial" w:eastAsia="Arial" w:hAnsi="Arial" w:cs="Arial"/>
         <w:b/>
         <w:bCs/>
       </w:rPr>
@@ -3750,7 +2429,6 @@
         <w:spacing w:before="0" w:after="0" w:line="240" w:lineRule="auto"/>
       </w:pPr>
       <w:rPr>
-        <w:rFonts w:ascii="Arial" w:eastAsia="Arial" w:hAnsi="Arial" w:cs="Arial"/>
         <w:b/>
         <w:bCs/>
       </w:rPr>
@@ -3771,7 +2449,6 @@
         <w:spacing w:before="0" w:after="0" w:line="240" w:lineRule="auto"/>
       </w:pPr>
       <w:rPr>
-        <w:rFonts w:ascii="Arial" w:eastAsia="Arial" w:hAnsi="Arial" w:cs="Arial"/>
         <w:b/>
         <w:bCs/>
       </w:rPr>
@@ -3789,14 +2466,12 @@
     </w:tblStylePr>
     <w:tblStylePr w:type="firstCol">
       <w:rPr>
-        <w:rFonts w:ascii="Arial" w:eastAsia="Arial" w:hAnsi="Arial" w:cs="Arial"/>
         <w:b/>
         <w:bCs/>
       </w:rPr>
     </w:tblStylePr>
     <w:tblStylePr w:type="lastCol">
       <w:rPr>
-        <w:rFonts w:ascii="Arial" w:eastAsia="Arial" w:hAnsi="Arial" w:cs="Arial"/>
         <w:b/>
         <w:bCs/>
       </w:rPr>
@@ -3850,7 +2525,6 @@
         <w:spacing w:before="0" w:after="0" w:line="240" w:lineRule="auto"/>
       </w:pPr>
       <w:rPr>
-        <w:rFonts w:ascii="Arial" w:eastAsia="Arial" w:hAnsi="Arial" w:cs="Arial"/>
         <w:b/>
         <w:bCs/>
       </w:rPr>
@@ -3871,7 +2545,6 @@
         <w:spacing w:before="0" w:after="0" w:line="240" w:lineRule="auto"/>
       </w:pPr>
       <w:rPr>
-        <w:rFonts w:ascii="Arial" w:eastAsia="Arial" w:hAnsi="Arial" w:cs="Arial"/>
         <w:b/>
         <w:bCs/>
       </w:rPr>
@@ -3889,14 +2562,12 @@
     </w:tblStylePr>
     <w:tblStylePr w:type="firstCol">
       <w:rPr>
-        <w:rFonts w:ascii="Arial" w:eastAsia="Arial" w:hAnsi="Arial" w:cs="Arial"/>
         <w:b/>
         <w:bCs/>
       </w:rPr>
     </w:tblStylePr>
     <w:tblStylePr w:type="lastCol">
       <w:rPr>
-        <w:rFonts w:ascii="Arial" w:eastAsia="Arial" w:hAnsi="Arial" w:cs="Arial"/>
         <w:b/>
         <w:bCs/>
       </w:rPr>
@@ -3950,7 +2621,6 @@
         <w:spacing w:before="0" w:after="0" w:line="240" w:lineRule="auto"/>
       </w:pPr>
       <w:rPr>
-        <w:rFonts w:ascii="Arial" w:eastAsia="Arial" w:hAnsi="Arial" w:cs="Arial"/>
         <w:b/>
         <w:bCs/>
       </w:rPr>
@@ -3971,7 +2641,6 @@
         <w:spacing w:before="0" w:after="0" w:line="240" w:lineRule="auto"/>
       </w:pPr>
       <w:rPr>
-        <w:rFonts w:ascii="Arial" w:eastAsia="Arial" w:hAnsi="Arial" w:cs="Arial"/>
         <w:b/>
         <w:bCs/>
       </w:rPr>
@@ -3989,14 +2658,12 @@
     </w:tblStylePr>
     <w:tblStylePr w:type="firstCol">
       <w:rPr>
-        <w:rFonts w:ascii="Arial" w:eastAsia="Arial" w:hAnsi="Arial" w:cs="Arial"/>
         <w:b/>
         <w:bCs/>
       </w:rPr>
     </w:tblStylePr>
     <w:tblStylePr w:type="lastCol">
       <w:rPr>
-        <w:rFonts w:ascii="Arial" w:eastAsia="Arial" w:hAnsi="Arial" w:cs="Arial"/>
         <w:b/>
         <w:bCs/>
       </w:rPr>
@@ -4050,7 +2717,6 @@
         <w:spacing w:before="0" w:after="0" w:line="240" w:lineRule="auto"/>
       </w:pPr>
       <w:rPr>
-        <w:rFonts w:ascii="Arial" w:eastAsia="Arial" w:hAnsi="Arial" w:cs="Arial"/>
         <w:b/>
         <w:bCs/>
       </w:rPr>
@@ -4071,7 +2737,6 @@
         <w:spacing w:before="0" w:after="0" w:line="240" w:lineRule="auto"/>
       </w:pPr>
       <w:rPr>
-        <w:rFonts w:ascii="Arial" w:eastAsia="Arial" w:hAnsi="Arial" w:cs="Arial"/>
         <w:b/>
         <w:bCs/>
       </w:rPr>
@@ -4089,14 +2754,12 @@
     </w:tblStylePr>
     <w:tblStylePr w:type="firstCol">
       <w:rPr>
-        <w:rFonts w:ascii="Arial" w:eastAsia="Arial" w:hAnsi="Arial" w:cs="Arial"/>
         <w:b/>
         <w:bCs/>
       </w:rPr>
     </w:tblStylePr>
     <w:tblStylePr w:type="lastCol">
       <w:rPr>
-        <w:rFonts w:ascii="Arial" w:eastAsia="Arial" w:hAnsi="Arial" w:cs="Arial"/>
         <w:b/>
         <w:bCs/>
       </w:rPr>
@@ -4150,7 +2813,6 @@
         <w:spacing w:before="0" w:after="0" w:line="240" w:lineRule="auto"/>
       </w:pPr>
       <w:rPr>
-        <w:rFonts w:ascii="Arial" w:eastAsia="Arial" w:hAnsi="Arial" w:cs="Arial"/>
         <w:b/>
         <w:bCs/>
       </w:rPr>
@@ -4171,7 +2833,6 @@
         <w:spacing w:before="0" w:after="0" w:line="240" w:lineRule="auto"/>
       </w:pPr>
       <w:rPr>
-        <w:rFonts w:ascii="Arial" w:eastAsia="Arial" w:hAnsi="Arial" w:cs="Arial"/>
         <w:b/>
         <w:bCs/>
       </w:rPr>
@@ -4189,14 +2850,12 @@
     </w:tblStylePr>
     <w:tblStylePr w:type="firstCol">
       <w:rPr>
-        <w:rFonts w:ascii="Arial" w:eastAsia="Arial" w:hAnsi="Arial" w:cs="Arial"/>
         <w:b/>
         <w:bCs/>
       </w:rPr>
     </w:tblStylePr>
     <w:tblStylePr w:type="lastCol">
       <w:rPr>
-        <w:rFonts w:ascii="Arial" w:eastAsia="Arial" w:hAnsi="Arial" w:cs="Arial"/>
         <w:b/>
         <w:bCs/>
       </w:rPr>
@@ -4250,7 +2909,6 @@
         <w:spacing w:before="0" w:after="0" w:line="240" w:lineRule="auto"/>
       </w:pPr>
       <w:rPr>
-        <w:rFonts w:ascii="Arial" w:eastAsia="Arial" w:hAnsi="Arial" w:cs="Arial"/>
         <w:b/>
         <w:bCs/>
       </w:rPr>
@@ -4271,7 +2929,6 @@
         <w:spacing w:before="0" w:after="0" w:line="240" w:lineRule="auto"/>
       </w:pPr>
       <w:rPr>
-        <w:rFonts w:ascii="Arial" w:eastAsia="Arial" w:hAnsi="Arial" w:cs="Arial"/>
         <w:b/>
         <w:bCs/>
       </w:rPr>
@@ -4289,14 +2946,12 @@
     </w:tblStylePr>
     <w:tblStylePr w:type="firstCol">
       <w:rPr>
-        <w:rFonts w:ascii="Arial" w:eastAsia="Arial" w:hAnsi="Arial" w:cs="Arial"/>
         <w:b/>
         <w:bCs/>
       </w:rPr>
     </w:tblStylePr>
     <w:tblStylePr w:type="lastCol">
       <w:rPr>
-        <w:rFonts w:ascii="Arial" w:eastAsia="Arial" w:hAnsi="Arial" w:cs="Arial"/>
         <w:b/>
         <w:bCs/>
       </w:rPr>
@@ -4349,7 +3004,6 @@
         <w:spacing w:before="0" w:after="0" w:line="240" w:lineRule="auto"/>
       </w:pPr>
       <w:rPr>
-        <w:rFonts w:ascii="Arial" w:eastAsia="Arial" w:hAnsi="Arial" w:cs="Arial"/>
         <w:b/>
         <w:bCs/>
         <w:color w:val="FFFFFF" w:themeColor="background1"/>
@@ -4364,7 +3018,6 @@
         <w:spacing w:before="0" w:after="0" w:line="240" w:lineRule="auto"/>
       </w:pPr>
       <w:rPr>
-        <w:rFonts w:ascii="Arial" w:eastAsia="Arial" w:hAnsi="Arial" w:cs="Arial"/>
         <w:b/>
         <w:bCs/>
       </w:rPr>
@@ -4380,14 +3033,12 @@
     </w:tblStylePr>
     <w:tblStylePr w:type="firstCol">
       <w:rPr>
-        <w:rFonts w:ascii="Arial" w:eastAsia="Arial" w:hAnsi="Arial" w:cs="Arial"/>
         <w:b/>
         <w:bCs/>
       </w:rPr>
     </w:tblStylePr>
     <w:tblStylePr w:type="lastCol">
       <w:rPr>
-        <w:rFonts w:ascii="Arial" w:eastAsia="Arial" w:hAnsi="Arial" w:cs="Arial"/>
         <w:b/>
         <w:bCs/>
       </w:rPr>
@@ -4438,7 +3089,6 @@
         <w:spacing w:before="0" w:after="0" w:line="240" w:lineRule="auto"/>
       </w:pPr>
       <w:rPr>
-        <w:rFonts w:ascii="Arial" w:eastAsia="Arial" w:hAnsi="Arial" w:cs="Arial"/>
         <w:b/>
         <w:bCs/>
         <w:color w:val="FFFFFF" w:themeColor="background1"/>
@@ -4453,7 +3103,6 @@
         <w:spacing w:before="0" w:after="0" w:line="240" w:lineRule="auto"/>
       </w:pPr>
       <w:rPr>
-        <w:rFonts w:ascii="Arial" w:eastAsia="Arial" w:hAnsi="Arial" w:cs="Arial"/>
         <w:b/>
         <w:bCs/>
       </w:rPr>
@@ -4469,14 +3118,12 @@
     </w:tblStylePr>
     <w:tblStylePr w:type="firstCol">
       <w:rPr>
-        <w:rFonts w:ascii="Arial" w:eastAsia="Arial" w:hAnsi="Arial" w:cs="Arial"/>
         <w:b/>
         <w:bCs/>
       </w:rPr>
     </w:tblStylePr>
     <w:tblStylePr w:type="lastCol">
       <w:rPr>
-        <w:rFonts w:ascii="Arial" w:eastAsia="Arial" w:hAnsi="Arial" w:cs="Arial"/>
         <w:b/>
         <w:bCs/>
       </w:rPr>
@@ -4527,7 +3174,6 @@
         <w:spacing w:before="0" w:after="0" w:line="240" w:lineRule="auto"/>
       </w:pPr>
       <w:rPr>
-        <w:rFonts w:ascii="Arial" w:eastAsia="Arial" w:hAnsi="Arial" w:cs="Arial"/>
         <w:b/>
         <w:bCs/>
         <w:color w:val="FFFFFF" w:themeColor="background1"/>
@@ -4542,7 +3188,6 @@
         <w:spacing w:before="0" w:after="0" w:line="240" w:lineRule="auto"/>
       </w:pPr>
       <w:rPr>
-        <w:rFonts w:ascii="Arial" w:eastAsia="Arial" w:hAnsi="Arial" w:cs="Arial"/>
         <w:b/>
         <w:bCs/>
       </w:rPr>
@@ -4558,14 +3203,12 @@
     </w:tblStylePr>
     <w:tblStylePr w:type="firstCol">
       <w:rPr>
-        <w:rFonts w:ascii="Arial" w:eastAsia="Arial" w:hAnsi="Arial" w:cs="Arial"/>
         <w:b/>
         <w:bCs/>
       </w:rPr>
     </w:tblStylePr>
     <w:tblStylePr w:type="lastCol">
       <w:rPr>
-        <w:rFonts w:ascii="Arial" w:eastAsia="Arial" w:hAnsi="Arial" w:cs="Arial"/>
         <w:b/>
         <w:bCs/>
       </w:rPr>
@@ -4616,7 +3259,6 @@
         <w:spacing w:before="0" w:after="0" w:line="240" w:lineRule="auto"/>
       </w:pPr>
       <w:rPr>
-        <w:rFonts w:ascii="Arial" w:eastAsia="Arial" w:hAnsi="Arial" w:cs="Arial"/>
         <w:b/>
         <w:bCs/>
         <w:color w:val="FFFFFF" w:themeColor="background1"/>
@@ -4631,7 +3273,6 @@
         <w:spacing w:before="0" w:after="0" w:line="240" w:lineRule="auto"/>
       </w:pPr>
       <w:rPr>
-        <w:rFonts w:ascii="Arial" w:eastAsia="Arial" w:hAnsi="Arial" w:cs="Arial"/>
         <w:b/>
         <w:bCs/>
       </w:rPr>
@@ -4647,14 +3288,12 @@
     </w:tblStylePr>
     <w:tblStylePr w:type="firstCol">
       <w:rPr>
-        <w:rFonts w:ascii="Arial" w:eastAsia="Arial" w:hAnsi="Arial" w:cs="Arial"/>
         <w:b/>
         <w:bCs/>
       </w:rPr>
     </w:tblStylePr>
     <w:tblStylePr w:type="lastCol">
       <w:rPr>
-        <w:rFonts w:ascii="Arial" w:eastAsia="Arial" w:hAnsi="Arial" w:cs="Arial"/>
         <w:b/>
         <w:bCs/>
       </w:rPr>
@@ -4705,7 +3344,6 @@
         <w:spacing w:before="0" w:after="0" w:line="240" w:lineRule="auto"/>
       </w:pPr>
       <w:rPr>
-        <w:rFonts w:ascii="Arial" w:eastAsia="Arial" w:hAnsi="Arial" w:cs="Arial"/>
         <w:b/>
         <w:bCs/>
         <w:color w:val="FFFFFF" w:themeColor="background1"/>
@@ -4720,7 +3358,6 @@
         <w:spacing w:before="0" w:after="0" w:line="240" w:lineRule="auto"/>
       </w:pPr>
       <w:rPr>
-        <w:rFonts w:ascii="Arial" w:eastAsia="Arial" w:hAnsi="Arial" w:cs="Arial"/>
         <w:b/>
         <w:bCs/>
       </w:rPr>
@@ -4736,14 +3373,12 @@
     </w:tblStylePr>
     <w:tblStylePr w:type="firstCol">
       <w:rPr>
-        <w:rFonts w:ascii="Arial" w:eastAsia="Arial" w:hAnsi="Arial" w:cs="Arial"/>
         <w:b/>
         <w:bCs/>
       </w:rPr>
     </w:tblStylePr>
     <w:tblStylePr w:type="lastCol">
       <w:rPr>
-        <w:rFonts w:ascii="Arial" w:eastAsia="Arial" w:hAnsi="Arial" w:cs="Arial"/>
         <w:b/>
         <w:bCs/>
       </w:rPr>
@@ -4794,7 +3429,6 @@
         <w:spacing w:before="0" w:after="0" w:line="240" w:lineRule="auto"/>
       </w:pPr>
       <w:rPr>
-        <w:rFonts w:ascii="Arial" w:eastAsia="Arial" w:hAnsi="Arial" w:cs="Arial"/>
         <w:b/>
         <w:bCs/>
         <w:color w:val="FFFFFF" w:themeColor="background1"/>
@@ -4809,7 +3443,6 @@
         <w:spacing w:before="0" w:after="0" w:line="240" w:lineRule="auto"/>
       </w:pPr>
       <w:rPr>
-        <w:rFonts w:ascii="Arial" w:eastAsia="Arial" w:hAnsi="Arial" w:cs="Arial"/>
         <w:b/>
         <w:bCs/>
       </w:rPr>
@@ -4825,14 +3458,12 @@
     </w:tblStylePr>
     <w:tblStylePr w:type="firstCol">
       <w:rPr>
-        <w:rFonts w:ascii="Arial" w:eastAsia="Arial" w:hAnsi="Arial" w:cs="Arial"/>
         <w:b/>
         <w:bCs/>
       </w:rPr>
     </w:tblStylePr>
     <w:tblStylePr w:type="lastCol">
       <w:rPr>
-        <w:rFonts w:ascii="Arial" w:eastAsia="Arial" w:hAnsi="Arial" w:cs="Arial"/>
         <w:b/>
         <w:bCs/>
       </w:rPr>
@@ -4883,7 +3514,6 @@
         <w:spacing w:before="0" w:after="0" w:line="240" w:lineRule="auto"/>
       </w:pPr>
       <w:rPr>
-        <w:rFonts w:ascii="Arial" w:eastAsia="Arial" w:hAnsi="Arial" w:cs="Arial"/>
         <w:b/>
         <w:bCs/>
         <w:color w:val="FFFFFF" w:themeColor="background1"/>
@@ -4898,7 +3528,6 @@
         <w:spacing w:before="0" w:after="0" w:line="240" w:lineRule="auto"/>
       </w:pPr>
       <w:rPr>
-        <w:rFonts w:ascii="Arial" w:eastAsia="Arial" w:hAnsi="Arial" w:cs="Arial"/>
         <w:b/>
         <w:bCs/>
       </w:rPr>
@@ -4914,14 +3543,12 @@
     </w:tblStylePr>
     <w:tblStylePr w:type="firstCol">
       <w:rPr>
-        <w:rFonts w:ascii="Arial" w:eastAsia="Arial" w:hAnsi="Arial" w:cs="Arial"/>
         <w:b/>
         <w:bCs/>
       </w:rPr>
     </w:tblStylePr>
     <w:tblStylePr w:type="lastCol">
       <w:rPr>
-        <w:rFonts w:ascii="Arial" w:eastAsia="Arial" w:hAnsi="Arial" w:cs="Arial"/>
         <w:b/>
         <w:bCs/>
       </w:rPr>
@@ -4974,7 +3601,7 @@
         <w:spacing w:before="0" w:after="0" w:line="240" w:lineRule="auto"/>
       </w:pPr>
       <w:rPr>
-        <w:rFonts w:ascii="Arial" w:eastAsia="Arial" w:hAnsi="Arial" w:cs="Arial"/>
+        <w:rFonts w:asciiTheme="majorHAnsi" w:eastAsiaTheme="majorEastAsia" w:hAnsiTheme="majorHAnsi" w:cstheme="majorBidi"/>
         <w:b/>
         <w:bCs/>
       </w:rPr>
@@ -4995,7 +3622,7 @@
         <w:spacing w:before="0" w:after="0" w:line="240" w:lineRule="auto"/>
       </w:pPr>
       <w:rPr>
-        <w:rFonts w:ascii="Arial" w:eastAsia="Arial" w:hAnsi="Arial" w:cs="Arial"/>
+        <w:rFonts w:asciiTheme="majorHAnsi" w:eastAsiaTheme="majorEastAsia" w:hAnsiTheme="majorHAnsi" w:cstheme="majorBidi"/>
         <w:b/>
         <w:bCs/>
       </w:rPr>
@@ -5013,14 +3640,14 @@
     </w:tblStylePr>
     <w:tblStylePr w:type="firstCol">
       <w:rPr>
-        <w:rFonts w:ascii="Arial" w:eastAsia="Arial" w:hAnsi="Arial" w:cs="Arial"/>
+        <w:rFonts w:asciiTheme="majorHAnsi" w:eastAsiaTheme="majorEastAsia" w:hAnsiTheme="majorHAnsi" w:cstheme="majorBidi"/>
         <w:b/>
         <w:bCs/>
       </w:rPr>
     </w:tblStylePr>
     <w:tblStylePr w:type="lastCol">
       <w:rPr>
-        <w:rFonts w:ascii="Arial" w:eastAsia="Arial" w:hAnsi="Arial" w:cs="Arial"/>
+        <w:rFonts w:asciiTheme="majorHAnsi" w:eastAsiaTheme="majorEastAsia" w:hAnsiTheme="majorHAnsi" w:cstheme="majorBidi"/>
         <w:b/>
         <w:bCs/>
       </w:rPr>
@@ -5097,7 +3724,7 @@
         <w:spacing w:before="0" w:after="0" w:line="240" w:lineRule="auto"/>
       </w:pPr>
       <w:rPr>
-        <w:rFonts w:ascii="Arial" w:eastAsia="Arial" w:hAnsi="Arial" w:cs="Arial"/>
+        <w:rFonts w:asciiTheme="majorHAnsi" w:eastAsiaTheme="majorEastAsia" w:hAnsiTheme="majorHAnsi" w:cstheme="majorBidi"/>
         <w:b/>
         <w:bCs/>
       </w:rPr>
@@ -5118,7 +3745,7 @@
         <w:spacing w:before="0" w:after="0" w:line="240" w:lineRule="auto"/>
       </w:pPr>
       <w:rPr>
-        <w:rFonts w:ascii="Arial" w:eastAsia="Arial" w:hAnsi="Arial" w:cs="Arial"/>
+        <w:rFonts w:asciiTheme="majorHAnsi" w:eastAsiaTheme="majorEastAsia" w:hAnsiTheme="majorHAnsi" w:cstheme="majorBidi"/>
         <w:b/>
         <w:bCs/>
       </w:rPr>
@@ -5136,14 +3763,14 @@
     </w:tblStylePr>
     <w:tblStylePr w:type="firstCol">
       <w:rPr>
-        <w:rFonts w:ascii="Arial" w:eastAsia="Arial" w:hAnsi="Arial" w:cs="Arial"/>
+        <w:rFonts w:asciiTheme="majorHAnsi" w:eastAsiaTheme="majorEastAsia" w:hAnsiTheme="majorHAnsi" w:cstheme="majorBidi"/>
         <w:b/>
         <w:bCs/>
       </w:rPr>
     </w:tblStylePr>
     <w:tblStylePr w:type="lastCol">
       <w:rPr>
-        <w:rFonts w:ascii="Arial" w:eastAsia="Arial" w:hAnsi="Arial" w:cs="Arial"/>
+        <w:rFonts w:asciiTheme="majorHAnsi" w:eastAsiaTheme="majorEastAsia" w:hAnsiTheme="majorHAnsi" w:cstheme="majorBidi"/>
         <w:b/>
         <w:bCs/>
       </w:rPr>
@@ -5220,7 +3847,7 @@
         <w:spacing w:before="0" w:after="0" w:line="240" w:lineRule="auto"/>
       </w:pPr>
       <w:rPr>
-        <w:rFonts w:ascii="Arial" w:eastAsia="Arial" w:hAnsi="Arial" w:cs="Arial"/>
+        <w:rFonts w:asciiTheme="majorHAnsi" w:eastAsiaTheme="majorEastAsia" w:hAnsiTheme="majorHAnsi" w:cstheme="majorBidi"/>
         <w:b/>
         <w:bCs/>
       </w:rPr>
@@ -5241,7 +3868,7 @@
         <w:spacing w:before="0" w:after="0" w:line="240" w:lineRule="auto"/>
       </w:pPr>
       <w:rPr>
-        <w:rFonts w:ascii="Arial" w:eastAsia="Arial" w:hAnsi="Arial" w:cs="Arial"/>
+        <w:rFonts w:asciiTheme="majorHAnsi" w:eastAsiaTheme="majorEastAsia" w:hAnsiTheme="majorHAnsi" w:cstheme="majorBidi"/>
         <w:b/>
         <w:bCs/>
       </w:rPr>
@@ -5259,14 +3886,14 @@
     </w:tblStylePr>
     <w:tblStylePr w:type="firstCol">
       <w:rPr>
-        <w:rFonts w:ascii="Arial" w:eastAsia="Arial" w:hAnsi="Arial" w:cs="Arial"/>
+        <w:rFonts w:asciiTheme="majorHAnsi" w:eastAsiaTheme="majorEastAsia" w:hAnsiTheme="majorHAnsi" w:cstheme="majorBidi"/>
         <w:b/>
         <w:bCs/>
       </w:rPr>
     </w:tblStylePr>
     <w:tblStylePr w:type="lastCol">
       <w:rPr>
-        <w:rFonts w:ascii="Arial" w:eastAsia="Arial" w:hAnsi="Arial" w:cs="Arial"/>
+        <w:rFonts w:asciiTheme="majorHAnsi" w:eastAsiaTheme="majorEastAsia" w:hAnsiTheme="majorHAnsi" w:cstheme="majorBidi"/>
         <w:b/>
         <w:bCs/>
       </w:rPr>
@@ -5343,7 +3970,7 @@
         <w:spacing w:before="0" w:after="0" w:line="240" w:lineRule="auto"/>
       </w:pPr>
       <w:rPr>
-        <w:rFonts w:ascii="Arial" w:eastAsia="Arial" w:hAnsi="Arial" w:cs="Arial"/>
+        <w:rFonts w:asciiTheme="majorHAnsi" w:eastAsiaTheme="majorEastAsia" w:hAnsiTheme="majorHAnsi" w:cstheme="majorBidi"/>
         <w:b/>
         <w:bCs/>
       </w:rPr>
@@ -5364,7 +3991,7 @@
         <w:spacing w:before="0" w:after="0" w:line="240" w:lineRule="auto"/>
       </w:pPr>
       <w:rPr>
-        <w:rFonts w:ascii="Arial" w:eastAsia="Arial" w:hAnsi="Arial" w:cs="Arial"/>
+        <w:rFonts w:asciiTheme="majorHAnsi" w:eastAsiaTheme="majorEastAsia" w:hAnsiTheme="majorHAnsi" w:cstheme="majorBidi"/>
         <w:b/>
         <w:bCs/>
       </w:rPr>
@@ -5382,14 +4009,14 @@
     </w:tblStylePr>
     <w:tblStylePr w:type="firstCol">
       <w:rPr>
-        <w:rFonts w:ascii="Arial" w:eastAsia="Arial" w:hAnsi="Arial" w:cs="Arial"/>
+        <w:rFonts w:asciiTheme="majorHAnsi" w:eastAsiaTheme="majorEastAsia" w:hAnsiTheme="majorHAnsi" w:cstheme="majorBidi"/>
         <w:b/>
         <w:bCs/>
       </w:rPr>
     </w:tblStylePr>
     <w:tblStylePr w:type="lastCol">
       <w:rPr>
-        <w:rFonts w:ascii="Arial" w:eastAsia="Arial" w:hAnsi="Arial" w:cs="Arial"/>
+        <w:rFonts w:asciiTheme="majorHAnsi" w:eastAsiaTheme="majorEastAsia" w:hAnsiTheme="majorHAnsi" w:cstheme="majorBidi"/>
         <w:b/>
         <w:bCs/>
       </w:rPr>
@@ -5466,7 +4093,7 @@
         <w:spacing w:before="0" w:after="0" w:line="240" w:lineRule="auto"/>
       </w:pPr>
       <w:rPr>
-        <w:rFonts w:ascii="Arial" w:eastAsia="Arial" w:hAnsi="Arial" w:cs="Arial"/>
+        <w:rFonts w:asciiTheme="majorHAnsi" w:eastAsiaTheme="majorEastAsia" w:hAnsiTheme="majorHAnsi" w:cstheme="majorBidi"/>
         <w:b/>
         <w:bCs/>
       </w:rPr>
@@ -5487,7 +4114,7 @@
         <w:spacing w:before="0" w:after="0" w:line="240" w:lineRule="auto"/>
       </w:pPr>
       <w:rPr>
-        <w:rFonts w:ascii="Arial" w:eastAsia="Arial" w:hAnsi="Arial" w:cs="Arial"/>
+        <w:rFonts w:asciiTheme="majorHAnsi" w:eastAsiaTheme="majorEastAsia" w:hAnsiTheme="majorHAnsi" w:cstheme="majorBidi"/>
         <w:b/>
         <w:bCs/>
       </w:rPr>
@@ -5505,14 +4132,14 @@
     </w:tblStylePr>
     <w:tblStylePr w:type="firstCol">
       <w:rPr>
-        <w:rFonts w:ascii="Arial" w:eastAsia="Arial" w:hAnsi="Arial" w:cs="Arial"/>
+        <w:rFonts w:asciiTheme="majorHAnsi" w:eastAsiaTheme="majorEastAsia" w:hAnsiTheme="majorHAnsi" w:cstheme="majorBidi"/>
         <w:b/>
         <w:bCs/>
       </w:rPr>
     </w:tblStylePr>
     <w:tblStylePr w:type="lastCol">
       <w:rPr>
-        <w:rFonts w:ascii="Arial" w:eastAsia="Arial" w:hAnsi="Arial" w:cs="Arial"/>
+        <w:rFonts w:asciiTheme="majorHAnsi" w:eastAsiaTheme="majorEastAsia" w:hAnsiTheme="majorHAnsi" w:cstheme="majorBidi"/>
         <w:b/>
         <w:bCs/>
       </w:rPr>
@@ -5589,7 +4216,7 @@
         <w:spacing w:before="0" w:after="0" w:line="240" w:lineRule="auto"/>
       </w:pPr>
       <w:rPr>
-        <w:rFonts w:ascii="Arial" w:eastAsia="Arial" w:hAnsi="Arial" w:cs="Arial"/>
+        <w:rFonts w:asciiTheme="majorHAnsi" w:eastAsiaTheme="majorEastAsia" w:hAnsiTheme="majorHAnsi" w:cstheme="majorBidi"/>
         <w:b/>
         <w:bCs/>
       </w:rPr>
@@ -5610,7 +4237,7 @@
         <w:spacing w:before="0" w:after="0" w:line="240" w:lineRule="auto"/>
       </w:pPr>
       <w:rPr>
-        <w:rFonts w:ascii="Arial" w:eastAsia="Arial" w:hAnsi="Arial" w:cs="Arial"/>
+        <w:rFonts w:asciiTheme="majorHAnsi" w:eastAsiaTheme="majorEastAsia" w:hAnsiTheme="majorHAnsi" w:cstheme="majorBidi"/>
         <w:b/>
         <w:bCs/>
       </w:rPr>
@@ -5628,14 +4255,14 @@
     </w:tblStylePr>
     <w:tblStylePr w:type="firstCol">
       <w:rPr>
-        <w:rFonts w:ascii="Arial" w:eastAsia="Arial" w:hAnsi="Arial" w:cs="Arial"/>
+        <w:rFonts w:asciiTheme="majorHAnsi" w:eastAsiaTheme="majorEastAsia" w:hAnsiTheme="majorHAnsi" w:cstheme="majorBidi"/>
         <w:b/>
         <w:bCs/>
       </w:rPr>
     </w:tblStylePr>
     <w:tblStylePr w:type="lastCol">
       <w:rPr>
-        <w:rFonts w:ascii="Arial" w:eastAsia="Arial" w:hAnsi="Arial" w:cs="Arial"/>
+        <w:rFonts w:asciiTheme="majorHAnsi" w:eastAsiaTheme="majorEastAsia" w:hAnsiTheme="majorHAnsi" w:cstheme="majorBidi"/>
         <w:b/>
         <w:bCs/>
       </w:rPr>
@@ -5712,7 +4339,7 @@
         <w:spacing w:before="0" w:after="0" w:line="240" w:lineRule="auto"/>
       </w:pPr>
       <w:rPr>
-        <w:rFonts w:ascii="Arial" w:eastAsia="Arial" w:hAnsi="Arial" w:cs="Arial"/>
+        <w:rFonts w:asciiTheme="majorHAnsi" w:eastAsiaTheme="majorEastAsia" w:hAnsiTheme="majorHAnsi" w:cstheme="majorBidi"/>
         <w:b/>
         <w:bCs/>
       </w:rPr>
@@ -5733,7 +4360,7 @@
         <w:spacing w:before="0" w:after="0" w:line="240" w:lineRule="auto"/>
       </w:pPr>
       <w:rPr>
-        <w:rFonts w:ascii="Arial" w:eastAsia="Arial" w:hAnsi="Arial" w:cs="Arial"/>
+        <w:rFonts w:asciiTheme="majorHAnsi" w:eastAsiaTheme="majorEastAsia" w:hAnsiTheme="majorHAnsi" w:cstheme="majorBidi"/>
         <w:b/>
         <w:bCs/>
       </w:rPr>
@@ -5751,14 +4378,14 @@
     </w:tblStylePr>
     <w:tblStylePr w:type="firstCol">
       <w:rPr>
-        <w:rFonts w:ascii="Arial" w:eastAsia="Arial" w:hAnsi="Arial" w:cs="Arial"/>
+        <w:rFonts w:asciiTheme="majorHAnsi" w:eastAsiaTheme="majorEastAsia" w:hAnsiTheme="majorHAnsi" w:cstheme="majorBidi"/>
         <w:b/>
         <w:bCs/>
       </w:rPr>
     </w:tblStylePr>
     <w:tblStylePr w:type="lastCol">
       <w:rPr>
-        <w:rFonts w:ascii="Arial" w:eastAsia="Arial" w:hAnsi="Arial" w:cs="Arial"/>
+        <w:rFonts w:asciiTheme="majorHAnsi" w:eastAsiaTheme="majorEastAsia" w:hAnsiTheme="majorHAnsi" w:cstheme="majorBidi"/>
         <w:b/>
         <w:bCs/>
       </w:rPr>
@@ -5834,7 +4461,6 @@
         <w:spacing w:before="0" w:after="0" w:line="240" w:lineRule="auto"/>
       </w:pPr>
       <w:rPr>
-        <w:rFonts w:ascii="Arial" w:eastAsia="Arial" w:hAnsi="Arial" w:cs="Arial"/>
         <w:b/>
         <w:bCs/>
         <w:color w:val="FFFFFF" w:themeColor="background1"/>
@@ -5857,7 +4483,6 @@
         <w:spacing w:before="0" w:after="0" w:line="240" w:lineRule="auto"/>
       </w:pPr>
       <w:rPr>
-        <w:rFonts w:ascii="Arial" w:eastAsia="Arial" w:hAnsi="Arial" w:cs="Arial"/>
         <w:b/>
         <w:bCs/>
       </w:rPr>
@@ -5875,14 +4500,12 @@
     </w:tblStylePr>
     <w:tblStylePr w:type="firstCol">
       <w:rPr>
-        <w:rFonts w:ascii="Arial" w:eastAsia="Arial" w:hAnsi="Arial" w:cs="Arial"/>
         <w:b/>
         <w:bCs/>
       </w:rPr>
     </w:tblStylePr>
     <w:tblStylePr w:type="lastCol">
       <w:rPr>
-        <w:rFonts w:ascii="Arial" w:eastAsia="Arial" w:hAnsi="Arial" w:cs="Arial"/>
         <w:b/>
         <w:bCs/>
       </w:rPr>
@@ -5937,7 +4560,6 @@
         <w:spacing w:before="0" w:after="0" w:line="240" w:lineRule="auto"/>
       </w:pPr>
       <w:rPr>
-        <w:rFonts w:ascii="Arial" w:eastAsia="Arial" w:hAnsi="Arial" w:cs="Arial"/>
         <w:b/>
         <w:bCs/>
         <w:color w:val="FFFFFF" w:themeColor="background1"/>
@@ -5960,7 +4582,6 @@
         <w:spacing w:before="0" w:after="0" w:line="240" w:lineRule="auto"/>
       </w:pPr>
       <w:rPr>
-        <w:rFonts w:ascii="Arial" w:eastAsia="Arial" w:hAnsi="Arial" w:cs="Arial"/>
         <w:b/>
         <w:bCs/>
       </w:rPr>
@@ -5978,14 +4599,12 @@
     </w:tblStylePr>
     <w:tblStylePr w:type="firstCol">
       <w:rPr>
-        <w:rFonts w:ascii="Arial" w:eastAsia="Arial" w:hAnsi="Arial" w:cs="Arial"/>
         <w:b/>
         <w:bCs/>
       </w:rPr>
     </w:tblStylePr>
     <w:tblStylePr w:type="lastCol">
       <w:rPr>
-        <w:rFonts w:ascii="Arial" w:eastAsia="Arial" w:hAnsi="Arial" w:cs="Arial"/>
         <w:b/>
         <w:bCs/>
       </w:rPr>
@@ -6040,7 +4659,6 @@
         <w:spacing w:before="0" w:after="0" w:line="240" w:lineRule="auto"/>
       </w:pPr>
       <w:rPr>
-        <w:rFonts w:ascii="Arial" w:eastAsia="Arial" w:hAnsi="Arial" w:cs="Arial"/>
         <w:b/>
         <w:bCs/>
         <w:color w:val="FFFFFF" w:themeColor="background1"/>
@@ -6063,7 +4681,6 @@
         <w:spacing w:before="0" w:after="0" w:line="240" w:lineRule="auto"/>
       </w:pPr>
       <w:rPr>
-        <w:rFonts w:ascii="Arial" w:eastAsia="Arial" w:hAnsi="Arial" w:cs="Arial"/>
         <w:b/>
         <w:bCs/>
       </w:rPr>
@@ -6081,14 +4698,12 @@
     </w:tblStylePr>
     <w:tblStylePr w:type="firstCol">
       <w:rPr>
-        <w:rFonts w:ascii="Arial" w:eastAsia="Arial" w:hAnsi="Arial" w:cs="Arial"/>
         <w:b/>
         <w:bCs/>
       </w:rPr>
     </w:tblStylePr>
     <w:tblStylePr w:type="lastCol">
       <w:rPr>
-        <w:rFonts w:ascii="Arial" w:eastAsia="Arial" w:hAnsi="Arial" w:cs="Arial"/>
         <w:b/>
         <w:bCs/>
       </w:rPr>
@@ -6143,7 +4758,6 @@
         <w:spacing w:before="0" w:after="0" w:line="240" w:lineRule="auto"/>
       </w:pPr>
       <w:rPr>
-        <w:rFonts w:ascii="Arial" w:eastAsia="Arial" w:hAnsi="Arial" w:cs="Arial"/>
         <w:b/>
         <w:bCs/>
         <w:color w:val="FFFFFF" w:themeColor="background1"/>
@@ -6166,7 +4780,6 @@
         <w:spacing w:before="0" w:after="0" w:line="240" w:lineRule="auto"/>
       </w:pPr>
       <w:rPr>
-        <w:rFonts w:ascii="Arial" w:eastAsia="Arial" w:hAnsi="Arial" w:cs="Arial"/>
         <w:b/>
         <w:bCs/>
       </w:rPr>
@@ -6184,14 +4797,12 @@
     </w:tblStylePr>
     <w:tblStylePr w:type="firstCol">
       <w:rPr>
-        <w:rFonts w:ascii="Arial" w:eastAsia="Arial" w:hAnsi="Arial" w:cs="Arial"/>
         <w:b/>
         <w:bCs/>
       </w:rPr>
     </w:tblStylePr>
     <w:tblStylePr w:type="lastCol">
       <w:rPr>
-        <w:rFonts w:ascii="Arial" w:eastAsia="Arial" w:hAnsi="Arial" w:cs="Arial"/>
         <w:b/>
         <w:bCs/>
       </w:rPr>
@@ -6246,7 +4857,6 @@
         <w:spacing w:before="0" w:after="0" w:line="240" w:lineRule="auto"/>
       </w:pPr>
       <w:rPr>
-        <w:rFonts w:ascii="Arial" w:eastAsia="Arial" w:hAnsi="Arial" w:cs="Arial"/>
         <w:b/>
         <w:bCs/>
         <w:color w:val="FFFFFF" w:themeColor="background1"/>
@@ -6269,7 +4879,6 @@
         <w:spacing w:before="0" w:after="0" w:line="240" w:lineRule="auto"/>
       </w:pPr>
       <w:rPr>
-        <w:rFonts w:ascii="Arial" w:eastAsia="Arial" w:hAnsi="Arial" w:cs="Arial"/>
         <w:b/>
         <w:bCs/>
       </w:rPr>
@@ -6287,14 +4896,12 @@
     </w:tblStylePr>
     <w:tblStylePr w:type="firstCol">
       <w:rPr>
-        <w:rFonts w:ascii="Arial" w:eastAsia="Arial" w:hAnsi="Arial" w:cs="Arial"/>
         <w:b/>
         <w:bCs/>
       </w:rPr>
     </w:tblStylePr>
     <w:tblStylePr w:type="lastCol">
       <w:rPr>
-        <w:rFonts w:ascii="Arial" w:eastAsia="Arial" w:hAnsi="Arial" w:cs="Arial"/>
         <w:b/>
         <w:bCs/>
       </w:rPr>
@@ -6349,7 +4956,6 @@
         <w:spacing w:before="0" w:after="0" w:line="240" w:lineRule="auto"/>
       </w:pPr>
       <w:rPr>
-        <w:rFonts w:ascii="Arial" w:eastAsia="Arial" w:hAnsi="Arial" w:cs="Arial"/>
         <w:b/>
         <w:bCs/>
         <w:color w:val="FFFFFF" w:themeColor="background1"/>
@@ -6372,7 +4978,6 @@
         <w:spacing w:before="0" w:after="0" w:line="240" w:lineRule="auto"/>
       </w:pPr>
       <w:rPr>
-        <w:rFonts w:ascii="Arial" w:eastAsia="Arial" w:hAnsi="Arial" w:cs="Arial"/>
         <w:b/>
         <w:bCs/>
       </w:rPr>
@@ -6390,14 +4995,12 @@
     </w:tblStylePr>
     <w:tblStylePr w:type="firstCol">
       <w:rPr>
-        <w:rFonts w:ascii="Arial" w:eastAsia="Arial" w:hAnsi="Arial" w:cs="Arial"/>
         <w:b/>
         <w:bCs/>
       </w:rPr>
     </w:tblStylePr>
     <w:tblStylePr w:type="lastCol">
       <w:rPr>
-        <w:rFonts w:ascii="Arial" w:eastAsia="Arial" w:hAnsi="Arial" w:cs="Arial"/>
         <w:b/>
         <w:bCs/>
       </w:rPr>
@@ -6452,7 +5055,6 @@
         <w:spacing w:before="0" w:after="0" w:line="240" w:lineRule="auto"/>
       </w:pPr>
       <w:rPr>
-        <w:rFonts w:ascii="Arial" w:eastAsia="Arial" w:hAnsi="Arial" w:cs="Arial"/>
         <w:b/>
         <w:bCs/>
         <w:color w:val="FFFFFF" w:themeColor="background1"/>
@@ -6475,7 +5077,6 @@
         <w:spacing w:before="0" w:after="0" w:line="240" w:lineRule="auto"/>
       </w:pPr>
       <w:rPr>
-        <w:rFonts w:ascii="Arial" w:eastAsia="Arial" w:hAnsi="Arial" w:cs="Arial"/>
         <w:b/>
         <w:bCs/>
       </w:rPr>
@@ -6493,14 +5094,12 @@
     </w:tblStylePr>
     <w:tblStylePr w:type="firstCol">
       <w:rPr>
-        <w:rFonts w:ascii="Arial" w:eastAsia="Arial" w:hAnsi="Arial" w:cs="Arial"/>
         <w:b/>
         <w:bCs/>
       </w:rPr>
     </w:tblStylePr>
     <w:tblStylePr w:type="lastCol">
       <w:rPr>
-        <w:rFonts w:ascii="Arial" w:eastAsia="Arial" w:hAnsi="Arial" w:cs="Arial"/>
         <w:b/>
         <w:bCs/>
       </w:rPr>
@@ -6552,7 +5151,6 @@
         <w:spacing w:before="0" w:after="0" w:line="240" w:lineRule="auto"/>
       </w:pPr>
       <w:rPr>
-        <w:rFonts w:ascii="Arial" w:eastAsia="Arial" w:hAnsi="Arial" w:cs="Arial"/>
         <w:b/>
         <w:bCs/>
         <w:color w:val="FFFFFF" w:themeColor="background1"/>
@@ -6575,7 +5173,6 @@
         <w:spacing w:before="0" w:after="0" w:line="240" w:lineRule="auto"/>
       </w:pPr>
       <w:rPr>
-        <w:rFonts w:ascii="Arial" w:eastAsia="Arial" w:hAnsi="Arial" w:cs="Arial"/>
         <w:color w:val="auto"/>
       </w:rPr>
       <w:tblPr/>
@@ -6593,7 +5190,6 @@
     </w:tblStylePr>
     <w:tblStylePr w:type="firstCol">
       <w:rPr>
-        <w:rFonts w:ascii="Arial" w:eastAsia="Arial" w:hAnsi="Arial" w:cs="Arial"/>
         <w:b/>
         <w:bCs/>
         <w:color w:val="FFFFFF" w:themeColor="background1"/>
@@ -6613,7 +5209,6 @@
     </w:tblStylePr>
     <w:tblStylePr w:type="lastCol">
       <w:rPr>
-        <w:rFonts w:ascii="Arial" w:eastAsia="Arial" w:hAnsi="Arial" w:cs="Arial"/>
         <w:b/>
         <w:bCs/>
         <w:color w:val="FFFFFF" w:themeColor="background1"/>
@@ -6662,7 +5257,6 @@
     </w:tblStylePr>
     <w:tblStylePr w:type="nwCell">
       <w:rPr>
-        <w:rFonts w:ascii="Arial" w:eastAsia="Arial" w:hAnsi="Arial" w:cs="Arial"/>
         <w:color w:val="FFFFFF" w:themeColor="background1"/>
       </w:rPr>
       <w:tblPr/>
@@ -6699,7 +5293,6 @@
         <w:spacing w:before="0" w:after="0" w:line="240" w:lineRule="auto"/>
       </w:pPr>
       <w:rPr>
-        <w:rFonts w:ascii="Arial" w:eastAsia="Arial" w:hAnsi="Arial" w:cs="Arial"/>
         <w:b/>
         <w:bCs/>
         <w:color w:val="FFFFFF" w:themeColor="background1"/>
@@ -6722,7 +5315,6 @@
         <w:spacing w:before="0" w:after="0" w:line="240" w:lineRule="auto"/>
       </w:pPr>
       <w:rPr>
-        <w:rFonts w:ascii="Arial" w:eastAsia="Arial" w:hAnsi="Arial" w:cs="Arial"/>
         <w:color w:val="auto"/>
       </w:rPr>
       <w:tblPr/>
@@ -6740,7 +5332,6 @@
     </w:tblStylePr>
     <w:tblStylePr w:type="firstCol">
       <w:rPr>
-        <w:rFonts w:ascii="Arial" w:eastAsia="Arial" w:hAnsi="Arial" w:cs="Arial"/>
         <w:b/>
         <w:bCs/>
         <w:color w:val="FFFFFF" w:themeColor="background1"/>
@@ -6760,7 +5351,6 @@
     </w:tblStylePr>
     <w:tblStylePr w:type="lastCol">
       <w:rPr>
-        <w:rFonts w:ascii="Arial" w:eastAsia="Arial" w:hAnsi="Arial" w:cs="Arial"/>
         <w:b/>
         <w:bCs/>
         <w:color w:val="FFFFFF" w:themeColor="background1"/>
@@ -6809,7 +5399,6 @@
     </w:tblStylePr>
     <w:tblStylePr w:type="nwCell">
       <w:rPr>
-        <w:rFonts w:ascii="Arial" w:eastAsia="Arial" w:hAnsi="Arial" w:cs="Arial"/>
         <w:color w:val="FFFFFF" w:themeColor="background1"/>
       </w:rPr>
       <w:tblPr/>
@@ -6846,7 +5435,6 @@
         <w:spacing w:before="0" w:after="0" w:line="240" w:lineRule="auto"/>
       </w:pPr>
       <w:rPr>
-        <w:rFonts w:ascii="Arial" w:eastAsia="Arial" w:hAnsi="Arial" w:cs="Arial"/>
         <w:b/>
         <w:bCs/>
         <w:color w:val="FFFFFF" w:themeColor="background1"/>
@@ -6869,7 +5457,6 @@
         <w:spacing w:before="0" w:after="0" w:line="240" w:lineRule="auto"/>
       </w:pPr>
       <w:rPr>
-        <w:rFonts w:ascii="Arial" w:eastAsia="Arial" w:hAnsi="Arial" w:cs="Arial"/>
         <w:color w:val="auto"/>
       </w:rPr>
       <w:tblPr/>
@@ -6887,7 +5474,6 @@
     </w:tblStylePr>
     <w:tblStylePr w:type="firstCol">
       <w:rPr>
-        <w:rFonts w:ascii="Arial" w:eastAsia="Arial" w:hAnsi="Arial" w:cs="Arial"/>
         <w:b/>
         <w:bCs/>
         <w:color w:val="FFFFFF" w:themeColor="background1"/>
@@ -6907,7 +5493,6 @@
     </w:tblStylePr>
     <w:tblStylePr w:type="lastCol">
       <w:rPr>
-        <w:rFonts w:ascii="Arial" w:eastAsia="Arial" w:hAnsi="Arial" w:cs="Arial"/>
         <w:b/>
         <w:bCs/>
         <w:color w:val="FFFFFF" w:themeColor="background1"/>
@@ -6956,7 +5541,6 @@
     </w:tblStylePr>
     <w:tblStylePr w:type="nwCell">
       <w:rPr>
-        <w:rFonts w:ascii="Arial" w:eastAsia="Arial" w:hAnsi="Arial" w:cs="Arial"/>
         <w:color w:val="FFFFFF" w:themeColor="background1"/>
       </w:rPr>
       <w:tblPr/>
@@ -6993,7 +5577,6 @@
         <w:spacing w:before="0" w:after="0" w:line="240" w:lineRule="auto"/>
       </w:pPr>
       <w:rPr>
-        <w:rFonts w:ascii="Arial" w:eastAsia="Arial" w:hAnsi="Arial" w:cs="Arial"/>
         <w:b/>
         <w:bCs/>
         <w:color w:val="FFFFFF" w:themeColor="background1"/>
@@ -7016,7 +5599,6 @@
         <w:spacing w:before="0" w:after="0" w:line="240" w:lineRule="auto"/>
       </w:pPr>
       <w:rPr>
-        <w:rFonts w:ascii="Arial" w:eastAsia="Arial" w:hAnsi="Arial" w:cs="Arial"/>
         <w:color w:val="auto"/>
       </w:rPr>
       <w:tblPr/>
@@ -7034,7 +5616,6 @@
     </w:tblStylePr>
     <w:tblStylePr w:type="firstCol">
       <w:rPr>
-        <w:rFonts w:ascii="Arial" w:eastAsia="Arial" w:hAnsi="Arial" w:cs="Arial"/>
         <w:b/>
         <w:bCs/>
         <w:color w:val="FFFFFF" w:themeColor="background1"/>
@@ -7054,7 +5635,6 @@
     </w:tblStylePr>
     <w:tblStylePr w:type="lastCol">
       <w:rPr>
-        <w:rFonts w:ascii="Arial" w:eastAsia="Arial" w:hAnsi="Arial" w:cs="Arial"/>
         <w:b/>
         <w:bCs/>
         <w:color w:val="FFFFFF" w:themeColor="background1"/>
@@ -7103,7 +5683,6 @@
     </w:tblStylePr>
     <w:tblStylePr w:type="nwCell">
       <w:rPr>
-        <w:rFonts w:ascii="Arial" w:eastAsia="Arial" w:hAnsi="Arial" w:cs="Arial"/>
         <w:color w:val="FFFFFF" w:themeColor="background1"/>
       </w:rPr>
       <w:tblPr/>
@@ -7140,7 +5719,6 @@
         <w:spacing w:before="0" w:after="0" w:line="240" w:lineRule="auto"/>
       </w:pPr>
       <w:rPr>
-        <w:rFonts w:ascii="Arial" w:eastAsia="Arial" w:hAnsi="Arial" w:cs="Arial"/>
         <w:b/>
         <w:bCs/>
         <w:color w:val="FFFFFF" w:themeColor="background1"/>
@@ -7163,7 +5741,6 @@
         <w:spacing w:before="0" w:after="0" w:line="240" w:lineRule="auto"/>
       </w:pPr>
       <w:rPr>
-        <w:rFonts w:ascii="Arial" w:eastAsia="Arial" w:hAnsi="Arial" w:cs="Arial"/>
         <w:color w:val="auto"/>
       </w:rPr>
       <w:tblPr/>
@@ -7181,7 +5758,6 @@
     </w:tblStylePr>
     <w:tblStylePr w:type="firstCol">
       <w:rPr>
-        <w:rFonts w:ascii="Arial" w:eastAsia="Arial" w:hAnsi="Arial" w:cs="Arial"/>
         <w:b/>
         <w:bCs/>
         <w:color w:val="FFFFFF" w:themeColor="background1"/>
@@ -7201,7 +5777,6 @@
     </w:tblStylePr>
     <w:tblStylePr w:type="lastCol">
       <w:rPr>
-        <w:rFonts w:ascii="Arial" w:eastAsia="Arial" w:hAnsi="Arial" w:cs="Arial"/>
         <w:b/>
         <w:bCs/>
         <w:color w:val="FFFFFF" w:themeColor="background1"/>
@@ -7250,7 +5825,6 @@
     </w:tblStylePr>
     <w:tblStylePr w:type="nwCell">
       <w:rPr>
-        <w:rFonts w:ascii="Arial" w:eastAsia="Arial" w:hAnsi="Arial" w:cs="Arial"/>
         <w:color w:val="FFFFFF" w:themeColor="background1"/>
       </w:rPr>
       <w:tblPr/>
@@ -7287,7 +5861,6 @@
         <w:spacing w:before="0" w:after="0" w:line="240" w:lineRule="auto"/>
       </w:pPr>
       <w:rPr>
-        <w:rFonts w:ascii="Arial" w:eastAsia="Arial" w:hAnsi="Arial" w:cs="Arial"/>
         <w:b/>
         <w:bCs/>
         <w:color w:val="FFFFFF" w:themeColor="background1"/>
@@ -7310,7 +5883,6 @@
         <w:spacing w:before="0" w:after="0" w:line="240" w:lineRule="auto"/>
       </w:pPr>
       <w:rPr>
-        <w:rFonts w:ascii="Arial" w:eastAsia="Arial" w:hAnsi="Arial" w:cs="Arial"/>
         <w:color w:val="auto"/>
       </w:rPr>
       <w:tblPr/>
@@ -7328,7 +5900,6 @@
     </w:tblStylePr>
     <w:tblStylePr w:type="firstCol">
       <w:rPr>
-        <w:rFonts w:ascii="Arial" w:eastAsia="Arial" w:hAnsi="Arial" w:cs="Arial"/>
         <w:b/>
         <w:bCs/>
         <w:color w:val="FFFFFF" w:themeColor="background1"/>
@@ -7348,7 +5919,6 @@
     </w:tblStylePr>
     <w:tblStylePr w:type="lastCol">
       <w:rPr>
-        <w:rFonts w:ascii="Arial" w:eastAsia="Arial" w:hAnsi="Arial" w:cs="Arial"/>
         <w:b/>
         <w:bCs/>
         <w:color w:val="FFFFFF" w:themeColor="background1"/>
@@ -7397,7 +5967,6 @@
     </w:tblStylePr>
     <w:tblStylePr w:type="nwCell">
       <w:rPr>
-        <w:rFonts w:ascii="Arial" w:eastAsia="Arial" w:hAnsi="Arial" w:cs="Arial"/>
         <w:color w:val="FFFFFF" w:themeColor="background1"/>
       </w:rPr>
       <w:tblPr/>
@@ -7434,7 +6003,6 @@
         <w:spacing w:before="0" w:after="0" w:line="240" w:lineRule="auto"/>
       </w:pPr>
       <w:rPr>
-        <w:rFonts w:ascii="Arial" w:eastAsia="Arial" w:hAnsi="Arial" w:cs="Arial"/>
         <w:b/>
         <w:bCs/>
         <w:color w:val="FFFFFF" w:themeColor="background1"/>
@@ -7457,7 +6025,6 @@
         <w:spacing w:before="0" w:after="0" w:line="240" w:lineRule="auto"/>
       </w:pPr>
       <w:rPr>
-        <w:rFonts w:ascii="Arial" w:eastAsia="Arial" w:hAnsi="Arial" w:cs="Arial"/>
         <w:color w:val="auto"/>
       </w:rPr>
       <w:tblPr/>
@@ -7475,7 +6042,6 @@
     </w:tblStylePr>
     <w:tblStylePr w:type="firstCol">
       <w:rPr>
-        <w:rFonts w:ascii="Arial" w:eastAsia="Arial" w:hAnsi="Arial" w:cs="Arial"/>
         <w:b/>
         <w:bCs/>
         <w:color w:val="FFFFFF" w:themeColor="background1"/>
@@ -7495,7 +6061,6 @@
     </w:tblStylePr>
     <w:tblStylePr w:type="lastCol">
       <w:rPr>
-        <w:rFonts w:ascii="Arial" w:eastAsia="Arial" w:hAnsi="Arial" w:cs="Arial"/>
         <w:b/>
         <w:bCs/>
         <w:color w:val="FFFFFF" w:themeColor="background1"/>
@@ -7544,7 +6109,6 @@
     </w:tblStylePr>
     <w:tblStylePr w:type="nwCell">
       <w:rPr>
-        <w:rFonts w:ascii="Arial" w:eastAsia="Arial" w:hAnsi="Arial" w:cs="Arial"/>
         <w:color w:val="FFFFFF" w:themeColor="background1"/>
       </w:rPr>
       <w:tblPr/>
@@ -7581,7 +6145,7 @@
     </w:tblPr>
     <w:tblStylePr w:type="firstRow">
       <w:rPr>
-        <w:rFonts w:ascii="Arial" w:eastAsia="Arial" w:hAnsi="Arial" w:cs="Arial"/>
+        <w:rFonts w:asciiTheme="majorHAnsi" w:eastAsiaTheme="majorEastAsia" w:hAnsiTheme="majorHAnsi" w:cstheme="majorBidi"/>
       </w:rPr>
       <w:tblPr/>
       <w:tcPr>
@@ -7593,7 +6157,6 @@
     </w:tblStylePr>
     <w:tblStylePr w:type="lastRow">
       <w:rPr>
-        <w:rFonts w:ascii="Arial" w:eastAsia="Arial" w:hAnsi="Arial" w:cs="Arial"/>
         <w:b/>
         <w:bCs/>
         <w:color w:val="1F497D" w:themeColor="text2"/>
@@ -7608,14 +6171,12 @@
     </w:tblStylePr>
     <w:tblStylePr w:type="firstCol">
       <w:rPr>
-        <w:rFonts w:ascii="Arial" w:eastAsia="Arial" w:hAnsi="Arial" w:cs="Arial"/>
         <w:b/>
         <w:bCs/>
       </w:rPr>
     </w:tblStylePr>
     <w:tblStylePr w:type="lastCol">
       <w:rPr>
-        <w:rFonts w:ascii="Arial" w:eastAsia="Arial" w:hAnsi="Arial" w:cs="Arial"/>
         <w:b/>
         <w:bCs/>
       </w:rPr>
@@ -7661,7 +6222,7 @@
     </w:tblPr>
     <w:tblStylePr w:type="firstRow">
       <w:rPr>
-        <w:rFonts w:ascii="Arial" w:eastAsia="Arial" w:hAnsi="Arial" w:cs="Arial"/>
+        <w:rFonts w:asciiTheme="majorHAnsi" w:eastAsiaTheme="majorEastAsia" w:hAnsiTheme="majorHAnsi" w:cstheme="majorBidi"/>
       </w:rPr>
       <w:tblPr/>
       <w:tcPr>
@@ -7673,7 +6234,6 @@
     </w:tblStylePr>
     <w:tblStylePr w:type="lastRow">
       <w:rPr>
-        <w:rFonts w:ascii="Arial" w:eastAsia="Arial" w:hAnsi="Arial" w:cs="Arial"/>
         <w:b/>
         <w:bCs/>
         <w:color w:val="1F497D" w:themeColor="text2"/>
@@ -7688,14 +6248,12 @@
     </w:tblStylePr>
     <w:tblStylePr w:type="firstCol">
       <w:rPr>
-        <w:rFonts w:ascii="Arial" w:eastAsia="Arial" w:hAnsi="Arial" w:cs="Arial"/>
         <w:b/>
         <w:bCs/>
       </w:rPr>
     </w:tblStylePr>
     <w:tblStylePr w:type="lastCol">
       <w:rPr>
-        <w:rFonts w:ascii="Arial" w:eastAsia="Arial" w:hAnsi="Arial" w:cs="Arial"/>
         <w:b/>
         <w:bCs/>
       </w:rPr>
@@ -7741,7 +6299,7 @@
     </w:tblPr>
     <w:tblStylePr w:type="firstRow">
       <w:rPr>
-        <w:rFonts w:ascii="Arial" w:eastAsia="Arial" w:hAnsi="Arial" w:cs="Arial"/>
+        <w:rFonts w:asciiTheme="majorHAnsi" w:eastAsiaTheme="majorEastAsia" w:hAnsiTheme="majorHAnsi" w:cstheme="majorBidi"/>
       </w:rPr>
       <w:tblPr/>
       <w:tcPr>
@@ -7753,7 +6311,6 @@
     </w:tblStylePr>
     <w:tblStylePr w:type="lastRow">
       <w:rPr>
-        <w:rFonts w:ascii="Arial" w:eastAsia="Arial" w:hAnsi="Arial" w:cs="Arial"/>
         <w:b/>
         <w:bCs/>
         <w:color w:val="1F497D" w:themeColor="text2"/>
@@ -7768,14 +6325,12 @@
     </w:tblStylePr>
     <w:tblStylePr w:type="firstCol">
       <w:rPr>
-        <w:rFonts w:ascii="Arial" w:eastAsia="Arial" w:hAnsi="Arial" w:cs="Arial"/>
         <w:b/>
         <w:bCs/>
       </w:rPr>
     </w:tblStylePr>
     <w:tblStylePr w:type="lastCol">
       <w:rPr>
-        <w:rFonts w:ascii="Arial" w:eastAsia="Arial" w:hAnsi="Arial" w:cs="Arial"/>
         <w:b/>
         <w:bCs/>
       </w:rPr>
@@ -7821,7 +6376,7 @@
     </w:tblPr>
     <w:tblStylePr w:type="firstRow">
       <w:rPr>
-        <w:rFonts w:ascii="Arial" w:eastAsia="Arial" w:hAnsi="Arial" w:cs="Arial"/>
+        <w:rFonts w:asciiTheme="majorHAnsi" w:eastAsiaTheme="majorEastAsia" w:hAnsiTheme="majorHAnsi" w:cstheme="majorBidi"/>
       </w:rPr>
       <w:tblPr/>
       <w:tcPr>
@@ -7833,7 +6388,6 @@
     </w:tblStylePr>
     <w:tblStylePr w:type="lastRow">
       <w:rPr>
-        <w:rFonts w:ascii="Arial" w:eastAsia="Arial" w:hAnsi="Arial" w:cs="Arial"/>
         <w:b/>
         <w:bCs/>
         <w:color w:val="1F497D" w:themeColor="text2"/>
@@ -7848,14 +6402,12 @@
     </w:tblStylePr>
     <w:tblStylePr w:type="firstCol">
       <w:rPr>
-        <w:rFonts w:ascii="Arial" w:eastAsia="Arial" w:hAnsi="Arial" w:cs="Arial"/>
         <w:b/>
         <w:bCs/>
       </w:rPr>
     </w:tblStylePr>
     <w:tblStylePr w:type="lastCol">
       <w:rPr>
-        <w:rFonts w:ascii="Arial" w:eastAsia="Arial" w:hAnsi="Arial" w:cs="Arial"/>
         <w:b/>
         <w:bCs/>
       </w:rPr>
@@ -7901,7 +6453,7 @@
     </w:tblPr>
     <w:tblStylePr w:type="firstRow">
       <w:rPr>
-        <w:rFonts w:ascii="Arial" w:eastAsia="Arial" w:hAnsi="Arial" w:cs="Arial"/>
+        <w:rFonts w:asciiTheme="majorHAnsi" w:eastAsiaTheme="majorEastAsia" w:hAnsiTheme="majorHAnsi" w:cstheme="majorBidi"/>
       </w:rPr>
       <w:tblPr/>
       <w:tcPr>
@@ -7913,7 +6465,6 @@
     </w:tblStylePr>
     <w:tblStylePr w:type="lastRow">
       <w:rPr>
-        <w:rFonts w:ascii="Arial" w:eastAsia="Arial" w:hAnsi="Arial" w:cs="Arial"/>
         <w:b/>
         <w:bCs/>
         <w:color w:val="1F497D" w:themeColor="text2"/>
@@ -7928,14 +6479,12 @@
     </w:tblStylePr>
     <w:tblStylePr w:type="firstCol">
       <w:rPr>
-        <w:rFonts w:ascii="Arial" w:eastAsia="Arial" w:hAnsi="Arial" w:cs="Arial"/>
         <w:b/>
         <w:bCs/>
       </w:rPr>
     </w:tblStylePr>
     <w:tblStylePr w:type="lastCol">
       <w:rPr>
-        <w:rFonts w:ascii="Arial" w:eastAsia="Arial" w:hAnsi="Arial" w:cs="Arial"/>
         <w:b/>
         <w:bCs/>
       </w:rPr>
@@ -7981,7 +6530,7 @@
     </w:tblPr>
     <w:tblStylePr w:type="firstRow">
       <w:rPr>
-        <w:rFonts w:ascii="Arial" w:eastAsia="Arial" w:hAnsi="Arial" w:cs="Arial"/>
+        <w:rFonts w:asciiTheme="majorHAnsi" w:eastAsiaTheme="majorEastAsia" w:hAnsiTheme="majorHAnsi" w:cstheme="majorBidi"/>
       </w:rPr>
       <w:tblPr/>
       <w:tcPr>
@@ -7993,7 +6542,6 @@
     </w:tblStylePr>
     <w:tblStylePr w:type="lastRow">
       <w:rPr>
-        <w:rFonts w:ascii="Arial" w:eastAsia="Arial" w:hAnsi="Arial" w:cs="Arial"/>
         <w:b/>
         <w:bCs/>
         <w:color w:val="1F497D" w:themeColor="text2"/>
@@ -8008,14 +6556,12 @@
     </w:tblStylePr>
     <w:tblStylePr w:type="firstCol">
       <w:rPr>
-        <w:rFonts w:ascii="Arial" w:eastAsia="Arial" w:hAnsi="Arial" w:cs="Arial"/>
         <w:b/>
         <w:bCs/>
       </w:rPr>
     </w:tblStylePr>
     <w:tblStylePr w:type="lastCol">
       <w:rPr>
-        <w:rFonts w:ascii="Arial" w:eastAsia="Arial" w:hAnsi="Arial" w:cs="Arial"/>
         <w:b/>
         <w:bCs/>
       </w:rPr>
@@ -8061,7 +6607,7 @@
     </w:tblPr>
     <w:tblStylePr w:type="firstRow">
       <w:rPr>
-        <w:rFonts w:ascii="Arial" w:eastAsia="Arial" w:hAnsi="Arial" w:cs="Arial"/>
+        <w:rFonts w:asciiTheme="majorHAnsi" w:eastAsiaTheme="majorEastAsia" w:hAnsiTheme="majorHAnsi" w:cstheme="majorBidi"/>
       </w:rPr>
       <w:tblPr/>
       <w:tcPr>
@@ -8073,7 +6619,6 @@
     </w:tblStylePr>
     <w:tblStylePr w:type="lastRow">
       <w:rPr>
-        <w:rFonts w:ascii="Arial" w:eastAsia="Arial" w:hAnsi="Arial" w:cs="Arial"/>
         <w:b/>
         <w:bCs/>
         <w:color w:val="1F497D" w:themeColor="text2"/>
@@ -8088,14 +6633,12 @@
     </w:tblStylePr>
     <w:tblStylePr w:type="firstCol">
       <w:rPr>
-        <w:rFonts w:ascii="Arial" w:eastAsia="Arial" w:hAnsi="Arial" w:cs="Arial"/>
         <w:b/>
         <w:bCs/>
       </w:rPr>
     </w:tblStylePr>
     <w:tblStylePr w:type="lastCol">
       <w:rPr>
-        <w:rFonts w:ascii="Arial" w:eastAsia="Arial" w:hAnsi="Arial" w:cs="Arial"/>
         <w:b/>
         <w:bCs/>
       </w:rPr>
@@ -8129,6 +6672,7 @@
       <w:spacing w:after="0" w:line="240" w:lineRule="auto"/>
     </w:pPr>
     <w:rPr>
+      <w:rFonts w:asciiTheme="majorHAnsi" w:eastAsiaTheme="majorEastAsia" w:hAnsiTheme="majorHAnsi" w:cstheme="majorBidi"/>
       <w:color w:val="000000" w:themeColor="text1"/>
     </w:rPr>
     <w:tblPr>
@@ -8143,7 +6687,6 @@
     </w:tblPr>
     <w:tblStylePr w:type="firstRow">
       <w:rPr>
-        <w:rFonts w:ascii="Arial" w:eastAsia="Arial" w:hAnsi="Arial" w:cs="Arial"/>
         <w:sz w:val="24"/>
         <w:szCs w:val="24"/>
       </w:rPr>
@@ -8250,6 +6793,7 @@
       <w:spacing w:after="0" w:line="240" w:lineRule="auto"/>
     </w:pPr>
     <w:rPr>
+      <w:rFonts w:asciiTheme="majorHAnsi" w:eastAsiaTheme="majorEastAsia" w:hAnsiTheme="majorHAnsi" w:cstheme="majorBidi"/>
       <w:color w:val="000000" w:themeColor="text1"/>
     </w:rPr>
     <w:tblPr>
@@ -8264,7 +6808,6 @@
     </w:tblPr>
     <w:tblStylePr w:type="firstRow">
       <w:rPr>
-        <w:rFonts w:ascii="Arial" w:eastAsia="Arial" w:hAnsi="Arial" w:cs="Arial"/>
         <w:sz w:val="24"/>
         <w:szCs w:val="24"/>
       </w:rPr>
@@ -8371,6 +6914,7 @@
       <w:spacing w:after="0" w:line="240" w:lineRule="auto"/>
     </w:pPr>
     <w:rPr>
+      <w:rFonts w:asciiTheme="majorHAnsi" w:eastAsiaTheme="majorEastAsia" w:hAnsiTheme="majorHAnsi" w:cstheme="majorBidi"/>
       <w:color w:val="000000" w:themeColor="text1"/>
     </w:rPr>
     <w:tblPr>
@@ -8385,7 +6929,6 @@
     </w:tblPr>
     <w:tblStylePr w:type="firstRow">
       <w:rPr>
-        <w:rFonts w:ascii="Arial" w:eastAsia="Arial" w:hAnsi="Arial" w:cs="Arial"/>
         <w:sz w:val="24"/>
         <w:szCs w:val="24"/>
       </w:rPr>
@@ -8492,6 +7035,7 @@
       <w:spacing w:after="0" w:line="240" w:lineRule="auto"/>
     </w:pPr>
     <w:rPr>
+      <w:rFonts w:asciiTheme="majorHAnsi" w:eastAsiaTheme="majorEastAsia" w:hAnsiTheme="majorHAnsi" w:cstheme="majorBidi"/>
       <w:color w:val="000000" w:themeColor="text1"/>
     </w:rPr>
     <w:tblPr>
@@ -8506,7 +7050,6 @@
     </w:tblPr>
     <w:tblStylePr w:type="firstRow">
       <w:rPr>
-        <w:rFonts w:ascii="Arial" w:eastAsia="Arial" w:hAnsi="Arial" w:cs="Arial"/>
         <w:sz w:val="24"/>
         <w:szCs w:val="24"/>
       </w:rPr>
@@ -8613,6 +7156,7 @@
       <w:spacing w:after="0" w:line="240" w:lineRule="auto"/>
     </w:pPr>
     <w:rPr>
+      <w:rFonts w:asciiTheme="majorHAnsi" w:eastAsiaTheme="majorEastAsia" w:hAnsiTheme="majorHAnsi" w:cstheme="majorBidi"/>
       <w:color w:val="000000" w:themeColor="text1"/>
     </w:rPr>
     <w:tblPr>
@@ -8627,7 +7171,6 @@
     </w:tblPr>
     <w:tblStylePr w:type="firstRow">
       <w:rPr>
-        <w:rFonts w:ascii="Arial" w:eastAsia="Arial" w:hAnsi="Arial" w:cs="Arial"/>
         <w:sz w:val="24"/>
         <w:szCs w:val="24"/>
       </w:rPr>
@@ -8734,6 +7277,7 @@
       <w:spacing w:after="0" w:line="240" w:lineRule="auto"/>
     </w:pPr>
     <w:rPr>
+      <w:rFonts w:asciiTheme="majorHAnsi" w:eastAsiaTheme="majorEastAsia" w:hAnsiTheme="majorHAnsi" w:cstheme="majorBidi"/>
       <w:color w:val="000000" w:themeColor="text1"/>
     </w:rPr>
     <w:tblPr>
@@ -8748,7 +7292,6 @@
     </w:tblPr>
     <w:tblStylePr w:type="firstRow">
       <w:rPr>
-        <w:rFonts w:ascii="Arial" w:eastAsia="Arial" w:hAnsi="Arial" w:cs="Arial"/>
         <w:sz w:val="24"/>
         <w:szCs w:val="24"/>
       </w:rPr>
@@ -8855,6 +7398,7 @@
       <w:spacing w:after="0" w:line="240" w:lineRule="auto"/>
     </w:pPr>
     <w:rPr>
+      <w:rFonts w:asciiTheme="majorHAnsi" w:eastAsiaTheme="majorEastAsia" w:hAnsiTheme="majorHAnsi" w:cstheme="majorBidi"/>
       <w:color w:val="000000" w:themeColor="text1"/>
     </w:rPr>
     <w:tblPr>
@@ -8869,7 +7413,6 @@
     </w:tblPr>
     <w:tblStylePr w:type="firstRow">
       <w:rPr>
-        <w:rFonts w:ascii="Arial" w:eastAsia="Arial" w:hAnsi="Arial" w:cs="Arial"/>
         <w:sz w:val="24"/>
         <w:szCs w:val="24"/>
       </w:rPr>
@@ -8992,14 +7535,12 @@
     </w:tcPr>
     <w:tblStylePr w:type="firstRow">
       <w:rPr>
-        <w:rFonts w:ascii="Arial" w:eastAsia="Arial" w:hAnsi="Arial" w:cs="Arial"/>
         <w:b/>
         <w:bCs/>
       </w:rPr>
     </w:tblStylePr>
     <w:tblStylePr w:type="lastRow">
       <w:rPr>
-        <w:rFonts w:ascii="Arial" w:eastAsia="Arial" w:hAnsi="Arial" w:cs="Arial"/>
         <w:b/>
         <w:bCs/>
       </w:rPr>
@@ -9012,14 +7553,12 @@
     </w:tblStylePr>
     <w:tblStylePr w:type="firstCol">
       <w:rPr>
-        <w:rFonts w:ascii="Arial" w:eastAsia="Arial" w:hAnsi="Arial" w:cs="Arial"/>
         <w:b/>
         <w:bCs/>
       </w:rPr>
     </w:tblStylePr>
     <w:tblStylePr w:type="lastCol">
       <w:rPr>
-        <w:rFonts w:ascii="Arial" w:eastAsia="Arial" w:hAnsi="Arial" w:cs="Arial"/>
         <w:b/>
         <w:bCs/>
       </w:rPr>
@@ -9062,14 +7601,12 @@
     </w:tcPr>
     <w:tblStylePr w:type="firstRow">
       <w:rPr>
-        <w:rFonts w:ascii="Arial" w:eastAsia="Arial" w:hAnsi="Arial" w:cs="Arial"/>
         <w:b/>
         <w:bCs/>
       </w:rPr>
     </w:tblStylePr>
     <w:tblStylePr w:type="lastRow">
       <w:rPr>
-        <w:rFonts w:ascii="Arial" w:eastAsia="Arial" w:hAnsi="Arial" w:cs="Arial"/>
         <w:b/>
         <w:bCs/>
       </w:rPr>
@@ -9082,14 +7619,12 @@
     </w:tblStylePr>
     <w:tblStylePr w:type="firstCol">
       <w:rPr>
-        <w:rFonts w:ascii="Arial" w:eastAsia="Arial" w:hAnsi="Arial" w:cs="Arial"/>
         <w:b/>
         <w:bCs/>
       </w:rPr>
     </w:tblStylePr>
     <w:tblStylePr w:type="lastCol">
       <w:rPr>
-        <w:rFonts w:ascii="Arial" w:eastAsia="Arial" w:hAnsi="Arial" w:cs="Arial"/>
         <w:b/>
         <w:bCs/>
       </w:rPr>
@@ -9132,14 +7667,12 @@
     </w:tcPr>
     <w:tblStylePr w:type="firstRow">
       <w:rPr>
-        <w:rFonts w:ascii="Arial" w:eastAsia="Arial" w:hAnsi="Arial" w:cs="Arial"/>
         <w:b/>
         <w:bCs/>
       </w:rPr>
     </w:tblStylePr>
     <w:tblStylePr w:type="lastRow">
       <w:rPr>
-        <w:rFonts w:ascii="Arial" w:eastAsia="Arial" w:hAnsi="Arial" w:cs="Arial"/>
         <w:b/>
         <w:bCs/>
       </w:rPr>
@@ -9152,14 +7685,12 @@
     </w:tblStylePr>
     <w:tblStylePr w:type="firstCol">
       <w:rPr>
-        <w:rFonts w:ascii="Arial" w:eastAsia="Arial" w:hAnsi="Arial" w:cs="Arial"/>
         <w:b/>
         <w:bCs/>
       </w:rPr>
     </w:tblStylePr>
     <w:tblStylePr w:type="lastCol">
       <w:rPr>
-        <w:rFonts w:ascii="Arial" w:eastAsia="Arial" w:hAnsi="Arial" w:cs="Arial"/>
         <w:b/>
         <w:bCs/>
       </w:rPr>
@@ -9202,14 +7733,12 @@
     </w:tcPr>
     <w:tblStylePr w:type="firstRow">
       <w:rPr>
-        <w:rFonts w:ascii="Arial" w:eastAsia="Arial" w:hAnsi="Arial" w:cs="Arial"/>
         <w:b/>
         <w:bCs/>
       </w:rPr>
     </w:tblStylePr>
     <w:tblStylePr w:type="lastRow">
       <w:rPr>
-        <w:rFonts w:ascii="Arial" w:eastAsia="Arial" w:hAnsi="Arial" w:cs="Arial"/>
         <w:b/>
         <w:bCs/>
       </w:rPr>
@@ -9222,14 +7751,12 @@
     </w:tblStylePr>
     <w:tblStylePr w:type="firstCol">
       <w:rPr>
-        <w:rFonts w:ascii="Arial" w:eastAsia="Arial" w:hAnsi="Arial" w:cs="Arial"/>
         <w:b/>
         <w:bCs/>
       </w:rPr>
     </w:tblStylePr>
     <w:tblStylePr w:type="lastCol">
       <w:rPr>
-        <w:rFonts w:ascii="Arial" w:eastAsia="Arial" w:hAnsi="Arial" w:cs="Arial"/>
         <w:b/>
         <w:bCs/>
       </w:rPr>
@@ -9272,14 +7799,12 @@
     </w:tcPr>
     <w:tblStylePr w:type="firstRow">
       <w:rPr>
-        <w:rFonts w:ascii="Arial" w:eastAsia="Arial" w:hAnsi="Arial" w:cs="Arial"/>
         <w:b/>
         <w:bCs/>
       </w:rPr>
     </w:tblStylePr>
     <w:tblStylePr w:type="lastRow">
       <w:rPr>
-        <w:rFonts w:ascii="Arial" w:eastAsia="Arial" w:hAnsi="Arial" w:cs="Arial"/>
         <w:b/>
         <w:bCs/>
       </w:rPr>
@@ -9292,14 +7817,12 @@
     </w:tblStylePr>
     <w:tblStylePr w:type="firstCol">
       <w:rPr>
-        <w:rFonts w:ascii="Arial" w:eastAsia="Arial" w:hAnsi="Arial" w:cs="Arial"/>
         <w:b/>
         <w:bCs/>
       </w:rPr>
     </w:tblStylePr>
     <w:tblStylePr w:type="lastCol">
       <w:rPr>
-        <w:rFonts w:ascii="Arial" w:eastAsia="Arial" w:hAnsi="Arial" w:cs="Arial"/>
         <w:b/>
         <w:bCs/>
       </w:rPr>
@@ -9342,14 +7865,12 @@
     </w:tcPr>
     <w:tblStylePr w:type="firstRow">
       <w:rPr>
-        <w:rFonts w:ascii="Arial" w:eastAsia="Arial" w:hAnsi="Arial" w:cs="Arial"/>
         <w:b/>
         <w:bCs/>
       </w:rPr>
     </w:tblStylePr>
     <w:tblStylePr w:type="lastRow">
       <w:rPr>
-        <w:rFonts w:ascii="Arial" w:eastAsia="Arial" w:hAnsi="Arial" w:cs="Arial"/>
         <w:b/>
         <w:bCs/>
       </w:rPr>
@@ -9362,14 +7883,12 @@
     </w:tblStylePr>
     <w:tblStylePr w:type="firstCol">
       <w:rPr>
-        <w:rFonts w:ascii="Arial" w:eastAsia="Arial" w:hAnsi="Arial" w:cs="Arial"/>
         <w:b/>
         <w:bCs/>
       </w:rPr>
     </w:tblStylePr>
     <w:tblStylePr w:type="lastCol">
       <w:rPr>
-        <w:rFonts w:ascii="Arial" w:eastAsia="Arial" w:hAnsi="Arial" w:cs="Arial"/>
         <w:b/>
         <w:bCs/>
       </w:rPr>
@@ -9412,14 +7931,12 @@
     </w:tcPr>
     <w:tblStylePr w:type="firstRow">
       <w:rPr>
-        <w:rFonts w:ascii="Arial" w:eastAsia="Arial" w:hAnsi="Arial" w:cs="Arial"/>
         <w:b/>
         <w:bCs/>
       </w:rPr>
     </w:tblStylePr>
     <w:tblStylePr w:type="lastRow">
       <w:rPr>
-        <w:rFonts w:ascii="Arial" w:eastAsia="Arial" w:hAnsi="Arial" w:cs="Arial"/>
         <w:b/>
         <w:bCs/>
       </w:rPr>
@@ -9432,14 +7949,12 @@
     </w:tblStylePr>
     <w:tblStylePr w:type="firstCol">
       <w:rPr>
-        <w:rFonts w:ascii="Arial" w:eastAsia="Arial" w:hAnsi="Arial" w:cs="Arial"/>
         <w:b/>
         <w:bCs/>
       </w:rPr>
     </w:tblStylePr>
     <w:tblStylePr w:type="lastCol">
       <w:rPr>
-        <w:rFonts w:ascii="Arial" w:eastAsia="Arial" w:hAnsi="Arial" w:cs="Arial"/>
         <w:b/>
         <w:bCs/>
       </w:rPr>
@@ -9466,6 +7981,7 @@
       <w:spacing w:after="0" w:line="240" w:lineRule="auto"/>
     </w:pPr>
     <w:rPr>
+      <w:rFonts w:asciiTheme="majorHAnsi" w:eastAsiaTheme="majorEastAsia" w:hAnsiTheme="majorHAnsi" w:cstheme="majorBidi"/>
       <w:color w:val="000000" w:themeColor="text1"/>
     </w:rPr>
     <w:tblPr>
@@ -9485,7 +8001,6 @@
     </w:tcPr>
     <w:tblStylePr w:type="firstRow">
       <w:rPr>
-        <w:rFonts w:ascii="Arial" w:eastAsia="Arial" w:hAnsi="Arial" w:cs="Arial"/>
         <w:b/>
         <w:bCs/>
         <w:color w:val="000000" w:themeColor="text1"/>
@@ -9497,7 +8012,6 @@
     </w:tblStylePr>
     <w:tblStylePr w:type="lastRow">
       <w:rPr>
-        <w:rFonts w:ascii="Arial" w:eastAsia="Arial" w:hAnsi="Arial" w:cs="Arial"/>
         <w:b/>
         <w:bCs/>
         <w:color w:val="000000" w:themeColor="text1"/>
@@ -9517,7 +8031,6 @@
     </w:tblStylePr>
     <w:tblStylePr w:type="firstCol">
       <w:rPr>
-        <w:rFonts w:ascii="Arial" w:eastAsia="Arial" w:hAnsi="Arial" w:cs="Arial"/>
         <w:b/>
         <w:bCs/>
         <w:color w:val="000000" w:themeColor="text1"/>
@@ -9537,7 +8050,6 @@
     </w:tblStylePr>
     <w:tblStylePr w:type="lastCol">
       <w:rPr>
-        <w:rFonts w:ascii="Arial" w:eastAsia="Arial" w:hAnsi="Arial" w:cs="Arial"/>
         <w:b w:val="0"/>
         <w:bCs w:val="0"/>
         <w:color w:val="000000" w:themeColor="text1"/>
@@ -9587,6 +8099,7 @@
       <w:spacing w:after="0" w:line="240" w:lineRule="auto"/>
     </w:pPr>
     <w:rPr>
+      <w:rFonts w:asciiTheme="majorHAnsi" w:eastAsiaTheme="majorEastAsia" w:hAnsiTheme="majorHAnsi" w:cstheme="majorBidi"/>
       <w:color w:val="000000" w:themeColor="text1"/>
     </w:rPr>
     <w:tblPr>
@@ -9606,7 +8119,6 @@
     </w:tcPr>
     <w:tblStylePr w:type="firstRow">
       <w:rPr>
-        <w:rFonts w:ascii="Arial" w:eastAsia="Arial" w:hAnsi="Arial" w:cs="Arial"/>
         <w:b/>
         <w:bCs/>
         <w:color w:val="000000" w:themeColor="text1"/>
@@ -9618,7 +8130,6 @@
     </w:tblStylePr>
     <w:tblStylePr w:type="lastRow">
       <w:rPr>
-        <w:rFonts w:ascii="Arial" w:eastAsia="Arial" w:hAnsi="Arial" w:cs="Arial"/>
         <w:b/>
         <w:bCs/>
         <w:color w:val="000000" w:themeColor="text1"/>
@@ -9638,7 +8149,6 @@
     </w:tblStylePr>
     <w:tblStylePr w:type="firstCol">
       <w:rPr>
-        <w:rFonts w:ascii="Arial" w:eastAsia="Arial" w:hAnsi="Arial" w:cs="Arial"/>
         <w:b/>
         <w:bCs/>
         <w:color w:val="000000" w:themeColor="text1"/>
@@ -9658,7 +8168,6 @@
     </w:tblStylePr>
     <w:tblStylePr w:type="lastCol">
       <w:rPr>
-        <w:rFonts w:ascii="Arial" w:eastAsia="Arial" w:hAnsi="Arial" w:cs="Arial"/>
         <w:b w:val="0"/>
         <w:bCs w:val="0"/>
         <w:color w:val="000000" w:themeColor="text1"/>
@@ -9708,6 +8217,7 @@
       <w:spacing w:after="0" w:line="240" w:lineRule="auto"/>
     </w:pPr>
     <w:rPr>
+      <w:rFonts w:asciiTheme="majorHAnsi" w:eastAsiaTheme="majorEastAsia" w:hAnsiTheme="majorHAnsi" w:cstheme="majorBidi"/>
       <w:color w:val="000000" w:themeColor="text1"/>
     </w:rPr>
     <w:tblPr>
@@ -9727,7 +8237,6 @@
     </w:tcPr>
     <w:tblStylePr w:type="firstRow">
       <w:rPr>
-        <w:rFonts w:ascii="Arial" w:eastAsia="Arial" w:hAnsi="Arial" w:cs="Arial"/>
         <w:b/>
         <w:bCs/>
         <w:color w:val="000000" w:themeColor="text1"/>
@@ -9739,7 +8248,6 @@
     </w:tblStylePr>
     <w:tblStylePr w:type="lastRow">
       <w:rPr>
-        <w:rFonts w:ascii="Arial" w:eastAsia="Arial" w:hAnsi="Arial" w:cs="Arial"/>
         <w:b/>
         <w:bCs/>
         <w:color w:val="000000" w:themeColor="text1"/>
@@ -9759,7 +8267,6 @@
     </w:tblStylePr>
     <w:tblStylePr w:type="firstCol">
       <w:rPr>
-        <w:rFonts w:ascii="Arial" w:eastAsia="Arial" w:hAnsi="Arial" w:cs="Arial"/>
         <w:b/>
         <w:bCs/>
         <w:color w:val="000000" w:themeColor="text1"/>
@@ -9779,7 +8286,6 @@
     </w:tblStylePr>
     <w:tblStylePr w:type="lastCol">
       <w:rPr>
-        <w:rFonts w:ascii="Arial" w:eastAsia="Arial" w:hAnsi="Arial" w:cs="Arial"/>
         <w:b w:val="0"/>
         <w:bCs w:val="0"/>
         <w:color w:val="000000" w:themeColor="text1"/>
@@ -9829,6 +8335,7 @@
       <w:spacing w:after="0" w:line="240" w:lineRule="auto"/>
     </w:pPr>
     <w:rPr>
+      <w:rFonts w:asciiTheme="majorHAnsi" w:eastAsiaTheme="majorEastAsia" w:hAnsiTheme="majorHAnsi" w:cstheme="majorBidi"/>
       <w:color w:val="000000" w:themeColor="text1"/>
     </w:rPr>
     <w:tblPr>
@@ -9848,7 +8355,6 @@
     </w:tcPr>
     <w:tblStylePr w:type="firstRow">
       <w:rPr>
-        <w:rFonts w:ascii="Arial" w:eastAsia="Arial" w:hAnsi="Arial" w:cs="Arial"/>
         <w:b/>
         <w:bCs/>
         <w:color w:val="000000" w:themeColor="text1"/>
@@ -9860,7 +8366,6 @@
     </w:tblStylePr>
     <w:tblStylePr w:type="lastRow">
       <w:rPr>
-        <w:rFonts w:ascii="Arial" w:eastAsia="Arial" w:hAnsi="Arial" w:cs="Arial"/>
         <w:b/>
         <w:bCs/>
         <w:color w:val="000000" w:themeColor="text1"/>
@@ -9880,7 +8385,6 @@
     </w:tblStylePr>
     <w:tblStylePr w:type="firstCol">
       <w:rPr>
-        <w:rFonts w:ascii="Arial" w:eastAsia="Arial" w:hAnsi="Arial" w:cs="Arial"/>
         <w:b/>
         <w:bCs/>
         <w:color w:val="000000" w:themeColor="text1"/>
@@ -9900,7 +8404,6 @@
     </w:tblStylePr>
     <w:tblStylePr w:type="lastCol">
       <w:rPr>
-        <w:rFonts w:ascii="Arial" w:eastAsia="Arial" w:hAnsi="Arial" w:cs="Arial"/>
         <w:b w:val="0"/>
         <w:bCs w:val="0"/>
         <w:color w:val="000000" w:themeColor="text1"/>
@@ -9950,6 +8453,7 @@
       <w:spacing w:after="0" w:line="240" w:lineRule="auto"/>
     </w:pPr>
     <w:rPr>
+      <w:rFonts w:asciiTheme="majorHAnsi" w:eastAsiaTheme="majorEastAsia" w:hAnsiTheme="majorHAnsi" w:cstheme="majorBidi"/>
       <w:color w:val="000000" w:themeColor="text1"/>
     </w:rPr>
     <w:tblPr>
@@ -9969,7 +8473,6 @@
     </w:tcPr>
     <w:tblStylePr w:type="firstRow">
       <w:rPr>
-        <w:rFonts w:ascii="Arial" w:eastAsia="Arial" w:hAnsi="Arial" w:cs="Arial"/>
         <w:b/>
         <w:bCs/>
         <w:color w:val="000000" w:themeColor="text1"/>
@@ -9981,7 +8484,6 @@
     </w:tblStylePr>
     <w:tblStylePr w:type="lastRow">
       <w:rPr>
-        <w:rFonts w:ascii="Arial" w:eastAsia="Arial" w:hAnsi="Arial" w:cs="Arial"/>
         <w:b/>
         <w:bCs/>
         <w:color w:val="000000" w:themeColor="text1"/>
@@ -10001,7 +8503,6 @@
     </w:tblStylePr>
     <w:tblStylePr w:type="firstCol">
       <w:rPr>
-        <w:rFonts w:ascii="Arial" w:eastAsia="Arial" w:hAnsi="Arial" w:cs="Arial"/>
         <w:b/>
         <w:bCs/>
         <w:color w:val="000000" w:themeColor="text1"/>
@@ -10021,7 +8522,6 @@
     </w:tblStylePr>
     <w:tblStylePr w:type="lastCol">
       <w:rPr>
-        <w:rFonts w:ascii="Arial" w:eastAsia="Arial" w:hAnsi="Arial" w:cs="Arial"/>
         <w:b w:val="0"/>
         <w:bCs w:val="0"/>
         <w:color w:val="000000" w:themeColor="text1"/>
@@ -10071,6 +8571,7 @@
       <w:spacing w:after="0" w:line="240" w:lineRule="auto"/>
     </w:pPr>
     <w:rPr>
+      <w:rFonts w:asciiTheme="majorHAnsi" w:eastAsiaTheme="majorEastAsia" w:hAnsiTheme="majorHAnsi" w:cstheme="majorBidi"/>
       <w:color w:val="000000" w:themeColor="text1"/>
     </w:rPr>
     <w:tblPr>
@@ -10090,7 +8591,6 @@
     </w:tcPr>
     <w:tblStylePr w:type="firstRow">
       <w:rPr>
-        <w:rFonts w:ascii="Arial" w:eastAsia="Arial" w:hAnsi="Arial" w:cs="Arial"/>
         <w:b/>
         <w:bCs/>
         <w:color w:val="000000" w:themeColor="text1"/>
@@ -10102,7 +8602,6 @@
     </w:tblStylePr>
     <w:tblStylePr w:type="lastRow">
       <w:rPr>
-        <w:rFonts w:ascii="Arial" w:eastAsia="Arial" w:hAnsi="Arial" w:cs="Arial"/>
         <w:b/>
         <w:bCs/>
         <w:color w:val="000000" w:themeColor="text1"/>
@@ -10122,7 +8621,6 @@
     </w:tblStylePr>
     <w:tblStylePr w:type="firstCol">
       <w:rPr>
-        <w:rFonts w:ascii="Arial" w:eastAsia="Arial" w:hAnsi="Arial" w:cs="Arial"/>
         <w:b/>
         <w:bCs/>
         <w:color w:val="000000" w:themeColor="text1"/>
@@ -10142,7 +8640,6 @@
     </w:tblStylePr>
     <w:tblStylePr w:type="lastCol">
       <w:rPr>
-        <w:rFonts w:ascii="Arial" w:eastAsia="Arial" w:hAnsi="Arial" w:cs="Arial"/>
         <w:b w:val="0"/>
         <w:bCs w:val="0"/>
         <w:color w:val="000000" w:themeColor="text1"/>
@@ -10192,6 +8689,7 @@
       <w:spacing w:after="0" w:line="240" w:lineRule="auto"/>
     </w:pPr>
     <w:rPr>
+      <w:rFonts w:asciiTheme="majorHAnsi" w:eastAsiaTheme="majorEastAsia" w:hAnsiTheme="majorHAnsi" w:cstheme="majorBidi"/>
       <w:color w:val="000000" w:themeColor="text1"/>
     </w:rPr>
     <w:tblPr>
@@ -10211,7 +8709,6 @@
     </w:tcPr>
     <w:tblStylePr w:type="firstRow">
       <w:rPr>
-        <w:rFonts w:ascii="Arial" w:eastAsia="Arial" w:hAnsi="Arial" w:cs="Arial"/>
         <w:b/>
         <w:bCs/>
         <w:color w:val="000000" w:themeColor="text1"/>
@@ -10223,7 +8720,6 @@
     </w:tblStylePr>
     <w:tblStylePr w:type="lastRow">
       <w:rPr>
-        <w:rFonts w:ascii="Arial" w:eastAsia="Arial" w:hAnsi="Arial" w:cs="Arial"/>
         <w:b/>
         <w:bCs/>
         <w:color w:val="000000" w:themeColor="text1"/>
@@ -10243,7 +8739,6 @@
     </w:tblStylePr>
     <w:tblStylePr w:type="firstCol">
       <w:rPr>
-        <w:rFonts w:ascii="Arial" w:eastAsia="Arial" w:hAnsi="Arial" w:cs="Arial"/>
         <w:b/>
         <w:bCs/>
         <w:color w:val="000000" w:themeColor="text1"/>
@@ -10263,7 +8758,6 @@
     </w:tblStylePr>
     <w:tblStylePr w:type="lastCol">
       <w:rPr>
-        <w:rFonts w:ascii="Arial" w:eastAsia="Arial" w:hAnsi="Arial" w:cs="Arial"/>
         <w:b w:val="0"/>
         <w:bCs w:val="0"/>
         <w:color w:val="000000" w:themeColor="text1"/>
@@ -10329,7 +8823,6 @@
     </w:tcPr>
     <w:tblStylePr w:type="firstRow">
       <w:rPr>
-        <w:rFonts w:ascii="Arial" w:eastAsia="Arial" w:hAnsi="Arial" w:cs="Arial"/>
         <w:b/>
         <w:bCs/>
         <w:i w:val="0"/>
@@ -10351,7 +8844,6 @@
     </w:tblStylePr>
     <w:tblStylePr w:type="lastRow">
       <w:rPr>
-        <w:rFonts w:ascii="Arial" w:eastAsia="Arial" w:hAnsi="Arial" w:cs="Arial"/>
         <w:b/>
         <w:bCs/>
         <w:i w:val="0"/>
@@ -10373,7 +8865,6 @@
     </w:tblStylePr>
     <w:tblStylePr w:type="firstCol">
       <w:rPr>
-        <w:rFonts w:ascii="Arial" w:eastAsia="Arial" w:hAnsi="Arial" w:cs="Arial"/>
         <w:b/>
         <w:bCs/>
         <w:i w:val="0"/>
@@ -10393,7 +8884,6 @@
     </w:tblStylePr>
     <w:tblStylePr w:type="lastCol">
       <w:rPr>
-        <w:rFonts w:ascii="Arial" w:eastAsia="Arial" w:hAnsi="Arial" w:cs="Arial"/>
         <w:b/>
         <w:bCs/>
         <w:i w:val="0"/>
@@ -10467,7 +8957,6 @@
     </w:tcPr>
     <w:tblStylePr w:type="firstRow">
       <w:rPr>
-        <w:rFonts w:ascii="Arial" w:eastAsia="Arial" w:hAnsi="Arial" w:cs="Arial"/>
         <w:b/>
         <w:bCs/>
         <w:i w:val="0"/>
@@ -10489,7 +8978,6 @@
     </w:tblStylePr>
     <w:tblStylePr w:type="lastRow">
       <w:rPr>
-        <w:rFonts w:ascii="Arial" w:eastAsia="Arial" w:hAnsi="Arial" w:cs="Arial"/>
         <w:b/>
         <w:bCs/>
         <w:i w:val="0"/>
@@ -10511,7 +8999,6 @@
     </w:tblStylePr>
     <w:tblStylePr w:type="firstCol">
       <w:rPr>
-        <w:rFonts w:ascii="Arial" w:eastAsia="Arial" w:hAnsi="Arial" w:cs="Arial"/>
         <w:b/>
         <w:bCs/>
         <w:i w:val="0"/>
@@ -10531,7 +9018,6 @@
     </w:tblStylePr>
     <w:tblStylePr w:type="lastCol">
       <w:rPr>
-        <w:rFonts w:ascii="Arial" w:eastAsia="Arial" w:hAnsi="Arial" w:cs="Arial"/>
         <w:b/>
         <w:bCs/>
         <w:i w:val="0"/>
@@ -10605,7 +9091,6 @@
     </w:tcPr>
     <w:tblStylePr w:type="firstRow">
       <w:rPr>
-        <w:rFonts w:ascii="Arial" w:eastAsia="Arial" w:hAnsi="Arial" w:cs="Arial"/>
         <w:b/>
         <w:bCs/>
         <w:i w:val="0"/>
@@ -10627,7 +9112,6 @@
     </w:tblStylePr>
     <w:tblStylePr w:type="lastRow">
       <w:rPr>
-        <w:rFonts w:ascii="Arial" w:eastAsia="Arial" w:hAnsi="Arial" w:cs="Arial"/>
         <w:b/>
         <w:bCs/>
         <w:i w:val="0"/>
@@ -10649,7 +9133,6 @@
     </w:tblStylePr>
     <w:tblStylePr w:type="firstCol">
       <w:rPr>
-        <w:rFonts w:ascii="Arial" w:eastAsia="Arial" w:hAnsi="Arial" w:cs="Arial"/>
         <w:b/>
         <w:bCs/>
         <w:i w:val="0"/>
@@ -10669,7 +9152,6 @@
     </w:tblStylePr>
     <w:tblStylePr w:type="lastCol">
       <w:rPr>
-        <w:rFonts w:ascii="Arial" w:eastAsia="Arial" w:hAnsi="Arial" w:cs="Arial"/>
         <w:b/>
         <w:bCs/>
         <w:i w:val="0"/>
@@ -10743,7 +9225,6 @@
     </w:tcPr>
     <w:tblStylePr w:type="firstRow">
       <w:rPr>
-        <w:rFonts w:ascii="Arial" w:eastAsia="Arial" w:hAnsi="Arial" w:cs="Arial"/>
         <w:b/>
         <w:bCs/>
         <w:i w:val="0"/>
@@ -10765,7 +9246,6 @@
     </w:tblStylePr>
     <w:tblStylePr w:type="lastRow">
       <w:rPr>
-        <w:rFonts w:ascii="Arial" w:eastAsia="Arial" w:hAnsi="Arial" w:cs="Arial"/>
         <w:b/>
         <w:bCs/>
         <w:i w:val="0"/>
@@ -10787,7 +9267,6 @@
     </w:tblStylePr>
     <w:tblStylePr w:type="firstCol">
       <w:rPr>
-        <w:rFonts w:ascii="Arial" w:eastAsia="Arial" w:hAnsi="Arial" w:cs="Arial"/>
         <w:b/>
         <w:bCs/>
         <w:i w:val="0"/>
@@ -10807,7 +9286,6 @@
     </w:tblStylePr>
     <w:tblStylePr w:type="lastCol">
       <w:rPr>
-        <w:rFonts w:ascii="Arial" w:eastAsia="Arial" w:hAnsi="Arial" w:cs="Arial"/>
         <w:b/>
         <w:bCs/>
         <w:i w:val="0"/>
@@ -10881,7 +9359,6 @@
     </w:tcPr>
     <w:tblStylePr w:type="firstRow">
       <w:rPr>
-        <w:rFonts w:ascii="Arial" w:eastAsia="Arial" w:hAnsi="Arial" w:cs="Arial"/>
         <w:b/>
         <w:bCs/>
         <w:i w:val="0"/>
@@ -10903,7 +9380,6 @@
     </w:tblStylePr>
     <w:tblStylePr w:type="lastRow">
       <w:rPr>
-        <w:rFonts w:ascii="Arial" w:eastAsia="Arial" w:hAnsi="Arial" w:cs="Arial"/>
         <w:b/>
         <w:bCs/>
         <w:i w:val="0"/>
@@ -10925,7 +9401,6 @@
     </w:tblStylePr>
     <w:tblStylePr w:type="firstCol">
       <w:rPr>
-        <w:rFonts w:ascii="Arial" w:eastAsia="Arial" w:hAnsi="Arial" w:cs="Arial"/>
         <w:b/>
         <w:bCs/>
         <w:i w:val="0"/>
@@ -10945,7 +9420,6 @@
     </w:tblStylePr>
     <w:tblStylePr w:type="lastCol">
       <w:rPr>
-        <w:rFonts w:ascii="Arial" w:eastAsia="Arial" w:hAnsi="Arial" w:cs="Arial"/>
         <w:b/>
         <w:bCs/>
         <w:i w:val="0"/>
@@ -11019,7 +9493,6 @@
     </w:tcPr>
     <w:tblStylePr w:type="firstRow">
       <w:rPr>
-        <w:rFonts w:ascii="Arial" w:eastAsia="Arial" w:hAnsi="Arial" w:cs="Arial"/>
         <w:b/>
         <w:bCs/>
         <w:i w:val="0"/>
@@ -11041,7 +9514,6 @@
     </w:tblStylePr>
     <w:tblStylePr w:type="lastRow">
       <w:rPr>
-        <w:rFonts w:ascii="Arial" w:eastAsia="Arial" w:hAnsi="Arial" w:cs="Arial"/>
         <w:b/>
         <w:bCs/>
         <w:i w:val="0"/>
@@ -11063,7 +9535,6 @@
     </w:tblStylePr>
     <w:tblStylePr w:type="firstCol">
       <w:rPr>
-        <w:rFonts w:ascii="Arial" w:eastAsia="Arial" w:hAnsi="Arial" w:cs="Arial"/>
         <w:b/>
         <w:bCs/>
         <w:i w:val="0"/>
@@ -11083,7 +9554,6 @@
     </w:tblStylePr>
     <w:tblStylePr w:type="lastCol">
       <w:rPr>
-        <w:rFonts w:ascii="Arial" w:eastAsia="Arial" w:hAnsi="Arial" w:cs="Arial"/>
         <w:b/>
         <w:bCs/>
         <w:i w:val="0"/>
@@ -11157,7 +9627,6 @@
     </w:tcPr>
     <w:tblStylePr w:type="firstRow">
       <w:rPr>
-        <w:rFonts w:ascii="Arial" w:eastAsia="Arial" w:hAnsi="Arial" w:cs="Arial"/>
         <w:b/>
         <w:bCs/>
         <w:i w:val="0"/>
@@ -11179,7 +9648,6 @@
     </w:tblStylePr>
     <w:tblStylePr w:type="lastRow">
       <w:rPr>
-        <w:rFonts w:ascii="Arial" w:eastAsia="Arial" w:hAnsi="Arial" w:cs="Arial"/>
         <w:b/>
         <w:bCs/>
         <w:i w:val="0"/>
@@ -11201,7 +9669,6 @@
     </w:tblStylePr>
     <w:tblStylePr w:type="firstCol">
       <w:rPr>
-        <w:rFonts w:ascii="Arial" w:eastAsia="Arial" w:hAnsi="Arial" w:cs="Arial"/>
         <w:b/>
         <w:bCs/>
         <w:i w:val="0"/>
@@ -11221,7 +9688,6 @@
     </w:tblStylePr>
     <w:tblStylePr w:type="lastCol">
       <w:rPr>
-        <w:rFonts w:ascii="Arial" w:eastAsia="Arial" w:hAnsi="Arial" w:cs="Arial"/>
         <w:b/>
         <w:bCs/>
         <w:i w:val="0"/>
@@ -11290,7 +9756,6 @@
     </w:tcPr>
     <w:tblStylePr w:type="firstRow">
       <w:rPr>
-        <w:rFonts w:ascii="Arial" w:eastAsia="Arial" w:hAnsi="Arial" w:cs="Arial"/>
         <w:b/>
         <w:bCs/>
       </w:rPr>
@@ -11398,7 +9863,6 @@
     </w:tcPr>
     <w:tblStylePr w:type="firstRow">
       <w:rPr>
-        <w:rFonts w:ascii="Arial" w:eastAsia="Arial" w:hAnsi="Arial" w:cs="Arial"/>
         <w:b/>
         <w:bCs/>
       </w:rPr>
@@ -11506,7 +9970,6 @@
     </w:tcPr>
     <w:tblStylePr w:type="firstRow">
       <w:rPr>
-        <w:rFonts w:ascii="Arial" w:eastAsia="Arial" w:hAnsi="Arial" w:cs="Arial"/>
         <w:b/>
         <w:bCs/>
       </w:rPr>
@@ -11614,7 +10077,6 @@
     </w:tcPr>
     <w:tblStylePr w:type="firstRow">
       <w:rPr>
-        <w:rFonts w:ascii="Arial" w:eastAsia="Arial" w:hAnsi="Arial" w:cs="Arial"/>
         <w:b/>
         <w:bCs/>
       </w:rPr>
@@ -11722,7 +10184,6 @@
     </w:tcPr>
     <w:tblStylePr w:type="firstRow">
       <w:rPr>
-        <w:rFonts w:ascii="Arial" w:eastAsia="Arial" w:hAnsi="Arial" w:cs="Arial"/>
         <w:b/>
         <w:bCs/>
       </w:rPr>
@@ -11830,7 +10291,6 @@
     </w:tcPr>
     <w:tblStylePr w:type="firstRow">
       <w:rPr>
-        <w:rFonts w:ascii="Arial" w:eastAsia="Arial" w:hAnsi="Arial" w:cs="Arial"/>
         <w:b/>
         <w:bCs/>
       </w:rPr>
@@ -11938,7 +10398,6 @@
     </w:tcPr>
     <w:tblStylePr w:type="firstRow">
       <w:rPr>
-        <w:rFonts w:ascii="Arial" w:eastAsia="Arial" w:hAnsi="Arial" w:cs="Arial"/>
         <w:b/>
         <w:bCs/>
       </w:rPr>
@@ -12054,7 +10513,6 @@
     </w:tcPr>
     <w:tblStylePr w:type="firstRow">
       <w:rPr>
-        <w:rFonts w:ascii="Arial" w:eastAsia="Arial" w:hAnsi="Arial" w:cs="Arial"/>
         <w:b/>
         <w:bCs/>
       </w:rPr>
@@ -12073,7 +10531,6 @@
     </w:tblStylePr>
     <w:tblStylePr w:type="lastRow">
       <w:rPr>
-        <w:rFonts w:ascii="Arial" w:eastAsia="Arial" w:hAnsi="Arial" w:cs="Arial"/>
         <w:b/>
         <w:bCs/>
         <w:color w:val="FFFFFF" w:themeColor="background1"/>
@@ -12088,7 +10545,6 @@
     </w:tblStylePr>
     <w:tblStylePr w:type="firstCol">
       <w:rPr>
-        <w:rFonts w:ascii="Arial" w:eastAsia="Arial" w:hAnsi="Arial" w:cs="Arial"/>
         <w:color w:val="FFFFFF" w:themeColor="background1"/>
       </w:rPr>
       <w:tblPr/>
@@ -12106,7 +10562,6 @@
     </w:tblStylePr>
     <w:tblStylePr w:type="lastCol">
       <w:rPr>
-        <w:rFonts w:ascii="Arial" w:eastAsia="Arial" w:hAnsi="Arial" w:cs="Arial"/>
         <w:color w:val="FFFFFF" w:themeColor="background1"/>
       </w:rPr>
       <w:tblPr/>
@@ -12136,13 +10591,11 @@
     </w:tblStylePr>
     <w:tblStylePr w:type="neCell">
       <w:rPr>
-        <w:rFonts w:ascii="Arial" w:eastAsia="Arial" w:hAnsi="Arial" w:cs="Arial"/>
         <w:color w:val="000000" w:themeColor="text1"/>
       </w:rPr>
     </w:tblStylePr>
     <w:tblStylePr w:type="nwCell">
       <w:rPr>
-        <w:rFonts w:ascii="Arial" w:eastAsia="Arial" w:hAnsi="Arial" w:cs="Arial"/>
         <w:color w:val="000000" w:themeColor="text1"/>
       </w:rPr>
     </w:tblStylePr>
@@ -12175,7 +10628,6 @@
     </w:tcPr>
     <w:tblStylePr w:type="firstRow">
       <w:rPr>
-        <w:rFonts w:ascii="Arial" w:eastAsia="Arial" w:hAnsi="Arial" w:cs="Arial"/>
         <w:b/>
         <w:bCs/>
       </w:rPr>
@@ -12194,7 +10646,6 @@
     </w:tblStylePr>
     <w:tblStylePr w:type="lastRow">
       <w:rPr>
-        <w:rFonts w:ascii="Arial" w:eastAsia="Arial" w:hAnsi="Arial" w:cs="Arial"/>
         <w:b/>
         <w:bCs/>
         <w:color w:val="FFFFFF" w:themeColor="background1"/>
@@ -12209,7 +10660,6 @@
     </w:tblStylePr>
     <w:tblStylePr w:type="firstCol">
       <w:rPr>
-        <w:rFonts w:ascii="Arial" w:eastAsia="Arial" w:hAnsi="Arial" w:cs="Arial"/>
         <w:color w:val="FFFFFF" w:themeColor="background1"/>
       </w:rPr>
       <w:tblPr/>
@@ -12227,7 +10677,6 @@
     </w:tblStylePr>
     <w:tblStylePr w:type="lastCol">
       <w:rPr>
-        <w:rFonts w:ascii="Arial" w:eastAsia="Arial" w:hAnsi="Arial" w:cs="Arial"/>
         <w:color w:val="FFFFFF" w:themeColor="background1"/>
       </w:rPr>
       <w:tblPr/>
@@ -12257,13 +10706,11 @@
     </w:tblStylePr>
     <w:tblStylePr w:type="neCell">
       <w:rPr>
-        <w:rFonts w:ascii="Arial" w:eastAsia="Arial" w:hAnsi="Arial" w:cs="Arial"/>
         <w:color w:val="000000" w:themeColor="text1"/>
       </w:rPr>
     </w:tblStylePr>
     <w:tblStylePr w:type="nwCell">
       <w:rPr>
-        <w:rFonts w:ascii="Arial" w:eastAsia="Arial" w:hAnsi="Arial" w:cs="Arial"/>
         <w:color w:val="000000" w:themeColor="text1"/>
       </w:rPr>
     </w:tblStylePr>
@@ -12296,7 +10743,6 @@
     </w:tcPr>
     <w:tblStylePr w:type="firstRow">
       <w:rPr>
-        <w:rFonts w:ascii="Arial" w:eastAsia="Arial" w:hAnsi="Arial" w:cs="Arial"/>
         <w:b/>
         <w:bCs/>
       </w:rPr>
@@ -12315,7 +10761,6 @@
     </w:tblStylePr>
     <w:tblStylePr w:type="lastRow">
       <w:rPr>
-        <w:rFonts w:ascii="Arial" w:eastAsia="Arial" w:hAnsi="Arial" w:cs="Arial"/>
         <w:b/>
         <w:bCs/>
         <w:color w:val="FFFFFF" w:themeColor="background1"/>
@@ -12330,7 +10775,6 @@
     </w:tblStylePr>
     <w:tblStylePr w:type="firstCol">
       <w:rPr>
-        <w:rFonts w:ascii="Arial" w:eastAsia="Arial" w:hAnsi="Arial" w:cs="Arial"/>
         <w:color w:val="FFFFFF" w:themeColor="background1"/>
       </w:rPr>
       <w:tblPr/>
@@ -12348,7 +10792,6 @@
     </w:tblStylePr>
     <w:tblStylePr w:type="lastCol">
       <w:rPr>
-        <w:rFonts w:ascii="Arial" w:eastAsia="Arial" w:hAnsi="Arial" w:cs="Arial"/>
         <w:color w:val="FFFFFF" w:themeColor="background1"/>
       </w:rPr>
       <w:tblPr/>
@@ -12378,13 +10821,11 @@
     </w:tblStylePr>
     <w:tblStylePr w:type="neCell">
       <w:rPr>
-        <w:rFonts w:ascii="Arial" w:eastAsia="Arial" w:hAnsi="Arial" w:cs="Arial"/>
         <w:color w:val="000000" w:themeColor="text1"/>
       </w:rPr>
     </w:tblStylePr>
     <w:tblStylePr w:type="nwCell">
       <w:rPr>
-        <w:rFonts w:ascii="Arial" w:eastAsia="Arial" w:hAnsi="Arial" w:cs="Arial"/>
         <w:color w:val="000000" w:themeColor="text1"/>
       </w:rPr>
     </w:tblStylePr>
@@ -12417,7 +10858,6 @@
     </w:tcPr>
     <w:tblStylePr w:type="firstRow">
       <w:rPr>
-        <w:rFonts w:ascii="Arial" w:eastAsia="Arial" w:hAnsi="Arial" w:cs="Arial"/>
         <w:b/>
         <w:bCs/>
       </w:rPr>
@@ -12436,7 +10876,6 @@
     </w:tblStylePr>
     <w:tblStylePr w:type="lastRow">
       <w:rPr>
-        <w:rFonts w:ascii="Arial" w:eastAsia="Arial" w:hAnsi="Arial" w:cs="Arial"/>
         <w:b/>
         <w:bCs/>
         <w:color w:val="FFFFFF" w:themeColor="background1"/>
@@ -12451,7 +10890,6 @@
     </w:tblStylePr>
     <w:tblStylePr w:type="firstCol">
       <w:rPr>
-        <w:rFonts w:ascii="Arial" w:eastAsia="Arial" w:hAnsi="Arial" w:cs="Arial"/>
         <w:color w:val="FFFFFF" w:themeColor="background1"/>
       </w:rPr>
       <w:tblPr/>
@@ -12469,7 +10907,6 @@
     </w:tblStylePr>
     <w:tblStylePr w:type="lastCol">
       <w:rPr>
-        <w:rFonts w:ascii="Arial" w:eastAsia="Arial" w:hAnsi="Arial" w:cs="Arial"/>
         <w:color w:val="FFFFFF" w:themeColor="background1"/>
       </w:rPr>
       <w:tblPr/>
@@ -12526,7 +10963,6 @@
     </w:tcPr>
     <w:tblStylePr w:type="firstRow">
       <w:rPr>
-        <w:rFonts w:ascii="Arial" w:eastAsia="Arial" w:hAnsi="Arial" w:cs="Arial"/>
         <w:b/>
         <w:bCs/>
       </w:rPr>
@@ -12545,7 +10981,6 @@
     </w:tblStylePr>
     <w:tblStylePr w:type="lastRow">
       <w:rPr>
-        <w:rFonts w:ascii="Arial" w:eastAsia="Arial" w:hAnsi="Arial" w:cs="Arial"/>
         <w:b/>
         <w:bCs/>
         <w:color w:val="FFFFFF" w:themeColor="background1"/>
@@ -12560,7 +10995,6 @@
     </w:tblStylePr>
     <w:tblStylePr w:type="firstCol">
       <w:rPr>
-        <w:rFonts w:ascii="Arial" w:eastAsia="Arial" w:hAnsi="Arial" w:cs="Arial"/>
         <w:color w:val="FFFFFF" w:themeColor="background1"/>
       </w:rPr>
       <w:tblPr/>
@@ -12578,7 +11012,6 @@
     </w:tblStylePr>
     <w:tblStylePr w:type="lastCol">
       <w:rPr>
-        <w:rFonts w:ascii="Arial" w:eastAsia="Arial" w:hAnsi="Arial" w:cs="Arial"/>
         <w:color w:val="FFFFFF" w:themeColor="background1"/>
       </w:rPr>
       <w:tblPr/>
@@ -12608,13 +11041,11 @@
     </w:tblStylePr>
     <w:tblStylePr w:type="neCell">
       <w:rPr>
-        <w:rFonts w:ascii="Arial" w:eastAsia="Arial" w:hAnsi="Arial" w:cs="Arial"/>
         <w:color w:val="000000" w:themeColor="text1"/>
       </w:rPr>
     </w:tblStylePr>
     <w:tblStylePr w:type="nwCell">
       <w:rPr>
-        <w:rFonts w:ascii="Arial" w:eastAsia="Arial" w:hAnsi="Arial" w:cs="Arial"/>
         <w:color w:val="000000" w:themeColor="text1"/>
       </w:rPr>
     </w:tblStylePr>
@@ -12647,7 +11078,6 @@
     </w:tcPr>
     <w:tblStylePr w:type="firstRow">
       <w:rPr>
-        <w:rFonts w:ascii="Arial" w:eastAsia="Arial" w:hAnsi="Arial" w:cs="Arial"/>
         <w:b/>
         <w:bCs/>
       </w:rPr>
@@ -12666,7 +11096,6 @@
     </w:tblStylePr>
     <w:tblStylePr w:type="lastRow">
       <w:rPr>
-        <w:rFonts w:ascii="Arial" w:eastAsia="Arial" w:hAnsi="Arial" w:cs="Arial"/>
         <w:b/>
         <w:bCs/>
         <w:color w:val="FFFFFF" w:themeColor="background1"/>
@@ -12681,7 +11110,6 @@
     </w:tblStylePr>
     <w:tblStylePr w:type="firstCol">
       <w:rPr>
-        <w:rFonts w:ascii="Arial" w:eastAsia="Arial" w:hAnsi="Arial" w:cs="Arial"/>
         <w:color w:val="FFFFFF" w:themeColor="background1"/>
       </w:rPr>
       <w:tblPr/>
@@ -12699,7 +11127,6 @@
     </w:tblStylePr>
     <w:tblStylePr w:type="lastCol">
       <w:rPr>
-        <w:rFonts w:ascii="Arial" w:eastAsia="Arial" w:hAnsi="Arial" w:cs="Arial"/>
         <w:color w:val="FFFFFF" w:themeColor="background1"/>
       </w:rPr>
       <w:tblPr/>
@@ -12729,13 +11156,11 @@
     </w:tblStylePr>
     <w:tblStylePr w:type="neCell">
       <w:rPr>
-        <w:rFonts w:ascii="Arial" w:eastAsia="Arial" w:hAnsi="Arial" w:cs="Arial"/>
         <w:color w:val="000000" w:themeColor="text1"/>
       </w:rPr>
     </w:tblStylePr>
     <w:tblStylePr w:type="nwCell">
       <w:rPr>
-        <w:rFonts w:ascii="Arial" w:eastAsia="Arial" w:hAnsi="Arial" w:cs="Arial"/>
         <w:color w:val="000000" w:themeColor="text1"/>
       </w:rPr>
     </w:tblStylePr>
@@ -12768,7 +11193,6 @@
     </w:tcPr>
     <w:tblStylePr w:type="firstRow">
       <w:rPr>
-        <w:rFonts w:ascii="Arial" w:eastAsia="Arial" w:hAnsi="Arial" w:cs="Arial"/>
         <w:b/>
         <w:bCs/>
       </w:rPr>
@@ -12787,7 +11211,6 @@
     </w:tblStylePr>
     <w:tblStylePr w:type="lastRow">
       <w:rPr>
-        <w:rFonts w:ascii="Arial" w:eastAsia="Arial" w:hAnsi="Arial" w:cs="Arial"/>
         <w:b/>
         <w:bCs/>
         <w:color w:val="FFFFFF" w:themeColor="background1"/>
@@ -12802,7 +11225,6 @@
     </w:tblStylePr>
     <w:tblStylePr w:type="firstCol">
       <w:rPr>
-        <w:rFonts w:ascii="Arial" w:eastAsia="Arial" w:hAnsi="Arial" w:cs="Arial"/>
         <w:color w:val="FFFFFF" w:themeColor="background1"/>
       </w:rPr>
       <w:tblPr/>
@@ -12820,7 +11242,6 @@
     </w:tblStylePr>
     <w:tblStylePr w:type="lastCol">
       <w:rPr>
-        <w:rFonts w:ascii="Arial" w:eastAsia="Arial" w:hAnsi="Arial" w:cs="Arial"/>
         <w:color w:val="FFFFFF" w:themeColor="background1"/>
       </w:rPr>
       <w:tblPr/>
@@ -12850,13 +11271,11 @@
     </w:tblStylePr>
     <w:tblStylePr w:type="neCell">
       <w:rPr>
-        <w:rFonts w:ascii="Arial" w:eastAsia="Arial" w:hAnsi="Arial" w:cs="Arial"/>
         <w:color w:val="000000" w:themeColor="text1"/>
       </w:rPr>
     </w:tblStylePr>
     <w:tblStylePr w:type="nwCell">
       <w:rPr>
-        <w:rFonts w:ascii="Arial" w:eastAsia="Arial" w:hAnsi="Arial" w:cs="Arial"/>
         <w:color w:val="000000" w:themeColor="text1"/>
       </w:rPr>
     </w:tblStylePr>
@@ -12881,7 +11300,6 @@
     </w:tcPr>
     <w:tblStylePr w:type="firstRow">
       <w:rPr>
-        <w:rFonts w:ascii="Arial" w:eastAsia="Arial" w:hAnsi="Arial" w:cs="Arial"/>
         <w:b/>
         <w:bCs/>
         <w:color w:val="FFFFFF" w:themeColor="background1"/>
@@ -12896,7 +11314,6 @@
     </w:tblStylePr>
     <w:tblStylePr w:type="lastRow">
       <w:rPr>
-        <w:rFonts w:ascii="Arial" w:eastAsia="Arial" w:hAnsi="Arial" w:cs="Arial"/>
         <w:b/>
         <w:bCs/>
         <w:color w:val="9E3A38" w:themeColor="accent2" w:themeShade="CC"/>
@@ -12911,14 +11328,12 @@
     </w:tblStylePr>
     <w:tblStylePr w:type="firstCol">
       <w:rPr>
-        <w:rFonts w:ascii="Arial" w:eastAsia="Arial" w:hAnsi="Arial" w:cs="Arial"/>
         <w:b/>
         <w:bCs/>
       </w:rPr>
     </w:tblStylePr>
     <w:tblStylePr w:type="lastCol">
       <w:rPr>
-        <w:rFonts w:ascii="Arial" w:eastAsia="Arial" w:hAnsi="Arial" w:cs="Arial"/>
         <w:b/>
         <w:bCs/>
       </w:rPr>
@@ -12964,7 +11379,6 @@
     </w:tcPr>
     <w:tblStylePr w:type="firstRow">
       <w:rPr>
-        <w:rFonts w:ascii="Arial" w:eastAsia="Arial" w:hAnsi="Arial" w:cs="Arial"/>
         <w:b/>
         <w:bCs/>
         <w:color w:val="FFFFFF" w:themeColor="background1"/>
@@ -12979,7 +11393,6 @@
     </w:tblStylePr>
     <w:tblStylePr w:type="lastRow">
       <w:rPr>
-        <w:rFonts w:ascii="Arial" w:eastAsia="Arial" w:hAnsi="Arial" w:cs="Arial"/>
         <w:b/>
         <w:bCs/>
         <w:color w:val="9E3A38" w:themeColor="accent2" w:themeShade="CC"/>
@@ -12994,14 +11407,12 @@
     </w:tblStylePr>
     <w:tblStylePr w:type="firstCol">
       <w:rPr>
-        <w:rFonts w:ascii="Arial" w:eastAsia="Arial" w:hAnsi="Arial" w:cs="Arial"/>
         <w:b/>
         <w:bCs/>
       </w:rPr>
     </w:tblStylePr>
     <w:tblStylePr w:type="lastCol">
       <w:rPr>
-        <w:rFonts w:ascii="Arial" w:eastAsia="Arial" w:hAnsi="Arial" w:cs="Arial"/>
         <w:b/>
         <w:bCs/>
       </w:rPr>
@@ -13047,7 +11458,6 @@
     </w:tcPr>
     <w:tblStylePr w:type="firstRow">
       <w:rPr>
-        <w:rFonts w:ascii="Arial" w:eastAsia="Arial" w:hAnsi="Arial" w:cs="Arial"/>
         <w:b/>
         <w:bCs/>
         <w:color w:val="FFFFFF" w:themeColor="background1"/>
@@ -13062,7 +11472,6 @@
     </w:tblStylePr>
     <w:tblStylePr w:type="lastRow">
       <w:rPr>
-        <w:rFonts w:ascii="Arial" w:eastAsia="Arial" w:hAnsi="Arial" w:cs="Arial"/>
         <w:b/>
         <w:bCs/>
         <w:color w:val="9E3A38" w:themeColor="accent2" w:themeShade="CC"/>
@@ -13077,14 +11486,12 @@
     </w:tblStylePr>
     <w:tblStylePr w:type="firstCol">
       <w:rPr>
-        <w:rFonts w:ascii="Arial" w:eastAsia="Arial" w:hAnsi="Arial" w:cs="Arial"/>
         <w:b/>
         <w:bCs/>
       </w:rPr>
     </w:tblStylePr>
     <w:tblStylePr w:type="lastCol">
       <w:rPr>
-        <w:rFonts w:ascii="Arial" w:eastAsia="Arial" w:hAnsi="Arial" w:cs="Arial"/>
         <w:b/>
         <w:bCs/>
       </w:rPr>
@@ -13130,7 +11537,6 @@
     </w:tcPr>
     <w:tblStylePr w:type="firstRow">
       <w:rPr>
-        <w:rFonts w:ascii="Arial" w:eastAsia="Arial" w:hAnsi="Arial" w:cs="Arial"/>
         <w:b/>
         <w:bCs/>
         <w:color w:val="FFFFFF" w:themeColor="background1"/>
@@ -13145,7 +11551,6 @@
     </w:tblStylePr>
     <w:tblStylePr w:type="lastRow">
       <w:rPr>
-        <w:rFonts w:ascii="Arial" w:eastAsia="Arial" w:hAnsi="Arial" w:cs="Arial"/>
         <w:b/>
         <w:bCs/>
         <w:color w:val="664E82" w:themeColor="accent4" w:themeShade="CC"/>
@@ -13160,14 +11565,12 @@
     </w:tblStylePr>
     <w:tblStylePr w:type="firstCol">
       <w:rPr>
-        <w:rFonts w:ascii="Arial" w:eastAsia="Arial" w:hAnsi="Arial" w:cs="Arial"/>
         <w:b/>
         <w:bCs/>
       </w:rPr>
     </w:tblStylePr>
     <w:tblStylePr w:type="lastCol">
       <w:rPr>
-        <w:rFonts w:ascii="Arial" w:eastAsia="Arial" w:hAnsi="Arial" w:cs="Arial"/>
         <w:b/>
         <w:bCs/>
       </w:rPr>
@@ -13213,7 +11616,6 @@
     </w:tcPr>
     <w:tblStylePr w:type="firstRow">
       <w:rPr>
-        <w:rFonts w:ascii="Arial" w:eastAsia="Arial" w:hAnsi="Arial" w:cs="Arial"/>
         <w:b/>
         <w:bCs/>
         <w:color w:val="FFFFFF" w:themeColor="background1"/>
@@ -13228,7 +11630,6 @@
     </w:tblStylePr>
     <w:tblStylePr w:type="lastRow">
       <w:rPr>
-        <w:rFonts w:ascii="Arial" w:eastAsia="Arial" w:hAnsi="Arial" w:cs="Arial"/>
         <w:b/>
         <w:bCs/>
         <w:color w:val="7E9C40" w:themeColor="accent3" w:themeShade="CC"/>
@@ -13243,14 +11644,12 @@
     </w:tblStylePr>
     <w:tblStylePr w:type="firstCol">
       <w:rPr>
-        <w:rFonts w:ascii="Arial" w:eastAsia="Arial" w:hAnsi="Arial" w:cs="Arial"/>
         <w:b/>
         <w:bCs/>
       </w:rPr>
     </w:tblStylePr>
     <w:tblStylePr w:type="lastCol">
       <w:rPr>
-        <w:rFonts w:ascii="Arial" w:eastAsia="Arial" w:hAnsi="Arial" w:cs="Arial"/>
         <w:b/>
         <w:bCs/>
       </w:rPr>
@@ -13296,7 +11695,6 @@
     </w:tcPr>
     <w:tblStylePr w:type="firstRow">
       <w:rPr>
-        <w:rFonts w:ascii="Arial" w:eastAsia="Arial" w:hAnsi="Arial" w:cs="Arial"/>
         <w:b/>
         <w:bCs/>
         <w:color w:val="FFFFFF" w:themeColor="background1"/>
@@ -13311,7 +11709,6 @@
     </w:tblStylePr>
     <w:tblStylePr w:type="lastRow">
       <w:rPr>
-        <w:rFonts w:ascii="Arial" w:eastAsia="Arial" w:hAnsi="Arial" w:cs="Arial"/>
         <w:b/>
         <w:bCs/>
         <w:color w:val="F2730A" w:themeColor="accent6" w:themeShade="CC"/>
@@ -13326,14 +11723,12 @@
     </w:tblStylePr>
     <w:tblStylePr w:type="firstCol">
       <w:rPr>
-        <w:rFonts w:ascii="Arial" w:eastAsia="Arial" w:hAnsi="Arial" w:cs="Arial"/>
         <w:b/>
         <w:bCs/>
       </w:rPr>
     </w:tblStylePr>
     <w:tblStylePr w:type="lastCol">
       <w:rPr>
-        <w:rFonts w:ascii="Arial" w:eastAsia="Arial" w:hAnsi="Arial" w:cs="Arial"/>
         <w:b/>
         <w:bCs/>
       </w:rPr>
@@ -13379,7 +11774,6 @@
     </w:tcPr>
     <w:tblStylePr w:type="firstRow">
       <w:rPr>
-        <w:rFonts w:ascii="Arial" w:eastAsia="Arial" w:hAnsi="Arial" w:cs="Arial"/>
         <w:b/>
         <w:bCs/>
         <w:color w:val="FFFFFF" w:themeColor="background1"/>
@@ -13394,7 +11788,6 @@
     </w:tblStylePr>
     <w:tblStylePr w:type="lastRow">
       <w:rPr>
-        <w:rFonts w:ascii="Arial" w:eastAsia="Arial" w:hAnsi="Arial" w:cs="Arial"/>
         <w:b/>
         <w:bCs/>
         <w:color w:val="348DA5" w:themeColor="accent5" w:themeShade="CC"/>
@@ -13409,14 +11802,12 @@
     </w:tblStylePr>
     <w:tblStylePr w:type="firstCol">
       <w:rPr>
-        <w:rFonts w:ascii="Arial" w:eastAsia="Arial" w:hAnsi="Arial" w:cs="Arial"/>
         <w:b/>
         <w:bCs/>
       </w:rPr>
     </w:tblStylePr>
     <w:tblStylePr w:type="lastCol">
       <w:rPr>
-        <w:rFonts w:ascii="Arial" w:eastAsia="Arial" w:hAnsi="Arial" w:cs="Arial"/>
         <w:b/>
         <w:bCs/>
       </w:rPr>
@@ -13465,7 +11856,6 @@
     </w:tcPr>
     <w:tblStylePr w:type="firstRow">
       <w:rPr>
-        <w:rFonts w:ascii="Arial" w:eastAsia="Arial" w:hAnsi="Arial" w:cs="Arial"/>
         <w:b/>
         <w:bCs/>
       </w:rPr>
@@ -13476,7 +11866,6 @@
     </w:tblStylePr>
     <w:tblStylePr w:type="lastRow">
       <w:rPr>
-        <w:rFonts w:ascii="Arial" w:eastAsia="Arial" w:hAnsi="Arial" w:cs="Arial"/>
         <w:b/>
         <w:bCs/>
         <w:color w:val="000000" w:themeColor="text1"/>
@@ -13488,7 +11877,6 @@
     </w:tblStylePr>
     <w:tblStylePr w:type="firstCol">
       <w:rPr>
-        <w:rFonts w:ascii="Arial" w:eastAsia="Arial" w:hAnsi="Arial" w:cs="Arial"/>
         <w:color w:val="FFFFFF" w:themeColor="background1"/>
       </w:rPr>
       <w:tblPr/>
@@ -13498,7 +11886,6 @@
     </w:tblStylePr>
     <w:tblStylePr w:type="lastCol">
       <w:rPr>
-        <w:rFonts w:ascii="Arial" w:eastAsia="Arial" w:hAnsi="Arial" w:cs="Arial"/>
         <w:color w:val="FFFFFF" w:themeColor="background1"/>
       </w:rPr>
       <w:tblPr/>
@@ -13542,7 +11929,6 @@
     </w:tcPr>
     <w:tblStylePr w:type="firstRow">
       <w:rPr>
-        <w:rFonts w:ascii="Arial" w:eastAsia="Arial" w:hAnsi="Arial" w:cs="Arial"/>
         <w:b/>
         <w:bCs/>
       </w:rPr>
@@ -13553,7 +11939,6 @@
     </w:tblStylePr>
     <w:tblStylePr w:type="lastRow">
       <w:rPr>
-        <w:rFonts w:ascii="Arial" w:eastAsia="Arial" w:hAnsi="Arial" w:cs="Arial"/>
         <w:b/>
         <w:bCs/>
         <w:color w:val="000000" w:themeColor="text1"/>
@@ -13565,7 +11950,6 @@
     </w:tblStylePr>
     <w:tblStylePr w:type="firstCol">
       <w:rPr>
-        <w:rFonts w:ascii="Arial" w:eastAsia="Arial" w:hAnsi="Arial" w:cs="Arial"/>
         <w:color w:val="FFFFFF" w:themeColor="background1"/>
       </w:rPr>
       <w:tblPr/>
@@ -13575,7 +11959,6 @@
     </w:tblStylePr>
     <w:tblStylePr w:type="lastCol">
       <w:rPr>
-        <w:rFonts w:ascii="Arial" w:eastAsia="Arial" w:hAnsi="Arial" w:cs="Arial"/>
         <w:color w:val="FFFFFF" w:themeColor="background1"/>
       </w:rPr>
       <w:tblPr/>
@@ -13619,7 +12002,6 @@
     </w:tcPr>
     <w:tblStylePr w:type="firstRow">
       <w:rPr>
-        <w:rFonts w:ascii="Arial" w:eastAsia="Arial" w:hAnsi="Arial" w:cs="Arial"/>
         <w:b/>
         <w:bCs/>
       </w:rPr>
@@ -13630,7 +12012,6 @@
     </w:tblStylePr>
     <w:tblStylePr w:type="lastRow">
       <w:rPr>
-        <w:rFonts w:ascii="Arial" w:eastAsia="Arial" w:hAnsi="Arial" w:cs="Arial"/>
         <w:b/>
         <w:bCs/>
         <w:color w:val="000000" w:themeColor="text1"/>
@@ -13642,7 +12023,6 @@
     </w:tblStylePr>
     <w:tblStylePr w:type="firstCol">
       <w:rPr>
-        <w:rFonts w:ascii="Arial" w:eastAsia="Arial" w:hAnsi="Arial" w:cs="Arial"/>
         <w:color w:val="FFFFFF" w:themeColor="background1"/>
       </w:rPr>
       <w:tblPr/>
@@ -13652,7 +12032,6 @@
     </w:tblStylePr>
     <w:tblStylePr w:type="lastCol">
       <w:rPr>
-        <w:rFonts w:ascii="Arial" w:eastAsia="Arial" w:hAnsi="Arial" w:cs="Arial"/>
         <w:color w:val="FFFFFF" w:themeColor="background1"/>
       </w:rPr>
       <w:tblPr/>
@@ -13696,7 +12075,6 @@
     </w:tcPr>
     <w:tblStylePr w:type="firstRow">
       <w:rPr>
-        <w:rFonts w:ascii="Arial" w:eastAsia="Arial" w:hAnsi="Arial" w:cs="Arial"/>
         <w:b/>
         <w:bCs/>
       </w:rPr>
@@ -13707,7 +12085,6 @@
     </w:tblStylePr>
     <w:tblStylePr w:type="lastRow">
       <w:rPr>
-        <w:rFonts w:ascii="Arial" w:eastAsia="Arial" w:hAnsi="Arial" w:cs="Arial"/>
         <w:b/>
         <w:bCs/>
         <w:color w:val="000000" w:themeColor="text1"/>
@@ -13719,7 +12096,6 @@
     </w:tblStylePr>
     <w:tblStylePr w:type="firstCol">
       <w:rPr>
-        <w:rFonts w:ascii="Arial" w:eastAsia="Arial" w:hAnsi="Arial" w:cs="Arial"/>
         <w:color w:val="FFFFFF" w:themeColor="background1"/>
       </w:rPr>
       <w:tblPr/>
@@ -13729,7 +12105,6 @@
     </w:tblStylePr>
     <w:tblStylePr w:type="lastCol">
       <w:rPr>
-        <w:rFonts w:ascii="Arial" w:eastAsia="Arial" w:hAnsi="Arial" w:cs="Arial"/>
         <w:color w:val="FFFFFF" w:themeColor="background1"/>
       </w:rPr>
       <w:tblPr/>
@@ -13773,7 +12148,6 @@
     </w:tcPr>
     <w:tblStylePr w:type="firstRow">
       <w:rPr>
-        <w:rFonts w:ascii="Arial" w:eastAsia="Arial" w:hAnsi="Arial" w:cs="Arial"/>
         <w:b/>
         <w:bCs/>
       </w:rPr>
@@ -13784,7 +12158,6 @@
     </w:tblStylePr>
     <w:tblStylePr w:type="lastRow">
       <w:rPr>
-        <w:rFonts w:ascii="Arial" w:eastAsia="Arial" w:hAnsi="Arial" w:cs="Arial"/>
         <w:b/>
         <w:bCs/>
         <w:color w:val="000000" w:themeColor="text1"/>
@@ -13796,7 +12169,6 @@
     </w:tblStylePr>
     <w:tblStylePr w:type="firstCol">
       <w:rPr>
-        <w:rFonts w:ascii="Arial" w:eastAsia="Arial" w:hAnsi="Arial" w:cs="Arial"/>
         <w:color w:val="FFFFFF" w:themeColor="background1"/>
       </w:rPr>
       <w:tblPr/>
@@ -13806,7 +12178,6 @@
     </w:tblStylePr>
     <w:tblStylePr w:type="lastCol">
       <w:rPr>
-        <w:rFonts w:ascii="Arial" w:eastAsia="Arial" w:hAnsi="Arial" w:cs="Arial"/>
         <w:color w:val="FFFFFF" w:themeColor="background1"/>
       </w:rPr>
       <w:tblPr/>
@@ -13850,7 +12221,6 @@
     </w:tcPr>
     <w:tblStylePr w:type="firstRow">
       <w:rPr>
-        <w:rFonts w:ascii="Arial" w:eastAsia="Arial" w:hAnsi="Arial" w:cs="Arial"/>
         <w:b/>
         <w:bCs/>
       </w:rPr>
@@ -13861,7 +12231,6 @@
     </w:tblStylePr>
     <w:tblStylePr w:type="lastRow">
       <w:rPr>
-        <w:rFonts w:ascii="Arial" w:eastAsia="Arial" w:hAnsi="Arial" w:cs="Arial"/>
         <w:b/>
         <w:bCs/>
         <w:color w:val="000000" w:themeColor="text1"/>
@@ -13873,7 +12242,6 @@
     </w:tblStylePr>
     <w:tblStylePr w:type="firstCol">
       <w:rPr>
-        <w:rFonts w:ascii="Arial" w:eastAsia="Arial" w:hAnsi="Arial" w:cs="Arial"/>
         <w:color w:val="FFFFFF" w:themeColor="background1"/>
       </w:rPr>
       <w:tblPr/>
@@ -13883,7 +12251,6 @@
     </w:tblStylePr>
     <w:tblStylePr w:type="lastCol">
       <w:rPr>
-        <w:rFonts w:ascii="Arial" w:eastAsia="Arial" w:hAnsi="Arial" w:cs="Arial"/>
         <w:color w:val="FFFFFF" w:themeColor="background1"/>
       </w:rPr>
       <w:tblPr/>
@@ -13927,7 +12294,6 @@
     </w:tcPr>
     <w:tblStylePr w:type="firstRow">
       <w:rPr>
-        <w:rFonts w:ascii="Arial" w:eastAsia="Arial" w:hAnsi="Arial" w:cs="Arial"/>
         <w:b/>
         <w:bCs/>
       </w:rPr>
@@ -13938,7 +12304,6 @@
     </w:tblStylePr>
     <w:tblStylePr w:type="lastRow">
       <w:rPr>
-        <w:rFonts w:ascii="Arial" w:eastAsia="Arial" w:hAnsi="Arial" w:cs="Arial"/>
         <w:b/>
         <w:bCs/>
         <w:color w:val="000000" w:themeColor="text1"/>
@@ -13950,7 +12315,6 @@
     </w:tblStylePr>
     <w:tblStylePr w:type="firstCol">
       <w:rPr>
-        <w:rFonts w:ascii="Arial" w:eastAsia="Arial" w:hAnsi="Arial" w:cs="Arial"/>
         <w:color w:val="FFFFFF" w:themeColor="background1"/>
       </w:rPr>
       <w:tblPr/>
@@ -13960,7 +12324,6 @@
     </w:tblStylePr>
     <w:tblStylePr w:type="lastCol">
       <w:rPr>
-        <w:rFonts w:ascii="Arial" w:eastAsia="Arial" w:hAnsi="Arial" w:cs="Arial"/>
         <w:color w:val="FFFFFF" w:themeColor="background1"/>
       </w:rPr>
       <w:tblPr/>
@@ -13980,6 +12343,45 @@
         <w:shd w:val="clear" w:color="auto" w:fill="FBCAA2" w:themeFill="accent6" w:themeFillTint="7F"/>
       </w:tcPr>
     </w:tblStylePr>
+  </w:style>
+  <w:style w:type="paragraph" w:styleId="CommentText">
+    <w:name w:val="annotation text"/>
+    <w:basedOn w:val="Normal"/>
+    <w:link w:val="CommentTextChar"/>
+    <w:uiPriority w:val="99"/>
+    <w:semiHidden/>
+    <w:unhideWhenUsed/>
+    <w:pPr>
+      <w:spacing w:line="240" w:lineRule="auto"/>
+    </w:pPr>
+    <w:rPr>
+      <w:sz w:val="20"/>
+      <w:szCs w:val="20"/>
+    </w:rPr>
+  </w:style>
+  <w:style w:type="character" w:customStyle="1" w:styleId="CommentTextChar">
+    <w:name w:val="Comment Text Char"/>
+    <w:basedOn w:val="DefaultParagraphFont"/>
+    <w:link w:val="CommentText"/>
+    <w:uiPriority w:val="99"/>
+    <w:semiHidden/>
+    <w:rPr>
+      <w:rFonts w:ascii="Arial" w:hAnsi="Arial"/>
+      <w:color w:val="000000"/>
+      <w:sz w:val="20"/>
+      <w:szCs w:val="20"/>
+    </w:rPr>
+  </w:style>
+  <w:style w:type="character" w:styleId="CommentReference">
+    <w:name w:val="annotation reference"/>
+    <w:basedOn w:val="DefaultParagraphFont"/>
+    <w:uiPriority w:val="99"/>
+    <w:semiHidden/>
+    <w:unhideWhenUsed/>
+    <w:rPr>
+      <w:sz w:val="16"/>
+      <w:szCs w:val="16"/>
+    </w:rPr>
   </w:style>
 </w:styles>
 </file>
@@ -14027,7 +12429,7 @@
     </a:clrScheme>
     <a:fontScheme name="Office">
       <a:majorFont>
-        <a:latin typeface="Arial"/>
+        <a:latin typeface="Calibri"/>
         <a:ea typeface=""/>
         <a:cs typeface=""/>
         <a:font script="Jpan" typeface="ＭＳ ゴシック"/>
@@ -14062,7 +12464,7 @@
         <a:font script="Geor" typeface="Sylfaen"/>
       </a:majorFont>
       <a:minorFont>
-        <a:latin typeface="Arial"/>
+        <a:latin typeface="Cambria"/>
         <a:ea typeface=""/>
         <a:cs typeface=""/>
         <a:font script="Jpan" typeface="ＭＳ 明朝"/>

--- a/assets/lessons/velocity-curve/unit-outline.docx
+++ b/assets/lessons/velocity-curve/unit-outline.docx
@@ -627,7 +627,7 @@
       </w:tabs>
     </w:pPr>
     <w:r>
-      <w:t>wvurail.org/dspira</w:t>
+      <w:t>rail.wvu.edu/dspira</w:t>
     </w:r>
     <w:r>
       <w:tab/>
